--- a/Guide.docx
+++ b/Guide.docx
@@ -313,8 +313,16 @@
       <w:r>
         <w:t xml:space="preserve"> </w:t>
       </w:r>
-      <w:r>
-        <w:t>https://github.com/SanderSMFISH/flofish.git</w:t>
+      <w:hyperlink r:id="rId6" w:history="1">
+        <w:r>
+          <w:rPr>
+            <w:rStyle w:val="Hyperlink"/>
+          </w:rPr>
+          <w:t>https://github.com/SanderSMFISH/flofish.git</w:t>
+        </w:r>
+      </w:hyperlink>
+      <w:r>
+        <w:t xml:space="preserve"> (is not working)</w:t>
       </w:r>
       <w:r>
         <w:br/>
@@ -465,6 +473,9 @@
       </w:r>
       <w:r>
         <w:br/>
+      </w:r>
+      <w:r>
+        <w:lastRenderedPageBreak/>
         <w:t xml:space="preserve">    git push origin </w:t>
       </w:r>
       <w:r>
@@ -485,7 +496,6 @@
         <w:pStyle w:val="Heading1"/>
       </w:pPr>
       <w:r>
-        <w:lastRenderedPageBreak/>
         <w:t xml:space="preserve">Creating an anaconda environment and installing </w:t>
       </w:r>
       <w:proofErr w:type="spellStart"/>
@@ -591,7 +601,10 @@
       </w:r>
       <w:proofErr w:type="spellStart"/>
       <w:r>
-        <w:t>flofish</w:t>
+        <w:t>flofis</w:t>
+      </w:r>
+      <w:r>
+        <w:t>h</w:t>
       </w:r>
       <w:proofErr w:type="spellEnd"/>
     </w:p>
@@ -748,9 +761,6 @@
         <w:tab/>
         <w:t>“pip install -e .”</w:t>
       </w:r>
-      <w:r>
-        <w:t xml:space="preserve">cd </w:t>
-      </w:r>
     </w:p>
     <w:p>
       <w:pPr>
@@ -854,6 +864,7 @@
     </w:p>
     <w:p>
       <w:r>
+        <w:lastRenderedPageBreak/>
         <w:t xml:space="preserve">This script will execute all the code contained in the </w:t>
       </w:r>
       <w:proofErr w:type="spellStart"/>
@@ -870,7 +881,6 @@
         <w:pStyle w:val="Heading1"/>
       </w:pPr>
       <w:r>
-        <w:lastRenderedPageBreak/>
         <w:t xml:space="preserve">Some background on the </w:t>
       </w:r>
       <w:proofErr w:type="spellStart"/>
@@ -939,6 +949,9 @@
     </w:p>
     <w:p>
       <w:r>
+        <w:rPr>
+          <w:noProof/>
+        </w:rPr>
         <w:drawing>
           <wp:inline distT="0" distB="0" distL="0" distR="0" wp14:anchorId="355DC168" wp14:editId="30A979B7">
             <wp:extent cx="2779550" cy="6339840"/>
@@ -955,7 +968,7 @@
                     <pic:cNvPicPr/>
                   </pic:nvPicPr>
                   <pic:blipFill>
-                    <a:blip r:embed="rId6"/>
+                    <a:blip r:embed="rId7"/>
                     <a:stretch>
                       <a:fillRect/>
                     </a:stretch>
@@ -988,6 +1001,7 @@
           <w:b/>
           <w:bCs/>
         </w:rPr>
+        <w:lastRenderedPageBreak/>
         <w:t xml:space="preserve">Figure 1. </w:t>
       </w:r>
       <w:r>
@@ -1084,7 +1098,7 @@
                     </pic:cNvPicPr>
                   </pic:nvPicPr>
                   <pic:blipFill rotWithShape="1">
-                    <a:blip r:embed="rId7">
+                    <a:blip r:embed="rId8">
                       <a:extLst>
                         <a:ext uri="{28A0092B-C50C-407E-A947-70E740481C1C}">
                           <a14:useLocalDpi xmlns:a14="http://schemas.microsoft.com/office/drawing/2010/main" val="0"/>
@@ -1135,155 +1149,144 @@
           <w:b/>
           <w:bCs/>
         </w:rPr>
-        <w:t xml:space="preserve">Figure </w:t>
+        <w:t xml:space="preserve">Figure 2. </w:t>
+      </w:r>
+      <w:r>
+        <w:t xml:space="preserve">Example of </w:t>
+      </w:r>
+      <w:proofErr w:type="spellStart"/>
+      <w:r>
+        <w:t>img</w:t>
+      </w:r>
+      <w:r>
+        <w:t>.json</w:t>
+      </w:r>
+      <w:proofErr w:type="spellEnd"/>
+      <w:r>
+        <w:t xml:space="preserve"> file</w:t>
+      </w:r>
+      <w:r>
+        <w:t xml:space="preserve">. </w:t>
       </w:r>
       <w:r>
         <w:rPr>
           <w:b/>
           <w:bCs/>
         </w:rPr>
-        <w:t>2</w:t>
+        <w:t>This file is produced during the analysis.</w:t>
+      </w:r>
+    </w:p>
+    <w:p>
+      <w:pPr>
+        <w:pStyle w:val="Heading1"/>
+      </w:pPr>
+      <w:r>
+        <w:t>Exploring</w:t>
+      </w:r>
+      <w:r>
+        <w:t xml:space="preserve"> </w:t>
+      </w:r>
+      <w:r>
+        <w:t xml:space="preserve">the </w:t>
+      </w:r>
+      <w:proofErr w:type="spellStart"/>
+      <w:r>
+        <w:t>napari-flofish</w:t>
+      </w:r>
+      <w:proofErr w:type="spellEnd"/>
+      <w:r>
+        <w:t xml:space="preserve"> plugin</w:t>
+      </w:r>
+    </w:p>
+    <w:p>
+      <w:r>
+        <w:t xml:space="preserve">The parameters necessary in bulk processing can be explored using the </w:t>
+      </w:r>
+      <w:proofErr w:type="spellStart"/>
+      <w:r>
+        <w:t>napari-floFISH</w:t>
+      </w:r>
+      <w:proofErr w:type="spellEnd"/>
+      <w:r>
+        <w:t xml:space="preserve"> plugin.   </w:t>
+      </w:r>
+    </w:p>
+    <w:p>
+      <w:r>
+        <w:lastRenderedPageBreak/>
+        <w:t>To open the plugin, i</w:t>
+      </w:r>
+      <w:r>
+        <w:t xml:space="preserve">n your command prompt/shell type: </w:t>
+      </w:r>
+    </w:p>
+    <w:p>
+      <w:r>
+        <w:tab/>
+        <w:t>“</w:t>
+      </w:r>
+      <w:proofErr w:type="spellStart"/>
+      <w:r>
+        <w:t>napari</w:t>
+      </w:r>
+      <w:proofErr w:type="spellEnd"/>
+      <w:r>
+        <w:t>”</w:t>
+      </w:r>
+    </w:p>
+    <w:p>
+      <w:r>
+        <w:t xml:space="preserve">In the toolbar, click “Plugins” and hover the mouse over the </w:t>
+      </w:r>
+      <w:proofErr w:type="spellStart"/>
+      <w:r>
+        <w:t>Napari</w:t>
+      </w:r>
+      <w:proofErr w:type="spellEnd"/>
+      <w:r>
+        <w:t xml:space="preserve"> </w:t>
+      </w:r>
+      <w:proofErr w:type="spellStart"/>
+      <w:r>
+        <w:t>Flofish</w:t>
+      </w:r>
+      <w:proofErr w:type="spellEnd"/>
+      <w:r>
+        <w:t xml:space="preserve"> menu. A drop-down menu will appear with different options. Click the first option named “Read in VSI file”.  </w:t>
+      </w:r>
+      <w:r>
+        <w:t xml:space="preserve">A graphical user element will appear on the right hand of the screen (see </w:t>
       </w:r>
       <w:r>
         <w:rPr>
           <w:b/>
           <w:bCs/>
         </w:rPr>
-        <w:t xml:space="preserve">. </w:t>
-      </w:r>
-      <w:r>
-        <w:t xml:space="preserve">Example of </w:t>
+        <w:t>Figure 3</w:t>
+      </w:r>
+      <w:r>
+        <w:t xml:space="preserve">). This element can be used to load a single VSI image into your viewer. First, select the files in the </w:t>
       </w:r>
       <w:proofErr w:type="spellStart"/>
       <w:r>
-        <w:t>img</w:t>
-      </w:r>
-      <w:r>
-        <w:t>.json</w:t>
+        <w:t>config.json</w:t>
       </w:r>
       <w:proofErr w:type="spellEnd"/>
       <w:r>
-        <w:t xml:space="preserve"> file</w:t>
-      </w:r>
-      <w:r>
-        <w:t xml:space="preserve">. </w:t>
-      </w:r>
-      <w:r>
-        <w:rPr>
-          <w:b/>
-          <w:bCs/>
-        </w:rPr>
-        <w:t>This file is produced during the analysis.</w:t>
+        <w:t>, VSI and DIC image you want to open.</w:t>
+      </w:r>
+      <w:r>
+        <w:t xml:space="preserve"> Next, press run to load the image into the viewer.</w:t>
+      </w:r>
+      <w:r>
+        <w:t xml:space="preserve"> </w:t>
       </w:r>
     </w:p>
     <w:p>
-      <w:pPr>
-        <w:pStyle w:val="Heading1"/>
-      </w:pPr>
-      <w:r>
-        <w:t>Exploring</w:t>
-      </w:r>
-      <w:r>
-        <w:t xml:space="preserve"> </w:t>
-      </w:r>
-      <w:r>
-        <w:t xml:space="preserve">the </w:t>
-      </w:r>
-      <w:proofErr w:type="spellStart"/>
-      <w:r>
-        <w:t>napari-flofish</w:t>
-      </w:r>
-      <w:proofErr w:type="spellEnd"/>
-      <w:r>
-        <w:t xml:space="preserve"> plugin</w:t>
-      </w:r>
-    </w:p>
-    <w:p>
-      <w:r>
-        <w:t xml:space="preserve">The parameters necessary in bulk processing can be explored using the </w:t>
-      </w:r>
-      <w:proofErr w:type="spellStart"/>
-      <w:r>
-        <w:t>napari-floFISH</w:t>
-      </w:r>
-      <w:proofErr w:type="spellEnd"/>
-      <w:r>
-        <w:t xml:space="preserve"> plugin.   </w:t>
-      </w:r>
-    </w:p>
-    <w:p>
-      <w:r>
-        <w:t>To open the plugin, i</w:t>
-      </w:r>
-      <w:r>
-        <w:t xml:space="preserve">n your command prompt/shell type: </w:t>
-      </w:r>
-    </w:p>
-    <w:p>
-      <w:r>
-        <w:tab/>
-        <w:t>“</w:t>
-      </w:r>
-      <w:proofErr w:type="spellStart"/>
-      <w:r>
-        <w:t>napari</w:t>
-      </w:r>
-      <w:proofErr w:type="spellEnd"/>
-      <w:r>
-        <w:t>”</w:t>
-      </w:r>
-    </w:p>
-    <w:p>
-      <w:r>
-        <w:lastRenderedPageBreak/>
-        <w:t xml:space="preserve">In the toolbar, click “Plugins” and hover the mouse over the </w:t>
-      </w:r>
-      <w:proofErr w:type="spellStart"/>
-      <w:r>
-        <w:t>Napari</w:t>
-      </w:r>
-      <w:proofErr w:type="spellEnd"/>
-      <w:r>
-        <w:t xml:space="preserve"> </w:t>
-      </w:r>
-      <w:proofErr w:type="spellStart"/>
-      <w:r>
-        <w:t>Flofish</w:t>
-      </w:r>
-      <w:proofErr w:type="spellEnd"/>
-      <w:r>
-        <w:t xml:space="preserve"> menu. A drop-down menu will appear with different options. Click the first option named “Read in VSI file”.  </w:t>
-      </w:r>
-      <w:r>
-        <w:t xml:space="preserve">A graphical user element will appear on the right hand of the screen (see </w:t>
-      </w:r>
-      <w:r>
-        <w:rPr>
-          <w:b/>
-          <w:bCs/>
-        </w:rPr>
-        <w:t>Figure 3</w:t>
-      </w:r>
-      <w:r>
-        <w:t xml:space="preserve">). This element can be used to load a single VSI image into your viewer. First, select the files in the </w:t>
-      </w:r>
-      <w:proofErr w:type="spellStart"/>
-      <w:r>
-        <w:t>config.json</w:t>
-      </w:r>
-      <w:proofErr w:type="spellEnd"/>
-      <w:r>
-        <w:t>, VSI and DIC image you want to open.</w:t>
-      </w:r>
-      <w:r>
-        <w:t xml:space="preserve"> Next, press run to load the image into the viewer.</w:t>
-      </w:r>
-      <w:r>
-        <w:t xml:space="preserve"> </w:t>
-      </w:r>
-    </w:p>
-    <w:p>
-      <w:r>
+      <w:r>
+        <w:rPr>
+          <w:noProof/>
+        </w:rPr>
         <w:drawing>
           <wp:inline distT="0" distB="0" distL="0" distR="0" wp14:anchorId="44AE19E2" wp14:editId="3B586885">
             <wp:extent cx="3171824" cy="2105025"/>
@@ -1300,7 +1303,7 @@
                     <pic:cNvPicPr/>
                   </pic:nvPicPr>
                   <pic:blipFill rotWithShape="1">
-                    <a:blip r:embed="rId8"/>
+                    <a:blip r:embed="rId9"/>
                     <a:srcRect l="3198" t="6780" b="18305"/>
                     <a:stretch/>
                   </pic:blipFill>
@@ -1333,7 +1336,7 @@
         <w:rPr>
           <w:b/>
           <w:bCs/>
-          <w:lang w:val="it-IT"/>
+          <w:lang w:val="en-GB"/>
         </w:rPr>
       </w:pPr>
       <w:r>
@@ -1344,147 +1347,122 @@
         <w:t xml:space="preserve">Figure 3. </w:t>
       </w:r>
       <w:r>
+        <w:rPr>
+          <w:b/>
+          <w:bCs/>
+          <w:lang w:val="en-GB"/>
+        </w:rPr>
+        <w:t>Read in VSI file GUI element.</w:t>
+      </w:r>
+    </w:p>
+    <w:p>
+      <w:pPr>
+        <w:rPr>
+          <w:lang w:val="en-GB"/>
+        </w:rPr>
+      </w:pPr>
+      <w:r>
+        <w:rPr>
+          <w:lang w:val="en-GB"/>
+        </w:rPr>
+        <w:t>Now open the new</w:t>
+      </w:r>
+      <w:r>
+        <w:rPr>
+          <w:lang w:val="en-GB"/>
+        </w:rPr>
+        <w:t xml:space="preserve"> plugin in the dropdown menu named </w:t>
+      </w:r>
+      <w:r>
+        <w:rPr>
+          <w:lang w:val="en-GB"/>
+        </w:rPr>
+        <w:t>“</w:t>
+      </w:r>
+      <w:r>
+        <w:rPr>
+          <w:lang w:val="en-GB"/>
+        </w:rPr>
+        <w:t>Filter out background”.</w:t>
+      </w:r>
+      <w:r>
+        <w:rPr>
+          <w:b/>
+          <w:bCs/>
+          <w:lang w:val="en-GB"/>
+        </w:rPr>
+        <w:br/>
+      </w:r>
+      <w:r>
+        <w:rPr>
+          <w:lang w:val="en-GB"/>
+        </w:rPr>
+        <w:t xml:space="preserve">Next, perform background filtering of </w:t>
+      </w:r>
+      <w:r>
+        <w:rPr>
+          <w:lang w:val="en-GB"/>
+        </w:rPr>
+        <w:t>one of</w:t>
+      </w:r>
+      <w:r>
+        <w:rPr>
+          <w:lang w:val="en-GB"/>
+        </w:rPr>
+        <w:t xml:space="preserve"> the FISH channels</w:t>
+      </w:r>
+      <w:r>
+        <w:rPr>
+          <w:lang w:val="en-GB"/>
+        </w:rPr>
+        <w:t xml:space="preserve"> by selecting </w:t>
+      </w:r>
+      <w:r>
+        <w:rPr>
+          <w:lang w:val="en-GB"/>
+        </w:rPr>
+        <w:t>the right image layer</w:t>
+      </w:r>
+      <w:r>
+        <w:rPr>
+          <w:lang w:val="en-GB"/>
+        </w:rPr>
+        <w:t xml:space="preserve"> and pressing run (</w:t>
+      </w:r>
+      <w:r>
+        <w:rPr>
+          <w:b/>
+          <w:bCs/>
+          <w:lang w:val="en-GB"/>
+        </w:rPr>
+        <w:t>Figure 4</w:t>
+      </w:r>
+      <w:r>
+        <w:rPr>
+          <w:lang w:val="en-GB"/>
+        </w:rPr>
+        <w:t xml:space="preserve">, </w:t>
+      </w:r>
+      <w:r>
+        <w:rPr>
+          <w:lang w:val="en-GB"/>
+        </w:rPr>
+        <w:t xml:space="preserve">default parameters will probably work with most parameters). </w:t>
+      </w:r>
+    </w:p>
+    <w:p>
+      <w:pPr>
         <w:rPr>
           <w:b/>
           <w:bCs/>
           <w:lang w:val="it-IT"/>
         </w:rPr>
-        <w:t xml:space="preserve">Read in VSI file GUI </w:t>
-      </w:r>
-      <w:proofErr w:type="spellStart"/>
+      </w:pPr>
       <w:r>
         <w:rPr>
           <w:b/>
           <w:bCs/>
-          <w:lang w:val="it-IT"/>
-        </w:rPr>
-        <w:t>elem</w:t>
-      </w:r>
-      <w:r>
-        <w:rPr>
-          <w:b/>
-          <w:bCs/>
-          <w:lang w:val="it-IT"/>
-        </w:rPr>
-        <w:t>ent</w:t>
-      </w:r>
-      <w:proofErr w:type="spellEnd"/>
-      <w:r>
-        <w:rPr>
-          <w:b/>
-          <w:bCs/>
-          <w:lang w:val="it-IT"/>
-        </w:rPr>
-        <w:t>.</w:t>
-      </w:r>
-    </w:p>
-    <w:p>
-      <w:pPr>
-        <w:rPr>
-          <w:lang w:val="en-GB"/>
-        </w:rPr>
-      </w:pPr>
-      <w:r>
-        <w:rPr>
-          <w:lang w:val="en-GB"/>
-        </w:rPr>
-        <w:t>Now open the new</w:t>
-      </w:r>
-      <w:r>
-        <w:rPr>
-          <w:lang w:val="en-GB"/>
-        </w:rPr>
-        <w:t xml:space="preserve"> plugin in the dropdown menu named </w:t>
-      </w:r>
-      <w:r>
-        <w:rPr>
-          <w:lang w:val="en-GB"/>
-        </w:rPr>
-        <w:t>“</w:t>
-      </w:r>
-      <w:r>
-        <w:rPr>
-          <w:lang w:val="en-GB"/>
-        </w:rPr>
-        <w:t>Filter out background”.</w:t>
-      </w:r>
-      <w:r>
-        <w:rPr>
-          <w:b/>
-          <w:bCs/>
-          <w:lang w:val="en-GB"/>
-        </w:rPr>
-        <w:br/>
-      </w:r>
-      <w:r>
-        <w:rPr>
-          <w:lang w:val="en-GB"/>
-        </w:rPr>
-        <w:t xml:space="preserve">Next, perform background filtering of </w:t>
-      </w:r>
-      <w:r>
-        <w:rPr>
-          <w:lang w:val="en-GB"/>
-        </w:rPr>
-        <w:t>one of</w:t>
-      </w:r>
-      <w:r>
-        <w:rPr>
-          <w:lang w:val="en-GB"/>
-        </w:rPr>
-        <w:t xml:space="preserve"> the FISH channels</w:t>
-      </w:r>
-      <w:r>
-        <w:rPr>
-          <w:lang w:val="en-GB"/>
-        </w:rPr>
-        <w:t xml:space="preserve"> by selecting </w:t>
-      </w:r>
-      <w:r>
-        <w:rPr>
-          <w:lang w:val="en-GB"/>
-        </w:rPr>
-        <w:t>the right image layer</w:t>
-      </w:r>
-      <w:r>
-        <w:rPr>
-          <w:lang w:val="en-GB"/>
-        </w:rPr>
-        <w:t xml:space="preserve"> and pressing run (</w:t>
-      </w:r>
-      <w:r>
-        <w:rPr>
-          <w:b/>
-          <w:bCs/>
-          <w:lang w:val="en-GB"/>
-        </w:rPr>
-        <w:t>Figure 4</w:t>
-      </w:r>
-      <w:r>
-        <w:rPr>
-          <w:lang w:val="en-GB"/>
-        </w:rPr>
-        <w:t xml:space="preserve">, </w:t>
-      </w:r>
-      <w:r>
-        <w:rPr>
-          <w:lang w:val="en-GB"/>
-        </w:rPr>
-        <w:t xml:space="preserve">default parameters will probably work with most parameters). </w:t>
-      </w:r>
-    </w:p>
-    <w:p>
-      <w:pPr>
-        <w:rPr>
-          <w:b/>
-          <w:bCs/>
-          <w:lang w:val="it-IT"/>
-        </w:rPr>
-      </w:pPr>
-      <w:r>
-        <w:rPr>
-          <w:b/>
-          <w:bCs/>
+          <w:noProof/>
           <w:lang w:val="it-IT"/>
         </w:rPr>
         <w:drawing>
@@ -1503,7 +1481,7 @@
                     <pic:cNvPicPr/>
                   </pic:nvPicPr>
                   <pic:blipFill>
-                    <a:blip r:embed="rId9"/>
+                    <a:blip r:embed="rId10"/>
                     <a:stretch>
                       <a:fillRect/>
                     </a:stretch>
@@ -1572,6 +1550,7 @@
         <w:rPr>
           <w:lang w:val="en-GB"/>
         </w:rPr>
+        <w:lastRenderedPageBreak/>
         <w:t xml:space="preserve">Next, </w:t>
       </w:r>
       <w:r>
@@ -1590,13 +1569,7 @@
         <w:rPr>
           <w:lang w:val="en-GB"/>
         </w:rPr>
-        <w:t xml:space="preserve"> </w:t>
-      </w:r>
-      <w:r>
-        <w:rPr>
-          <w:lang w:val="en-GB"/>
-        </w:rPr>
-        <w:t xml:space="preserve">on the produced background filtered image </w:t>
+        <w:t xml:space="preserve"> on the produced background filtered image </w:t>
       </w:r>
       <w:r>
         <w:rPr>
@@ -1608,19 +1581,7 @@
         <w:rPr>
           <w:lang w:val="en-GB"/>
         </w:rPr>
-        <w:t xml:space="preserve"> a Laplacian of Gaussian operation </w:t>
-      </w:r>
-      <w:r>
-        <w:rPr>
-          <w:lang w:val="en-GB"/>
-        </w:rPr>
-        <w:t>(Log)</w:t>
-      </w:r>
-      <w:r>
-        <w:rPr>
-          <w:lang w:val="en-GB"/>
-        </w:rPr>
-        <w:t>, followed by local maxima detection</w:t>
+        <w:t xml:space="preserve"> a Laplacian of Gaussian operation (Log), followed by local maxima detection</w:t>
       </w:r>
       <w:r>
         <w:rPr>
@@ -1671,7 +1632,6 @@
         <w:rPr>
           <w:lang w:val="en-GB"/>
         </w:rPr>
-        <w:lastRenderedPageBreak/>
         <w:t xml:space="preserve">This will produce three new layers: </w:t>
       </w:r>
     </w:p>
@@ -1943,6 +1903,7 @@
       </w:pPr>
       <w:r>
         <w:rPr>
+          <w:noProof/>
           <w:lang w:val="en-GB"/>
         </w:rPr>
         <w:drawing>
@@ -1961,7 +1922,7 @@
                     <pic:cNvPicPr/>
                   </pic:nvPicPr>
                   <pic:blipFill>
-                    <a:blip r:embed="rId10"/>
+                    <a:blip r:embed="rId11"/>
                     <a:stretch>
                       <a:fillRect/>
                     </a:stretch>
@@ -2067,7 +2028,14 @@
         <w:rPr>
           <w:lang w:val="en-GB"/>
         </w:rPr>
-        <w:t>update the threshold. Compare the newly produced spot point layer to the previous layer, how does changing the threshold affect the spot count?</w:t>
+        <w:t xml:space="preserve">update the threshold. </w:t>
+      </w:r>
+      <w:r>
+        <w:rPr>
+          <w:lang w:val="en-GB"/>
+        </w:rPr>
+        <w:lastRenderedPageBreak/>
+        <w:t>Compare the newly produced spot point layer to the previous layer, how does changing the threshold affect the spot count?</w:t>
       </w:r>
     </w:p>
     <w:p>
@@ -2082,9 +2050,9 @@
         <w:rPr>
           <w:b/>
           <w:bCs/>
-          <w:lang w:val="en-GB"/>
-        </w:rPr>
-        <w:lastRenderedPageBreak/>
+          <w:noProof/>
+          <w:lang w:val="en-GB"/>
+        </w:rPr>
         <w:drawing>
           <wp:inline distT="0" distB="0" distL="0" distR="0" wp14:anchorId="176D3614" wp14:editId="53C049D9">
             <wp:extent cx="3705742" cy="1667108"/>
@@ -2101,7 +2069,7 @@
                     <pic:cNvPicPr/>
                   </pic:nvPicPr>
                   <pic:blipFill>
-                    <a:blip r:embed="rId11"/>
+                    <a:blip r:embed="rId12"/>
                     <a:stretch>
                       <a:fillRect/>
                     </a:stretch>
@@ -2189,19 +2157,7 @@
         <w:rPr>
           <w:lang w:val="en-GB"/>
         </w:rPr>
-        <w:t xml:space="preserve">). This GUI element contains the code to identify spots with abnormal </w:t>
-      </w:r>
-      <w:r>
-        <w:rPr>
-          <w:lang w:val="en-GB"/>
-        </w:rPr>
-        <w:t xml:space="preserve">spot </w:t>
-      </w:r>
-      <w:r>
-        <w:rPr>
-          <w:lang w:val="en-GB"/>
-        </w:rPr>
-        <w:t xml:space="preserve">brightness and/ or shape, indicating that multiple RNAS are localised there (including </w:t>
+        <w:t xml:space="preserve">). This GUI element contains the code to identify spots with abnormal spot brightness and/ or shape, indicating that multiple RNAS are localised there (including </w:t>
       </w:r>
       <w:proofErr w:type="spellStart"/>
       <w:r>
@@ -2221,6 +2177,7 @@
         <w:rPr>
           <w:b/>
           <w:bCs/>
+          <w:noProof/>
           <w:lang w:val="en-GB"/>
         </w:rPr>
         <w:drawing>
@@ -2239,7 +2196,7 @@
                     <pic:cNvPicPr/>
                   </pic:nvPicPr>
                   <pic:blipFill rotWithShape="1">
-                    <a:blip r:embed="rId12"/>
+                    <a:blip r:embed="rId13"/>
                     <a:srcRect t="13333" b="17083"/>
                     <a:stretch/>
                   </pic:blipFill>
@@ -2367,6 +2324,7 @@
         <w:rPr>
           <w:b/>
           <w:bCs/>
+          <w:noProof/>
           <w:lang w:val="en-GB"/>
         </w:rPr>
         <w:drawing>
@@ -2385,7 +2343,7 @@
                     <pic:cNvPicPr/>
                   </pic:nvPicPr>
                   <pic:blipFill>
-                    <a:blip r:embed="rId13"/>
+                    <a:blip r:embed="rId14"/>
                     <a:stretch>
                       <a:fillRect/>
                     </a:stretch>
@@ -2499,9 +2457,9 @@
       </w:pPr>
       <w:r>
         <w:rPr>
-          <w:lang w:val="en-GB"/>
-        </w:rPr>
-        <w:lastRenderedPageBreak/>
+          <w:noProof/>
+          <w:lang w:val="en-GB"/>
+        </w:rPr>
         <w:drawing>
           <wp:inline distT="0" distB="0" distL="0" distR="0" wp14:anchorId="33720AC4" wp14:editId="77E74B54">
             <wp:extent cx="5486400" cy="4166870"/>
@@ -2518,7 +2476,7 @@
                     <pic:cNvPicPr/>
                   </pic:nvPicPr>
                   <pic:blipFill>
-                    <a:blip r:embed="rId14"/>
+                    <a:blip r:embed="rId15"/>
                     <a:stretch>
                       <a:fillRect/>
                     </a:stretch>
@@ -2620,10 +2578,7 @@
         <w:pStyle w:val="Heading1"/>
       </w:pPr>
       <w:r>
-        <w:t xml:space="preserve">Exploring </w:t>
-      </w:r>
-      <w:r>
-        <w:t xml:space="preserve">bulk processing with </w:t>
+        <w:t xml:space="preserve">Exploring bulk processing with </w:t>
       </w:r>
       <w:proofErr w:type="spellStart"/>
       <w:r>
@@ -2776,6 +2731,9 @@
     </w:p>
     <w:p>
       <w:r>
+        <w:rPr>
+          <w:noProof/>
+        </w:rPr>
         <w:drawing>
           <wp:inline distT="0" distB="0" distL="0" distR="0" wp14:anchorId="6FF579B6" wp14:editId="6FA3BF4E">
             <wp:extent cx="5486400" cy="3662680"/>
@@ -2792,7 +2750,7 @@
                     <pic:cNvPicPr/>
                   </pic:nvPicPr>
                   <pic:blipFill>
-                    <a:blip r:embed="rId15"/>
+                    <a:blip r:embed="rId16"/>
                     <a:stretch>
                       <a:fillRect/>
                     </a:stretch>
@@ -3042,6 +3000,39 @@
         </w:rPr>
         <w:t>=False</w:t>
       </w:r>
+    </w:p>
+    <w:p>
+      <w:pPr>
+        <w:pStyle w:val="ListParagraph"/>
+        <w:numPr>
+          <w:ilvl w:val="0"/>
+          <w:numId w:val="14"/>
+        </w:numPr>
+        <w:rPr>
+          <w:b/>
+          <w:bCs/>
+        </w:rPr>
+      </w:pPr>
+      <w:r>
+        <w:rPr>
+          <w:b/>
+          <w:bCs/>
+        </w:rPr>
+        <w:t>The folder to move the test data is not there.</w:t>
+      </w:r>
+    </w:p>
+    <w:p>
+      <w:pPr>
+        <w:pStyle w:val="ListParagraph"/>
+        <w:numPr>
+          <w:ilvl w:val="0"/>
+          <w:numId w:val="14"/>
+        </w:numPr>
+        <w:rPr>
+          <w:b/>
+          <w:bCs/>
+        </w:rPr>
+      </w:pPr>
     </w:p>
     <w:p>
       <w:r>

--- a/Guide.docx
+++ b/Guide.docx
@@ -42,7 +42,10 @@
     </w:p>
     <w:p>
       <w:r>
-        <w:t xml:space="preserve">In this tutorial, we will go through </w:t>
+        <w:t xml:space="preserve">In this tutorial, we will </w:t>
+      </w:r>
+      <w:r>
+        <w:t xml:space="preserve">explore </w:t>
       </w:r>
       <w:proofErr w:type="spellStart"/>
       <w:r>
@@ -50,14 +53,22 @@
       </w:r>
       <w:proofErr w:type="spellEnd"/>
       <w:r>
-        <w:t xml:space="preserve">, a software wrapper written by Florence </w:t>
+        <w:t xml:space="preserve">. </w:t>
       </w:r>
       <w:proofErr w:type="spellStart"/>
       <w:r>
-        <w:t>berbain</w:t>
+        <w:t>FloFISH</w:t>
       </w:r>
       <w:proofErr w:type="spellEnd"/>
       <w:r>
+        <w:t xml:space="preserve"> is a software wrapper written by Florence </w:t>
+      </w:r>
+      <w:proofErr w:type="spellStart"/>
+      <w:r>
+        <w:t>Berbain</w:t>
+      </w:r>
+      <w:proofErr w:type="spellEnd"/>
+      <w:r>
         <w:t xml:space="preserve"> for the </w:t>
       </w:r>
       <w:proofErr w:type="spellStart"/>
@@ -77,40 +88,37 @@
     </w:p>
     <w:p>
       <w:r>
-        <w:t xml:space="preserve">Before we explore </w:t>
-      </w:r>
-      <w:r>
-        <w:t>the code</w:t>
-      </w:r>
-      <w:r>
-        <w:t xml:space="preserve">, we will complete all the necessary installations to run it. To run the code, we will clone her </w:t>
-      </w:r>
-      <w:r>
-        <w:rPr>
-          <w:b/>
-          <w:bCs/>
-        </w:rPr>
-        <w:t>GitHub</w:t>
-      </w:r>
-      <w:r>
-        <w:rPr>
-          <w:b/>
-          <w:bCs/>
-        </w:rPr>
-        <w:t xml:space="preserve"> repository</w:t>
-      </w:r>
-      <w:r>
-        <w:t xml:space="preserve"> using </w:t>
-      </w:r>
-      <w:r>
-        <w:rPr>
-          <w:b/>
-          <w:bCs/>
-        </w:rPr>
-        <w:t>git</w:t>
-      </w:r>
-      <w:r>
-        <w:t xml:space="preserve">. </w:t>
+        <w:t>Before we explore the code, we will go through the necessary software dependencies we need to install and provide some background on why they are needed</w:t>
+      </w:r>
+      <w:r>
+        <w:t xml:space="preserve"> and how to use them</w:t>
+      </w:r>
+      <w:r>
+        <w:t xml:space="preserve">. These are: </w:t>
+      </w:r>
+    </w:p>
+    <w:p>
+      <w:pPr>
+        <w:pStyle w:val="ListParagraph"/>
+        <w:numPr>
+          <w:ilvl w:val="0"/>
+          <w:numId w:val="16"/>
+        </w:numPr>
+      </w:pPr>
+      <w:r>
+        <w:t>Git</w:t>
+      </w:r>
+    </w:p>
+    <w:p>
+      <w:pPr>
+        <w:pStyle w:val="ListParagraph"/>
+        <w:numPr>
+          <w:ilvl w:val="0"/>
+          <w:numId w:val="16"/>
+        </w:numPr>
+      </w:pPr>
+      <w:r>
+        <w:t xml:space="preserve">Anaconda </w:t>
       </w:r>
     </w:p>
     <w:p>
@@ -127,13 +135,7 @@
       </w:r>
       <w:r>
         <w:br/>
-        <w:t xml:space="preserve">- Revert to earlier versions of </w:t>
-      </w:r>
-      <w:r>
-        <w:t xml:space="preserve">the </w:t>
-      </w:r>
-      <w:r>
-        <w:t>code</w:t>
+        <w:t>- Revert to earlier versions of the code</w:t>
       </w:r>
       <w:r>
         <w:br/>
@@ -176,6 +178,19 @@
       </w:r>
     </w:p>
     <w:p>
+      <w:r>
+        <w:t xml:space="preserve">To install the </w:t>
+      </w:r>
+      <w:proofErr w:type="spellStart"/>
+      <w:r>
+        <w:t>floFISH</w:t>
+      </w:r>
+      <w:proofErr w:type="spellEnd"/>
+      <w:r>
+        <w:t xml:space="preserve"> code, we need to create a locally copy on your computer (cloning).  </w:t>
+      </w:r>
+    </w:p>
+    <w:p>
       <w:pPr>
         <w:pStyle w:val="Heading2"/>
       </w:pPr>
@@ -189,10 +204,15 @@
       </w:r>
       <w:r>
         <w:br/>
-        <w:t>🌐 https://github.com/git-guides/install-git</w:t>
-      </w:r>
-      <w:r>
-        <w:t>.</w:t>
+      </w:r>
+      <w:r>
+        <w:rPr>
+          <w:rFonts w:ascii="Segoe UI Emoji" w:hAnsi="Segoe UI Emoji" w:cs="Segoe UI Emoji"/>
+        </w:rPr>
+        <w:t>🌐</w:t>
+      </w:r>
+      <w:r>
+        <w:t xml:space="preserve"> https://github.com/git-guides/install-git.</w:t>
       </w:r>
     </w:p>
     <w:p>
@@ -209,7 +229,15 @@
       </w:r>
       <w:r>
         <w:br/>
-        <w:t>🌐 https://www.anaconda.com/download</w:t>
+      </w:r>
+      <w:r>
+        <w:rPr>
+          <w:rFonts w:ascii="Segoe UI Emoji" w:hAnsi="Segoe UI Emoji" w:cs="Segoe UI Emoji"/>
+        </w:rPr>
+        <w:t>🌐</w:t>
+      </w:r>
+      <w:r>
+        <w:t xml:space="preserve"> https://www.anaconda.com/download</w:t>
       </w:r>
     </w:p>
     <w:p>
@@ -234,6 +262,7 @@
         <w:pStyle w:val="Heading2"/>
       </w:pPr>
       <w:r>
+        <w:lastRenderedPageBreak/>
         <w:t>4. Check if Git Is Installed</w:t>
       </w:r>
     </w:p>
@@ -253,9 +282,6 @@
       </w:r>
       <w:r>
         <w:br/>
-      </w:r>
-      <w:r>
-        <w:lastRenderedPageBreak/>
         <w:t>If installed, you’ll see something like:</w:t>
       </w:r>
       <w:r>
@@ -300,18 +326,9 @@
       </w:r>
       <w:r>
         <w:br/>
-        <w:t xml:space="preserve">    </w:t>
-      </w:r>
-      <w:r>
-        <w:t xml:space="preserve">git clone -b </w:t>
-      </w:r>
-      <w:proofErr w:type="spellStart"/>
-      <w:r>
-        <w:t>sander_testing</w:t>
-      </w:r>
-      <w:proofErr w:type="spellEnd"/>
-      <w:r>
-        <w:t xml:space="preserve"> </w:t>
+      </w:r>
+      <w:r>
+        <w:t xml:space="preserve">git clone --branch sander-testing </w:t>
       </w:r>
       <w:hyperlink r:id="rId6" w:history="1">
         <w:r>
@@ -321,15 +338,18 @@
           <w:t>https://github.com/SanderSMFISH/flofish.git</w:t>
         </w:r>
       </w:hyperlink>
-      <w:r>
-        <w:t xml:space="preserve"> (is not working)</w:t>
-      </w:r>
-      <w:r>
-        <w:br/>
-      </w:r>
-      <w:r>
-        <w:br/>
-        <w:t>This will create a folder called flofish containing all the code files.</w:t>
+    </w:p>
+    <w:p>
+      <w:r>
+        <w:t xml:space="preserve">This will create a folder called </w:t>
+      </w:r>
+      <w:proofErr w:type="spellStart"/>
+      <w:r>
+        <w:t>flofish</w:t>
+      </w:r>
+      <w:proofErr w:type="spellEnd"/>
+      <w:r>
+        <w:t xml:space="preserve"> containing all the code files.</w:t>
       </w:r>
     </w:p>
     <w:p>
@@ -337,10 +357,7 @@
         <w:pStyle w:val="Heading1"/>
       </w:pPr>
       <w:r>
-        <w:t>Making and Saving Code Changes</w:t>
-      </w:r>
-      <w:r>
-        <w:t xml:space="preserve"> to </w:t>
+        <w:t xml:space="preserve">Keeping track of changes made to </w:t>
       </w:r>
       <w:proofErr w:type="spellStart"/>
       <w:r>
@@ -353,13 +370,7 @@
     </w:p>
     <w:p>
       <w:r>
-        <w:t xml:space="preserve">Once the code is on your computer, you can edit it freely. Git helps you track and share these changes using </w:t>
-      </w:r>
-      <w:r>
-        <w:t>four</w:t>
-      </w:r>
-      <w:r>
-        <w:t xml:space="preserve"> steps:</w:t>
+        <w:t>Once the code is on your computer, you can edit it freely. Git helps you track and share these changes using four steps:</w:t>
       </w:r>
     </w:p>
     <w:p>
@@ -461,6 +472,7 @@
         <w:pStyle w:val="Heading2"/>
       </w:pPr>
       <w:r>
+        <w:lastRenderedPageBreak/>
         <w:t>Push Your Changes to GitHub</w:t>
       </w:r>
     </w:p>
@@ -473,22 +485,7 @@
       </w:r>
       <w:r>
         <w:br/>
-      </w:r>
-      <w:r>
-        <w:lastRenderedPageBreak/>
-        <w:t xml:space="preserve">    git push origin </w:t>
-      </w:r>
-      <w:r>
-        <w:t>branch</w:t>
-      </w:r>
-      <w:r>
-        <w:t xml:space="preserve">      # </w:t>
-      </w:r>
-      <w:r>
-        <w:t>‘branch</w:t>
-      </w:r>
-      <w:r>
-        <w:t>' is your branch name (might be 'master' or another)</w:t>
+        <w:t xml:space="preserve">    git push origin branch      # ‘branch' is your branch name (might be 'master' or another)</w:t>
       </w:r>
     </w:p>
     <w:p>
@@ -496,10 +493,43 @@
         <w:pStyle w:val="Heading1"/>
       </w:pPr>
       <w:r>
-        <w:t xml:space="preserve">Creating an anaconda environment and installing </w:t>
+        <w:t>What Is Anaconda?</w:t>
+      </w:r>
+    </w:p>
+    <w:p>
+      <w:r>
+        <w:t>Anaconda is a free and open-source distribution of the Python and R programming languages designed for scientific computing and data science</w:t>
+      </w:r>
+      <w:r>
+        <w:t xml:space="preserve">. </w:t>
+      </w:r>
+      <w:r>
+        <w:t xml:space="preserve">Anaconda is widely used for creating and managing isolated environments, which allow users to install specific versions of Python and libraries without interfering with other projects. This is especially useful for managing dependencies and avoiding conflicts between packages. Using </w:t>
       </w:r>
       <w:proofErr w:type="spellStart"/>
       <w:r>
+        <w:t>conda</w:t>
+      </w:r>
+      <w:proofErr w:type="spellEnd"/>
+      <w:r>
+        <w:t>, you can easily create, switch between, and export environments, making it ideal for reproducible research and collaborative development in data science and scientific computing.</w:t>
+      </w:r>
+    </w:p>
+    <w:p>
+      <w:pPr>
+        <w:pStyle w:val="Heading1"/>
+      </w:pPr>
+      <w:r>
+        <w:t xml:space="preserve">Creating an </w:t>
+      </w:r>
+      <w:r>
+        <w:t>Anaconda</w:t>
+      </w:r>
+      <w:r>
+        <w:t xml:space="preserve"> environment and installing </w:t>
+      </w:r>
+      <w:proofErr w:type="spellStart"/>
+      <w:r>
         <w:t>FloFISH</w:t>
       </w:r>
       <w:proofErr w:type="spellEnd"/>
@@ -514,7 +544,27 @@
     </w:p>
     <w:p>
       <w:r>
-        <w:t>On Windows, use the **Anaconda Prompt**. On macOS/Linux, use your regular **Terminal**.</w:t>
+        <w:t xml:space="preserve">On Windows, use the </w:t>
+      </w:r>
+      <w:r>
+        <w:rPr>
+          <w:b/>
+          <w:bCs/>
+        </w:rPr>
+        <w:t>Anaconda Prompt</w:t>
+      </w:r>
+      <w:r>
+        <w:t xml:space="preserve">. On macOS/Linux, use your regular </w:t>
+      </w:r>
+      <w:r>
+        <w:rPr>
+          <w:b/>
+          <w:bCs/>
+        </w:rPr>
+        <w:t>Terminal</w:t>
+      </w:r>
+      <w:r>
+        <w:t>.</w:t>
       </w:r>
     </w:p>
     <w:p>
@@ -601,10 +651,7 @@
       </w:r>
       <w:proofErr w:type="spellStart"/>
       <w:r>
-        <w:t>flofis</w:t>
-      </w:r>
-      <w:r>
-        <w:t>h</w:t>
+        <w:t>flofish</w:t>
       </w:r>
       <w:proofErr w:type="spellEnd"/>
     </w:p>
@@ -655,105 +702,141 @@
         <w:ind w:firstLine="720"/>
       </w:pPr>
       <w:r>
+        <w:t xml:space="preserve">“pip install -e . ” </w:t>
+      </w:r>
+    </w:p>
+    <w:p>
+      <w:pPr>
+        <w:rPr>
+          <w:rFonts w:ascii="Segoe UI Emoji" w:eastAsia="Segoe UI Emoji" w:hAnsi="Segoe UI Emoji" w:cs="Segoe UI Emoji"/>
+        </w:rPr>
+      </w:pPr>
+      <w:r>
+        <w:t xml:space="preserve">To install all the </w:t>
+      </w:r>
+      <w:proofErr w:type="spellStart"/>
+      <w:r>
+        <w:t>flofish</w:t>
+      </w:r>
+      <w:proofErr w:type="spellEnd"/>
+      <w:r>
+        <w:t xml:space="preserve"> code and its dependencies </w:t>
+      </w:r>
+      <w:r>
+        <w:rPr>
+          <w:rFonts w:ascii="Segoe UI Emoji" w:eastAsia="Segoe UI Emoji" w:hAnsi="Segoe UI Emoji" w:cs="Segoe UI Emoji"/>
+        </w:rPr>
+        <w:t>😊!</w:t>
+      </w:r>
+    </w:p>
+    <w:p>
+      <w:pPr>
+        <w:pStyle w:val="Heading2"/>
+      </w:pPr>
+      <w:r>
+        <w:lastRenderedPageBreak/>
+        <w:t xml:space="preserve">5. </w:t>
+      </w:r>
+      <w:r>
+        <w:t xml:space="preserve">Install the </w:t>
+      </w:r>
+      <w:proofErr w:type="spellStart"/>
+      <w:r>
+        <w:t>napari-flofish</w:t>
+      </w:r>
+      <w:proofErr w:type="spellEnd"/>
+      <w:r>
+        <w:t xml:space="preserve"> plugin</w:t>
+      </w:r>
+    </w:p>
+    <w:p>
+      <w:bookmarkStart w:id="0" w:name="_Hlk197271979"/>
+      <w:r>
+        <w:t xml:space="preserve">Florence also made a </w:t>
+      </w:r>
+      <w:proofErr w:type="spellStart"/>
+      <w:r>
+        <w:t>napari</w:t>
+      </w:r>
+      <w:proofErr w:type="spellEnd"/>
+      <w:r>
+        <w:t xml:space="preserve"> plugin, a GUI embedded in the </w:t>
+      </w:r>
+      <w:proofErr w:type="spellStart"/>
+      <w:r>
+        <w:t>napari</w:t>
+      </w:r>
+      <w:proofErr w:type="spellEnd"/>
+      <w:r>
+        <w:t xml:space="preserve"> viewer, that can be used to explore </w:t>
+      </w:r>
+      <w:proofErr w:type="spellStart"/>
+      <w:r>
+        <w:t>FloFish</w:t>
+      </w:r>
+      <w:proofErr w:type="spellEnd"/>
+      <w:r>
+        <w:t xml:space="preserve"> </w:t>
+      </w:r>
+      <w:bookmarkEnd w:id="0"/>
+      <w:r>
+        <w:t>code functionalities (</w:t>
+      </w:r>
+      <w:r>
+        <w:t>https://github.com/LaToyaVanderB/napari-flofish/tree/main</w:t>
+      </w:r>
+      <w:r>
+        <w:t>). Clone this repository</w:t>
+      </w:r>
+      <w:r>
+        <w:t xml:space="preserve"> in a different directory that is not a subfolder of </w:t>
+      </w:r>
+      <w:proofErr w:type="spellStart"/>
+      <w:r>
+        <w:t>flofish</w:t>
+      </w:r>
+      <w:proofErr w:type="spellEnd"/>
+      <w:r>
+        <w:t xml:space="preserve">: </w:t>
+      </w:r>
+    </w:p>
+    <w:p>
+      <w:r>
         <w:t>“</w:t>
       </w:r>
       <w:r>
-        <w:t>pip install -e .</w:t>
-      </w:r>
-      <w:r>
-        <w:t xml:space="preserve"> ”</w:t>
-      </w:r>
+        <w:t xml:space="preserve">git clone --branch sander-testing </w:t>
+      </w:r>
+      <w:hyperlink r:id="rId7" w:history="1">
+        <w:r>
+          <w:rPr>
+            <w:rStyle w:val="Hyperlink"/>
+          </w:rPr>
+          <w:t>https://github.com/SanderSMFISH/</w:t>
+        </w:r>
+        <w:r>
+          <w:rPr>
+            <w:rStyle w:val="Hyperlink"/>
+          </w:rPr>
+          <w:t>napari-</w:t>
+        </w:r>
+        <w:r>
+          <w:rPr>
+            <w:rStyle w:val="Hyperlink"/>
+          </w:rPr>
+          <w:t>flofish.git</w:t>
+        </w:r>
+      </w:hyperlink>
+      <w:r>
+        <w:t>”</w:t>
+      </w:r>
+    </w:p>
+    <w:p>
       <w:r>
         <w:t xml:space="preserve"> </w:t>
       </w:r>
-    </w:p>
-    <w:p>
-      <w:pPr>
-        <w:rPr>
-          <w:rFonts w:ascii="Segoe UI Emoji" w:eastAsia="Segoe UI Emoji" w:hAnsi="Segoe UI Emoji" w:cs="Segoe UI Emoji"/>
-        </w:rPr>
-      </w:pPr>
-      <w:r>
-        <w:t xml:space="preserve">To install all the </w:t>
-      </w:r>
-      <w:proofErr w:type="spellStart"/>
-      <w:r>
-        <w:t>flofish</w:t>
-      </w:r>
-      <w:proofErr w:type="spellEnd"/>
-      <w:r>
-        <w:t xml:space="preserve"> code</w:t>
-      </w:r>
-      <w:r>
-        <w:t xml:space="preserve"> and its dependencies</w:t>
-      </w:r>
-      <w:r>
-        <w:t xml:space="preserve"> </w:t>
-      </w:r>
-      <w:r>
-        <w:rPr>
-          <w:rFonts w:ascii="Segoe UI Emoji" w:eastAsia="Segoe UI Emoji" w:hAnsi="Segoe UI Emoji" w:cs="Segoe UI Emoji"/>
-        </w:rPr>
-        <w:t>😊!</w:t>
-      </w:r>
-    </w:p>
-    <w:p>
-      <w:pPr>
-        <w:pStyle w:val="Heading2"/>
-      </w:pPr>
-      <w:r>
-        <w:t xml:space="preserve">5. </w:t>
-      </w:r>
-      <w:r>
-        <w:t xml:space="preserve">Install the </w:t>
-      </w:r>
-      <w:proofErr w:type="spellStart"/>
-      <w:r>
-        <w:t>napari-flofish</w:t>
-      </w:r>
-      <w:proofErr w:type="spellEnd"/>
-      <w:r>
-        <w:t xml:space="preserve"> plugin</w:t>
-      </w:r>
-    </w:p>
-    <w:p>
-      <w:bookmarkStart w:id="0" w:name="_Hlk197271979"/>
-      <w:r>
-        <w:t xml:space="preserve">Florence also made a </w:t>
-      </w:r>
-      <w:proofErr w:type="spellStart"/>
-      <w:r>
-        <w:t>napari</w:t>
-      </w:r>
-      <w:proofErr w:type="spellEnd"/>
-      <w:r>
-        <w:t xml:space="preserve"> plugin, a GUI embedded in the </w:t>
-      </w:r>
-      <w:proofErr w:type="spellStart"/>
-      <w:r>
-        <w:t>napari</w:t>
-      </w:r>
-      <w:proofErr w:type="spellEnd"/>
-      <w:r>
-        <w:t xml:space="preserve"> viewer, that can be used to explore </w:t>
-      </w:r>
-      <w:proofErr w:type="spellStart"/>
-      <w:r>
-        <w:t>FloFish</w:t>
-      </w:r>
-      <w:proofErr w:type="spellEnd"/>
-      <w:r>
-        <w:t xml:space="preserve"> </w:t>
-      </w:r>
-      <w:bookmarkEnd w:id="0"/>
-      <w:r>
-        <w:t>code functionalities (</w:t>
-      </w:r>
-      <w:r>
-        <w:t>https://github.com/LaToyaVanderB/napari-flofish/tree/main</w:t>
-      </w:r>
-      <w:r>
-        <w:t xml:space="preserve">). Clone this repository and install its code by typing: </w:t>
+      <w:r>
+        <w:t xml:space="preserve">and install its code by typing: </w:t>
       </w:r>
     </w:p>
     <w:p>
@@ -767,6 +850,275 @@
         <w:pStyle w:val="Heading1"/>
       </w:pPr>
       <w:r>
+        <w:t>Downloading the example data</w:t>
+      </w:r>
+    </w:p>
+    <w:p>
+      <w:r>
+        <w:t>To test whether the code is installed properly</w:t>
+      </w:r>
+      <w:r>
+        <w:t>,</w:t>
+      </w:r>
+      <w:r>
+        <w:t xml:space="preserve"> we will try to run some tests on some example code. The example data can be downloaded from the following </w:t>
+      </w:r>
+      <w:proofErr w:type="spellStart"/>
+      <w:r>
+        <w:t>Zenodo</w:t>
+      </w:r>
+      <w:proofErr w:type="spellEnd"/>
+      <w:r>
+        <w:t xml:space="preserve"> repository. </w:t>
+      </w:r>
+    </w:p>
+    <w:p>
+      <w:hyperlink r:id="rId8" w:history="1">
+        <w:r>
+          <w:rPr>
+            <w:rStyle w:val="Hyperlink"/>
+          </w:rPr>
+          <w:t>https://zenodo.org/records/15363842</w:t>
+        </w:r>
+      </w:hyperlink>
+    </w:p>
+    <w:p>
+      <w:pPr>
+        <w:rPr>
+          <w:lang w:val="en-GB"/>
+        </w:rPr>
+      </w:pPr>
+      <w:r>
+        <w:rPr>
+          <w:lang w:val="en-GB"/>
+        </w:rPr>
+        <w:t xml:space="preserve">After downloading, make sure the files are moved to their correct folder within the cloned </w:t>
+      </w:r>
+      <w:proofErr w:type="spellStart"/>
+      <w:r>
+        <w:rPr>
+          <w:lang w:val="en-GB"/>
+        </w:rPr>
+        <w:t>FloFish</w:t>
+      </w:r>
+      <w:proofErr w:type="spellEnd"/>
+      <w:r>
+        <w:rPr>
+          <w:lang w:val="en-GB"/>
+        </w:rPr>
+        <w:t xml:space="preserve"> GitHub</w:t>
+      </w:r>
+      <w:r>
+        <w:rPr>
+          <w:lang w:val="en-GB"/>
+        </w:rPr>
+        <w:t xml:space="preserve"> repo:</w:t>
+      </w:r>
+    </w:p>
+    <w:p>
+      <w:pPr>
+        <w:rPr>
+          <w:lang w:val="en-GB"/>
+        </w:rPr>
+      </w:pPr>
+      <w:r>
+        <w:rPr>
+          <w:lang w:val="en-GB"/>
+        </w:rPr>
+        <w:t>the files: </w:t>
+      </w:r>
+    </w:p>
+    <w:p>
+      <w:pPr>
+        <w:rPr>
+          <w:lang w:val="en-GB"/>
+        </w:rPr>
+      </w:pPr>
+      <w:r>
+        <w:rPr>
+          <w:lang w:val="en-GB"/>
+        </w:rPr>
+        <w:t>1) MG1655_GLU_OD_0.3_left_DIC_02.tif</w:t>
+      </w:r>
+    </w:p>
+    <w:p>
+      <w:pPr>
+        <w:rPr>
+          <w:lang w:val="en-GB"/>
+        </w:rPr>
+      </w:pPr>
+      <w:r>
+        <w:rPr>
+          <w:lang w:val="en-GB"/>
+        </w:rPr>
+        <w:t>2) MG1655_GLU_OD_0.3_left_CY5, CY3.5 NAR, CY3, DAPI_02.vsi</w:t>
+      </w:r>
+    </w:p>
+    <w:p>
+      <w:pPr>
+        <w:rPr>
+          <w:lang w:val="en-GB"/>
+        </w:rPr>
+      </w:pPr>
+      <w:r>
+        <w:rPr>
+          <w:lang w:val="en-GB"/>
+        </w:rPr>
+        <w:t xml:space="preserve">3) </w:t>
+      </w:r>
+      <w:proofErr w:type="spellStart"/>
+      <w:r>
+        <w:rPr>
+          <w:lang w:val="en-GB"/>
+        </w:rPr>
+        <w:t>grgb.npy</w:t>
+      </w:r>
+      <w:proofErr w:type="spellEnd"/>
+    </w:p>
+    <w:p>
+      <w:pPr>
+        <w:rPr>
+          <w:lang w:val="en-GB"/>
+        </w:rPr>
+      </w:pPr>
+      <w:r>
+        <w:rPr>
+          <w:lang w:val="en-GB"/>
+        </w:rPr>
+        <w:t>have to be moved to the folder "</w:t>
+      </w:r>
+      <w:proofErr w:type="spellStart"/>
+      <w:r>
+        <w:rPr>
+          <w:lang w:val="en-GB"/>
+        </w:rPr>
+        <w:t>flofish</w:t>
+      </w:r>
+      <w:proofErr w:type="spellEnd"/>
+      <w:r>
+        <w:rPr>
+          <w:lang w:val="en-GB"/>
+        </w:rPr>
+        <w:t>/</w:t>
+      </w:r>
+      <w:proofErr w:type="spellStart"/>
+      <w:r>
+        <w:rPr>
+          <w:lang w:val="en-GB"/>
+        </w:rPr>
+        <w:t>flofish</w:t>
+      </w:r>
+      <w:proofErr w:type="spellEnd"/>
+      <w:r>
+        <w:rPr>
+          <w:lang w:val="en-GB"/>
+        </w:rPr>
+        <w:t>/tests/data/input"</w:t>
+      </w:r>
+      <w:r>
+        <w:rPr>
+          <w:lang w:val="en-GB"/>
+        </w:rPr>
+        <w:t>.</w:t>
+      </w:r>
+    </w:p>
+    <w:p>
+      <w:pPr>
+        <w:rPr>
+          <w:lang w:val="en-GB"/>
+        </w:rPr>
+      </w:pPr>
+      <w:r>
+        <w:rPr>
+          <w:lang w:val="en-GB"/>
+        </w:rPr>
+        <w:t xml:space="preserve">The entire </w:t>
+      </w:r>
+      <w:proofErr w:type="spellStart"/>
+      <w:r>
+        <w:rPr>
+          <w:lang w:val="en-GB"/>
+        </w:rPr>
+        <w:t>bulk_processing</w:t>
+      </w:r>
+      <w:proofErr w:type="spellEnd"/>
+      <w:r>
+        <w:rPr>
+          <w:lang w:val="en-GB"/>
+        </w:rPr>
+        <w:t xml:space="preserve"> folder has to be moved to the folder "</w:t>
+      </w:r>
+      <w:proofErr w:type="spellStart"/>
+      <w:r>
+        <w:rPr>
+          <w:lang w:val="en-GB"/>
+        </w:rPr>
+        <w:t>flofish</w:t>
+      </w:r>
+      <w:proofErr w:type="spellEnd"/>
+      <w:r>
+        <w:rPr>
+          <w:lang w:val="en-GB"/>
+        </w:rPr>
+        <w:t>/</w:t>
+      </w:r>
+      <w:proofErr w:type="spellStart"/>
+      <w:r>
+        <w:rPr>
+          <w:lang w:val="en-GB"/>
+        </w:rPr>
+        <w:t>flofish</w:t>
+      </w:r>
+      <w:proofErr w:type="spellEnd"/>
+      <w:r>
+        <w:rPr>
+          <w:lang w:val="en-GB"/>
+        </w:rPr>
+        <w:t>".</w:t>
+      </w:r>
+    </w:p>
+    <w:p>
+      <w:pPr>
+        <w:rPr>
+          <w:lang w:val="en-GB"/>
+        </w:rPr>
+      </w:pPr>
+      <w:r>
+        <w:rPr>
+          <w:lang w:val="en-GB"/>
+        </w:rPr>
+        <w:t xml:space="preserve">When placed in </w:t>
+      </w:r>
+      <w:r>
+        <w:rPr>
+          <w:lang w:val="en-GB"/>
+        </w:rPr>
+        <w:t>these folders</w:t>
+      </w:r>
+      <w:r>
+        <w:rPr>
+          <w:lang w:val="en-GB"/>
+        </w:rPr>
+        <w:t xml:space="preserve"> you should be able t</w:t>
+      </w:r>
+      <w:r>
+        <w:rPr>
+          <w:lang w:val="en-GB"/>
+        </w:rPr>
+        <w:t>o test your installation</w:t>
+      </w:r>
+      <w:r>
+        <w:rPr>
+          <w:lang w:val="en-GB"/>
+        </w:rPr>
+        <w:t>. </w:t>
+      </w:r>
+    </w:p>
+    <w:p>
+      <w:pPr>
+        <w:pStyle w:val="Heading1"/>
+      </w:pPr>
+      <w:r>
         <w:t>Testing your installation</w:t>
       </w:r>
     </w:p>
@@ -794,7 +1146,20 @@
       </w:r>
       <w:proofErr w:type="spellEnd"/>
       <w:r>
-        <w:t xml:space="preserve"> using the CD path command (make sure you are in </w:t>
+        <w:t xml:space="preserve"> using the CD path command (</w:t>
+      </w:r>
+      <w:bookmarkStart w:id="1" w:name="_Hlk197682056"/>
+      <w:r>
+        <w:t>ma</w:t>
+      </w:r>
+      <w:bookmarkStart w:id="2" w:name="_Hlk197682099"/>
+      <w:r>
+        <w:t xml:space="preserve">ke </w:t>
+      </w:r>
+      <w:bookmarkEnd w:id="1"/>
+      <w:bookmarkEnd w:id="2"/>
+      <w:r>
+        <w:t xml:space="preserve">sure you are in </w:t>
       </w:r>
       <w:r>
         <w:t>your</w:t>
@@ -864,71 +1229,227 @@
     </w:p>
     <w:p>
       <w:r>
+        <w:t xml:space="preserve">This script will execute all the code contained in the </w:t>
+      </w:r>
+      <w:proofErr w:type="spellStart"/>
+      <w:r>
+        <w:t>flofish</w:t>
+      </w:r>
+      <w:proofErr w:type="spellEnd"/>
+      <w:r>
+        <w:t xml:space="preserve"> library on some example data. The code should parse without any errors. Does this seem to be the case? If not, you have to troubleshoot and fix the raised errors. </w:t>
+      </w:r>
+    </w:p>
+    <w:p>
+      <w:r>
         <w:lastRenderedPageBreak/>
-        <w:t xml:space="preserve">This script will execute all the code contained in the </w:t>
-      </w:r>
+        <w:t xml:space="preserve">If you run into the error: </w:t>
+      </w:r>
+    </w:p>
+    <w:p>
       <w:proofErr w:type="spellStart"/>
       <w:r>
-        <w:t>flofish</w:t>
+        <w:t>ImportError</w:t>
       </w:r>
       <w:proofErr w:type="spellEnd"/>
       <w:r>
-        <w:t xml:space="preserve"> library on some example data. The code should parse without any errors. Does this seem to be the case? If not, you have to troubleshoot and fix the raised errors. </w:t>
-      </w:r>
-    </w:p>
-    <w:p>
-      <w:pPr>
-        <w:pStyle w:val="Heading1"/>
-      </w:pPr>
-      <w:r>
-        <w:t xml:space="preserve">Some background on the </w:t>
+        <w:t>: cannot import name '</w:t>
       </w:r>
       <w:proofErr w:type="spellStart"/>
       <w:r>
-        <w:t>flofish</w:t>
+        <w:t>ifft</w:t>
       </w:r>
       <w:proofErr w:type="spellEnd"/>
       <w:r>
-        <w:t xml:space="preserve"> code</w:t>
-      </w:r>
-    </w:p>
-    <w:p>
-      <w:r>
-        <w:t xml:space="preserve">The code makes use of two JSON files : </w:t>
+        <w:t>' from '</w:t>
       </w:r>
       <w:proofErr w:type="spellStart"/>
       <w:r>
-        <w:t>config.json</w:t>
+        <w:t>scipy</w:t>
       </w:r>
       <w:proofErr w:type="spellEnd"/>
       <w:r>
-        <w:t xml:space="preserve"> (</w:t>
+        <w:t>'</w:t>
+      </w:r>
+    </w:p>
+    <w:p>
+      <w:r>
+        <w:t xml:space="preserve">You have to change a single line in the file </w:t>
+      </w:r>
+      <w:r>
+        <w:t>envs\flofish\lib\site-packages\peakdetect\peakdetect.py</w:t>
+      </w:r>
+    </w:p>
+    <w:p>
+      <w:r>
+        <w:t>Change line number 5 from:</w:t>
+      </w:r>
+    </w:p>
+    <w:p>
+      <w:r>
+        <w:t xml:space="preserve">from </w:t>
+      </w:r>
+      <w:proofErr w:type="spellStart"/>
+      <w:r>
+        <w:t>scipy</w:t>
+      </w:r>
+      <w:proofErr w:type="spellEnd"/>
+      <w:r>
+        <w:t xml:space="preserve"> </w:t>
+      </w:r>
+      <w:r>
+        <w:t xml:space="preserve">import </w:t>
+      </w:r>
+      <w:proofErr w:type="spellStart"/>
+      <w:r>
+        <w:t>fft</w:t>
+      </w:r>
+      <w:proofErr w:type="spellEnd"/>
+      <w:r>
+        <w:t xml:space="preserve">, </w:t>
+      </w:r>
+      <w:proofErr w:type="spellStart"/>
+      <w:r>
+        <w:t>ifft</w:t>
+      </w:r>
+      <w:proofErr w:type="spellEnd"/>
+      <w:r>
+        <w:t xml:space="preserve"> </w:t>
       </w:r>
       <w:r>
         <w:rPr>
           <w:b/>
           <w:bCs/>
         </w:rPr>
-        <w:t>Figure 1</w:t>
-      </w:r>
-      <w:r>
-        <w:t>)</w:t>
-      </w:r>
-      <w:r>
-        <w:t xml:space="preserve"> and </w:t>
+        <w:t xml:space="preserve">to </w:t>
+      </w:r>
+      <w:r>
+        <w:t xml:space="preserve">from </w:t>
       </w:r>
       <w:proofErr w:type="spellStart"/>
       <w:r>
-        <w:t>img.json</w:t>
+        <w:t>scipy.fft</w:t>
       </w:r>
       <w:proofErr w:type="spellEnd"/>
       <w:r>
-        <w:t xml:space="preserve"> (</w:t>
-      </w:r>
-      <w:r>
-        <w:rPr>
+        <w:t xml:space="preserve"> import </w:t>
+      </w:r>
+      <w:proofErr w:type="spellStart"/>
+      <w:r>
+        <w:t>fft</w:t>
+      </w:r>
+      <w:proofErr w:type="spellEnd"/>
+      <w:r>
+        <w:t xml:space="preserve">, </w:t>
+      </w:r>
+      <w:proofErr w:type="spellStart"/>
+      <w:r>
+        <w:t>ifft</w:t>
+      </w:r>
+      <w:proofErr w:type="spellEnd"/>
+      <w:r>
+        <w:t xml:space="preserve"> </w:t>
+      </w:r>
+    </w:p>
+    <w:p>
+      <w:r>
+        <w:t>This should</w:t>
+      </w:r>
+      <w:r>
+        <w:t xml:space="preserve"> likely</w:t>
+      </w:r>
+      <w:r>
+        <w:t xml:space="preserve"> fix your installation. </w:t>
+      </w:r>
+    </w:p>
+    <w:p/>
+    <w:p>
+      <w:pPr>
+        <w:rPr>
+          <w:rFonts w:asciiTheme="majorHAnsi" w:eastAsiaTheme="majorEastAsia" w:hAnsiTheme="majorHAnsi" w:cstheme="majorBidi"/>
           <w:b/>
           <w:bCs/>
+          <w:color w:val="365F91" w:themeColor="accent1" w:themeShade="BF"/>
+          <w:sz w:val="28"/>
+          <w:szCs w:val="28"/>
+        </w:rPr>
+      </w:pPr>
+      <w:r>
+        <w:br w:type="page"/>
+      </w:r>
+    </w:p>
+    <w:p>
+      <w:pPr>
+        <w:pStyle w:val="Heading1"/>
+      </w:pPr>
+      <w:proofErr w:type="spellStart"/>
+      <w:r>
+        <w:lastRenderedPageBreak/>
+        <w:t>FloFISH</w:t>
+      </w:r>
+      <w:proofErr w:type="spellEnd"/>
+      <w:r>
+        <w:t xml:space="preserve"> makes use of </w:t>
+      </w:r>
+      <w:bookmarkStart w:id="3" w:name="_Hlk197940967"/>
+      <w:proofErr w:type="spellStart"/>
+      <w:r>
+        <w:t>config.json</w:t>
+      </w:r>
+      <w:proofErr w:type="spellEnd"/>
+      <w:r>
+        <w:t xml:space="preserve"> </w:t>
+      </w:r>
+      <w:bookmarkEnd w:id="3"/>
+      <w:r>
+        <w:t xml:space="preserve">and </w:t>
+      </w:r>
+      <w:proofErr w:type="spellStart"/>
+      <w:r>
+        <w:t>img.json</w:t>
+      </w:r>
+      <w:proofErr w:type="spellEnd"/>
+      <w:r>
+        <w:t xml:space="preserve"> to run</w:t>
+      </w:r>
+    </w:p>
+    <w:p>
+      <w:r>
+        <w:t xml:space="preserve">The code makes use of two JSON files : </w:t>
+      </w:r>
+      <w:proofErr w:type="spellStart"/>
+      <w:r>
+        <w:t>config.json</w:t>
+      </w:r>
+      <w:proofErr w:type="spellEnd"/>
+      <w:r>
+        <w:t xml:space="preserve"> (</w:t>
+      </w:r>
+      <w:r>
+        <w:rPr>
+          <w:b/>
+          <w:bCs/>
+        </w:rPr>
+        <w:t>Figure 1</w:t>
+      </w:r>
+      <w:r>
+        <w:t>)</w:t>
+      </w:r>
+      <w:r>
+        <w:t xml:space="preserve"> and </w:t>
+      </w:r>
+      <w:proofErr w:type="spellStart"/>
+      <w:r>
+        <w:t>img.json</w:t>
+      </w:r>
+      <w:proofErr w:type="spellEnd"/>
+      <w:r>
+        <w:t xml:space="preserve"> (</w:t>
+      </w:r>
+      <w:r>
+        <w:rPr>
+          <w:b/>
+          <w:bCs/>
         </w:rPr>
         <w:t>Figure 2</w:t>
       </w:r>
@@ -948,6 +1469,9 @@
       </w:r>
     </w:p>
     <w:p>
+      <w:pPr>
+        <w:jc w:val="center"/>
+      </w:pPr>
       <w:r>
         <w:rPr>
           <w:noProof/>
@@ -968,7 +1492,7 @@
                     <pic:cNvPicPr/>
                   </pic:nvPicPr>
                   <pic:blipFill>
-                    <a:blip r:embed="rId7"/>
+                    <a:blip r:embed="rId9"/>
                     <a:stretch>
                       <a:fillRect/>
                     </a:stretch>
@@ -991,6 +1515,7 @@
     </w:p>
     <w:p>
       <w:pPr>
+        <w:jc w:val="center"/>
         <w:rPr>
           <w:b/>
           <w:bCs/>
@@ -1001,7 +1526,6 @@
           <w:b/>
           <w:bCs/>
         </w:rPr>
-        <w:lastRenderedPageBreak/>
         <w:t xml:space="preserve">Figure 1. </w:t>
       </w:r>
       <w:r>
@@ -1032,7 +1556,7 @@
           <w:b/>
           <w:bCs/>
         </w:rPr>
-        <w:t xml:space="preserve"> this file has to be updated for your specific experimental settings. </w:t>
+        <w:t xml:space="preserve"> this file has to be updated for your specific experimental settings.</w:t>
       </w:r>
     </w:p>
     <w:p/>
@@ -1076,6 +1600,9 @@
       </w:r>
     </w:p>
     <w:p>
+      <w:pPr>
+        <w:jc w:val="center"/>
+      </w:pPr>
       <w:r>
         <w:rPr>
           <w:noProof/>
@@ -1098,7 +1625,7 @@
                     </pic:cNvPicPr>
                   </pic:nvPicPr>
                   <pic:blipFill rotWithShape="1">
-                    <a:blip r:embed="rId8">
+                    <a:blip r:embed="rId10">
                       <a:extLst>
                         <a:ext uri="{28A0092B-C50C-407E-A947-70E740481C1C}">
                           <a14:useLocalDpi xmlns:a14="http://schemas.microsoft.com/office/drawing/2010/main" val="0"/>
@@ -1135,6 +1662,80 @@
     </w:p>
     <w:p>
       <w:pPr>
+        <w:jc w:val="center"/>
+        <w:rPr>
+          <w:b/>
+          <w:bCs/>
+        </w:rPr>
+      </w:pPr>
+      <w:r>
+        <w:rPr>
+          <w:b/>
+          <w:bCs/>
+        </w:rPr>
+        <w:t xml:space="preserve">Figure 2. </w:t>
+      </w:r>
+      <w:r>
+        <w:t xml:space="preserve">Example of </w:t>
+      </w:r>
+      <w:proofErr w:type="spellStart"/>
+      <w:r>
+        <w:t>img</w:t>
+      </w:r>
+      <w:r>
+        <w:t>.json</w:t>
+      </w:r>
+      <w:proofErr w:type="spellEnd"/>
+      <w:r>
+        <w:t xml:space="preserve"> file</w:t>
+      </w:r>
+      <w:r>
+        <w:t xml:space="preserve">. </w:t>
+      </w:r>
+      <w:r>
+        <w:rPr>
+          <w:b/>
+          <w:bCs/>
+        </w:rPr>
+        <w:t>This file is produced during the analysis.</w:t>
+      </w:r>
+    </w:p>
+    <w:p>
+      <w:r>
+        <w:t>These two .</w:t>
+      </w:r>
+      <w:proofErr w:type="spellStart"/>
+      <w:r>
+        <w:t>json</w:t>
+      </w:r>
+      <w:proofErr w:type="spellEnd"/>
+      <w:r>
+        <w:t xml:space="preserve"> files make it relatively easy to define the parameters used for bulk processing your images (</w:t>
+      </w:r>
+      <w:proofErr w:type="spellStart"/>
+      <w:r>
+        <w:t>config.json</w:t>
+      </w:r>
+      <w:proofErr w:type="spellEnd"/>
+      <w:r>
+        <w:t>), and for keeping track of how your images were processed (</w:t>
+      </w:r>
+      <w:proofErr w:type="spellStart"/>
+      <w:r>
+        <w:t>img.json</w:t>
+      </w:r>
+      <w:proofErr w:type="spellEnd"/>
+      <w:r>
+        <w:t xml:space="preserve">). </w:t>
+      </w:r>
+    </w:p>
+    <w:p>
+      <w:r>
+        <w:br w:type="page"/>
+      </w:r>
+    </w:p>
+    <w:p>
+      <w:pPr>
         <w:rPr>
           <w:rFonts w:asciiTheme="majorHAnsi" w:eastAsiaTheme="majorEastAsia" w:hAnsiTheme="majorHAnsi" w:cstheme="majorBidi"/>
           <w:b/>
@@ -1144,36 +1745,1886 @@
           <w:szCs w:val="28"/>
         </w:rPr>
       </w:pPr>
-      <w:r>
-        <w:rPr>
+      <w:proofErr w:type="spellStart"/>
+      <w:r>
+        <w:rPr>
+          <w:rFonts w:asciiTheme="majorHAnsi" w:eastAsiaTheme="majorEastAsia" w:hAnsiTheme="majorHAnsi" w:cstheme="majorBidi"/>
           <w:b/>
           <w:bCs/>
-        </w:rPr>
-        <w:t xml:space="preserve">Figure 2. </w:t>
-      </w:r>
-      <w:r>
-        <w:t xml:space="preserve">Example of </w:t>
-      </w:r>
-      <w:proofErr w:type="spellStart"/>
-      <w:r>
-        <w:t>img</w:t>
-      </w:r>
-      <w:r>
-        <w:t>.json</w:t>
+          <w:color w:val="365F91" w:themeColor="accent1" w:themeShade="BF"/>
+          <w:sz w:val="28"/>
+          <w:szCs w:val="28"/>
+        </w:rPr>
+        <w:lastRenderedPageBreak/>
+        <w:t>config.json</w:t>
       </w:r>
       <w:proofErr w:type="spellEnd"/>
       <w:r>
-        <w:t xml:space="preserve"> file</w:t>
-      </w:r>
-      <w:r>
-        <w:t xml:space="preserve">. </w:t>
-      </w:r>
-      <w:r>
-        <w:rPr>
+        <w:rPr>
+          <w:rFonts w:asciiTheme="majorHAnsi" w:eastAsiaTheme="majorEastAsia" w:hAnsiTheme="majorHAnsi" w:cstheme="majorBidi"/>
           <w:b/>
           <w:bCs/>
-        </w:rPr>
-        <w:t>This file is produced during the analysis.</w:t>
+          <w:color w:val="365F91" w:themeColor="accent1" w:themeShade="BF"/>
+          <w:sz w:val="28"/>
+          <w:szCs w:val="28"/>
+        </w:rPr>
+        <w:t xml:space="preserve"> </w:t>
+      </w:r>
+    </w:p>
+    <w:p>
+      <w:r>
+        <w:t xml:space="preserve">In this section we will give a short description of the variables declared in the </w:t>
+      </w:r>
+      <w:proofErr w:type="spellStart"/>
+      <w:r>
+        <w:t>config.json</w:t>
+      </w:r>
+      <w:proofErr w:type="spellEnd"/>
+      <w:r>
+        <w:t xml:space="preserve"> file.</w:t>
+      </w:r>
+    </w:p>
+    <w:p>
+      <w:pPr>
+        <w:rPr>
+          <w:lang w:val="en-GB"/>
+        </w:rPr>
+      </w:pPr>
+      <w:proofErr w:type="spellStart"/>
+      <w:r>
+        <w:rPr>
+          <w:b/>
+          <w:bCs/>
+          <w:lang w:val="en-GB"/>
+        </w:rPr>
+        <w:t>inputdir</w:t>
+      </w:r>
+      <w:proofErr w:type="spellEnd"/>
+      <w:r>
+        <w:rPr>
+          <w:lang w:val="en-GB"/>
+        </w:rPr>
+        <w:t xml:space="preserve">: Path to the input data directory — </w:t>
+      </w:r>
+      <w:proofErr w:type="spellStart"/>
+      <w:r>
+        <w:rPr>
+          <w:lang w:val="en-GB"/>
+        </w:rPr>
+        <w:t>flofish</w:t>
+      </w:r>
+      <w:proofErr w:type="spellEnd"/>
+      <w:r>
+        <w:rPr>
+          <w:lang w:val="en-GB"/>
+        </w:rPr>
+        <w:t>/tests/data/input.</w:t>
+      </w:r>
+      <w:r>
+        <w:rPr>
+          <w:lang w:val="en-GB"/>
+        </w:rPr>
+        <w:br/>
+      </w:r>
+      <w:proofErr w:type="spellStart"/>
+      <w:r>
+        <w:rPr>
+          <w:b/>
+          <w:bCs/>
+          <w:lang w:val="en-GB"/>
+        </w:rPr>
+        <w:t>outputdir</w:t>
+      </w:r>
+      <w:proofErr w:type="spellEnd"/>
+      <w:r>
+        <w:rPr>
+          <w:lang w:val="en-GB"/>
+        </w:rPr>
+        <w:t xml:space="preserve">: Path to the output data directory — </w:t>
+      </w:r>
+      <w:proofErr w:type="spellStart"/>
+      <w:r>
+        <w:rPr>
+          <w:lang w:val="en-GB"/>
+        </w:rPr>
+        <w:t>flofish</w:t>
+      </w:r>
+      <w:proofErr w:type="spellEnd"/>
+      <w:r>
+        <w:rPr>
+          <w:lang w:val="en-GB"/>
+        </w:rPr>
+        <w:t>/tests/data/output.</w:t>
+      </w:r>
+      <w:r>
+        <w:rPr>
+          <w:lang w:val="en-GB"/>
+        </w:rPr>
+        <w:br/>
+      </w:r>
+      <w:r>
+        <w:rPr>
+          <w:b/>
+          <w:bCs/>
+          <w:lang w:val="en-GB"/>
+        </w:rPr>
+        <w:t>parameters</w:t>
+      </w:r>
+      <w:r>
+        <w:rPr>
+          <w:lang w:val="en-GB"/>
+        </w:rPr>
+        <w:t>:</w:t>
+      </w:r>
+    </w:p>
+    <w:p>
+      <w:pPr>
+        <w:numPr>
+          <w:ilvl w:val="0"/>
+          <w:numId w:val="18"/>
+        </w:numPr>
+        <w:rPr>
+          <w:lang w:val="en-GB"/>
+        </w:rPr>
+      </w:pPr>
+      <w:r>
+        <w:rPr>
+          <w:b/>
+          <w:bCs/>
+          <w:lang w:val="en-GB"/>
+        </w:rPr>
+        <w:t>scale</w:t>
+      </w:r>
+      <w:r>
+        <w:rPr>
+          <w:lang w:val="en-GB"/>
+        </w:rPr>
+        <w:t>: Voxel scaling factors for each axis</w:t>
+      </w:r>
+      <w:r>
+        <w:rPr>
+          <w:lang w:val="en-GB"/>
+        </w:rPr>
+        <w:t>. For the 100x objective:</w:t>
+      </w:r>
+      <w:r>
+        <w:rPr>
+          <w:lang w:val="en-GB"/>
+        </w:rPr>
+        <w:t xml:space="preserve"> [200, 65, 65].</w:t>
+      </w:r>
+    </w:p>
+    <w:p>
+      <w:pPr>
+        <w:numPr>
+          <w:ilvl w:val="0"/>
+          <w:numId w:val="18"/>
+        </w:numPr>
+        <w:rPr>
+          <w:lang w:val="en-GB"/>
+        </w:rPr>
+      </w:pPr>
+      <w:proofErr w:type="spellStart"/>
+      <w:r>
+        <w:rPr>
+          <w:b/>
+          <w:bCs/>
+          <w:lang w:val="en-GB"/>
+        </w:rPr>
+        <w:t>spot_radius</w:t>
+      </w:r>
+      <w:proofErr w:type="spellEnd"/>
+      <w:r>
+        <w:rPr>
+          <w:lang w:val="en-GB"/>
+        </w:rPr>
+        <w:t xml:space="preserve">: Radius of the detection spot in </w:t>
+      </w:r>
+      <w:proofErr w:type="spellStart"/>
+      <w:r>
+        <w:rPr>
+          <w:lang w:val="en-GB"/>
+        </w:rPr>
+        <w:t>nanometers</w:t>
+      </w:r>
+      <w:proofErr w:type="spellEnd"/>
+      <w:r>
+        <w:rPr>
+          <w:lang w:val="en-GB"/>
+        </w:rPr>
+        <w:t xml:space="preserve"> or pixels</w:t>
+      </w:r>
+      <w:r>
+        <w:rPr>
+          <w:lang w:val="en-GB"/>
+        </w:rPr>
+        <w:t xml:space="preserve">. for example: </w:t>
+      </w:r>
+      <w:r>
+        <w:rPr>
+          <w:lang w:val="en-GB"/>
+        </w:rPr>
+        <w:t xml:space="preserve"> [880, 120, 120].</w:t>
+      </w:r>
+    </w:p>
+    <w:p>
+      <w:pPr>
+        <w:numPr>
+          <w:ilvl w:val="0"/>
+          <w:numId w:val="18"/>
+        </w:numPr>
+        <w:rPr>
+          <w:lang w:val="en-GB"/>
+        </w:rPr>
+      </w:pPr>
+      <w:r>
+        <w:rPr>
+          <w:b/>
+          <w:bCs/>
+          <w:lang w:val="en-GB"/>
+        </w:rPr>
+        <w:t>sigma</w:t>
+      </w:r>
+      <w:r>
+        <w:rPr>
+          <w:lang w:val="en-GB"/>
+        </w:rPr>
+        <w:t>: Gaussian blur sigma values for each axis</w:t>
+      </w:r>
+      <w:r>
+        <w:rPr>
+          <w:lang w:val="en-GB"/>
+        </w:rPr>
+        <w:t xml:space="preserve">. </w:t>
+      </w:r>
+      <w:r>
+        <w:rPr>
+          <w:lang w:val="en-GB"/>
+        </w:rPr>
+        <w:t>[0.75, 2.3, 2.3].</w:t>
+      </w:r>
+    </w:p>
+    <w:p>
+      <w:pPr>
+        <w:numPr>
+          <w:ilvl w:val="0"/>
+          <w:numId w:val="18"/>
+        </w:numPr>
+        <w:rPr>
+          <w:lang w:val="en-GB"/>
+        </w:rPr>
+      </w:pPr>
+      <w:proofErr w:type="spellStart"/>
+      <w:r>
+        <w:rPr>
+          <w:b/>
+          <w:bCs/>
+          <w:lang w:val="en-GB"/>
+        </w:rPr>
+        <w:t>patch_size</w:t>
+      </w:r>
+      <w:proofErr w:type="spellEnd"/>
+      <w:r>
+        <w:rPr>
+          <w:lang w:val="en-GB"/>
+        </w:rPr>
+        <w:t xml:space="preserve">: Size of image patches used in </w:t>
+      </w:r>
+      <w:r>
+        <w:rPr>
+          <w:lang w:val="en-GB"/>
+        </w:rPr>
+        <w:t xml:space="preserve">defining the </w:t>
+      </w:r>
+      <w:proofErr w:type="spellStart"/>
+      <w:r>
+        <w:rPr>
+          <w:lang w:val="en-GB"/>
+        </w:rPr>
+        <w:t>infocuse</w:t>
+      </w:r>
+      <w:proofErr w:type="spellEnd"/>
+      <w:r>
+        <w:rPr>
+          <w:lang w:val="en-GB"/>
+        </w:rPr>
+        <w:t xml:space="preserve"> layers of your image. </w:t>
+      </w:r>
+      <w:r>
+        <w:rPr>
+          <w:lang w:val="en-GB"/>
+        </w:rPr>
+        <w:t>[200, 200].</w:t>
+      </w:r>
+    </w:p>
+    <w:p>
+      <w:pPr>
+        <w:numPr>
+          <w:ilvl w:val="0"/>
+          <w:numId w:val="18"/>
+        </w:numPr>
+        <w:rPr>
+          <w:lang w:val="en-GB"/>
+        </w:rPr>
+      </w:pPr>
+      <w:proofErr w:type="spellStart"/>
+      <w:r>
+        <w:rPr>
+          <w:b/>
+          <w:bCs/>
+          <w:lang w:val="en-GB"/>
+        </w:rPr>
+        <w:t>translate_dic_by</w:t>
+      </w:r>
+      <w:proofErr w:type="spellEnd"/>
+      <w:r>
+        <w:rPr>
+          <w:lang w:val="en-GB"/>
+        </w:rPr>
+        <w:t xml:space="preserve">: Offset applied when translating </w:t>
+      </w:r>
+      <w:r>
+        <w:rPr>
+          <w:lang w:val="en-GB"/>
+        </w:rPr>
+        <w:t xml:space="preserve">the DIC image. </w:t>
+      </w:r>
+      <w:r>
+        <w:rPr>
+          <w:lang w:val="en-GB"/>
+        </w:rPr>
+        <w:t>[-10, 10].</w:t>
+      </w:r>
+    </w:p>
+    <w:p>
+      <w:pPr>
+        <w:numPr>
+          <w:ilvl w:val="0"/>
+          <w:numId w:val="18"/>
+        </w:numPr>
+        <w:rPr>
+          <w:lang w:val="en-GB"/>
+        </w:rPr>
+      </w:pPr>
+      <w:proofErr w:type="spellStart"/>
+      <w:r>
+        <w:rPr>
+          <w:b/>
+          <w:bCs/>
+          <w:lang w:val="en-GB"/>
+        </w:rPr>
+        <w:t>expand_masks_by</w:t>
+      </w:r>
+      <w:proofErr w:type="spellEnd"/>
+      <w:r>
+        <w:rPr>
+          <w:lang w:val="en-GB"/>
+        </w:rPr>
+        <w:t xml:space="preserve">: Number of pixels to expand </w:t>
+      </w:r>
+      <w:r>
+        <w:rPr>
+          <w:lang w:val="en-GB"/>
+        </w:rPr>
+        <w:t xml:space="preserve">cell </w:t>
+      </w:r>
+      <w:r>
+        <w:rPr>
+          <w:lang w:val="en-GB"/>
+        </w:rPr>
+        <w:t>mask</w:t>
+      </w:r>
+      <w:r>
+        <w:rPr>
+          <w:lang w:val="en-GB"/>
+        </w:rPr>
+        <w:t>.</w:t>
+      </w:r>
+      <w:r>
+        <w:rPr>
+          <w:lang w:val="en-GB"/>
+        </w:rPr>
+        <w:t xml:space="preserve"> 3.</w:t>
+      </w:r>
+    </w:p>
+    <w:p>
+      <w:pPr>
+        <w:numPr>
+          <w:ilvl w:val="0"/>
+          <w:numId w:val="18"/>
+        </w:numPr>
+        <w:rPr>
+          <w:lang w:val="en-GB"/>
+        </w:rPr>
+      </w:pPr>
+      <w:r>
+        <w:rPr>
+          <w:b/>
+          <w:bCs/>
+          <w:lang w:val="en-GB"/>
+        </w:rPr>
+        <w:t>organism</w:t>
+      </w:r>
+      <w:r>
+        <w:rPr>
+          <w:lang w:val="en-GB"/>
+        </w:rPr>
+        <w:t xml:space="preserve">: Target organism being </w:t>
+      </w:r>
+      <w:r>
+        <w:rPr>
+          <w:lang w:val="en-GB"/>
+        </w:rPr>
+        <w:t>analysed</w:t>
+      </w:r>
+      <w:r>
+        <w:rPr>
+          <w:lang w:val="en-GB"/>
+        </w:rPr>
+        <w:t xml:space="preserve"> —</w:t>
+      </w:r>
+      <w:r>
+        <w:rPr>
+          <w:lang w:val="en-GB"/>
+        </w:rPr>
+        <w:t xml:space="preserve"> currently </w:t>
+      </w:r>
+      <w:r>
+        <w:rPr>
+          <w:lang w:val="en-GB"/>
+        </w:rPr>
+        <w:t>"E. coli"</w:t>
+      </w:r>
+      <w:r>
+        <w:rPr>
+          <w:lang w:val="en-GB"/>
+        </w:rPr>
+        <w:t xml:space="preserve"> or “</w:t>
+      </w:r>
+      <w:proofErr w:type="spellStart"/>
+      <w:r>
+        <w:rPr>
+          <w:lang w:val="en-GB"/>
+        </w:rPr>
+        <w:t>S.cerevisiae</w:t>
+      </w:r>
+      <w:proofErr w:type="spellEnd"/>
+      <w:r>
+        <w:rPr>
+          <w:lang w:val="en-GB"/>
+        </w:rPr>
+        <w:t xml:space="preserve">” can be used. This will affect which model will be used by segmentation by </w:t>
+      </w:r>
+      <w:proofErr w:type="spellStart"/>
+      <w:r>
+        <w:rPr>
+          <w:lang w:val="en-GB"/>
+        </w:rPr>
+        <w:t>omnipose</w:t>
+      </w:r>
+      <w:proofErr w:type="spellEnd"/>
+      <w:r>
+        <w:rPr>
+          <w:lang w:val="en-GB"/>
+        </w:rPr>
+        <w:t>.</w:t>
+      </w:r>
+    </w:p>
+    <w:p>
+      <w:pPr>
+        <w:rPr>
+          <w:lang w:val="en-GB"/>
+        </w:rPr>
+      </w:pPr>
+      <w:r>
+        <w:rPr>
+          <w:b/>
+          <w:bCs/>
+          <w:lang w:val="en-GB"/>
+        </w:rPr>
+        <w:t>experiments</w:t>
+      </w:r>
+      <w:r>
+        <w:rPr>
+          <w:lang w:val="en-GB"/>
+        </w:rPr>
+        <w:t>: List of experiment conditions</w:t>
+      </w:r>
+      <w:r>
+        <w:rPr>
+          <w:lang w:val="en-GB"/>
+        </w:rPr>
+        <w:t>, for example</w:t>
+      </w:r>
+      <w:r>
+        <w:rPr>
+          <w:lang w:val="en-GB"/>
+        </w:rPr>
+        <w:t>:</w:t>
+      </w:r>
+    </w:p>
+    <w:p>
+      <w:pPr>
+        <w:numPr>
+          <w:ilvl w:val="0"/>
+          <w:numId w:val="19"/>
+        </w:numPr>
+        <w:rPr>
+          <w:lang w:val="en-GB"/>
+        </w:rPr>
+      </w:pPr>
+      <w:r>
+        <w:rPr>
+          <w:lang w:val="en-GB"/>
+        </w:rPr>
+        <w:t>Strain: MG1655, Condition: GLU_OD_0.3_left</w:t>
+      </w:r>
+    </w:p>
+    <w:p>
+      <w:pPr>
+        <w:numPr>
+          <w:ilvl w:val="0"/>
+          <w:numId w:val="19"/>
+        </w:numPr>
+        <w:rPr>
+          <w:lang w:val="en-GB"/>
+        </w:rPr>
+      </w:pPr>
+      <w:r>
+        <w:rPr>
+          <w:lang w:val="en-GB"/>
+        </w:rPr>
+        <w:t>Strain: MG1655, Condition: GLY_OD_0.3_right</w:t>
+      </w:r>
+    </w:p>
+    <w:p>
+      <w:pPr>
+        <w:numPr>
+          <w:ilvl w:val="0"/>
+          <w:numId w:val="19"/>
+        </w:numPr>
+        <w:rPr>
+          <w:lang w:val="en-GB"/>
+        </w:rPr>
+      </w:pPr>
+      <w:r>
+        <w:rPr>
+          <w:lang w:val="en-GB"/>
+        </w:rPr>
+        <w:t>Strain: MG1655, Condition: MAN_OD_0.3_left</w:t>
+      </w:r>
+    </w:p>
+    <w:p>
+      <w:pPr>
+        <w:ind w:left="360"/>
+        <w:rPr>
+          <w:lang w:val="en-GB"/>
+        </w:rPr>
+      </w:pPr>
+      <w:r>
+        <w:rPr>
+          <w:lang w:val="en-GB"/>
+        </w:rPr>
+        <w:t xml:space="preserve">Used as metadata for </w:t>
+      </w:r>
+      <w:proofErr w:type="spellStart"/>
+      <w:r>
+        <w:rPr>
+          <w:lang w:val="en-GB"/>
+        </w:rPr>
+        <w:t>img.json</w:t>
+      </w:r>
+      <w:proofErr w:type="spellEnd"/>
+      <w:r>
+        <w:rPr>
+          <w:lang w:val="en-GB"/>
+        </w:rPr>
+        <w:t>.</w:t>
+      </w:r>
+    </w:p>
+    <w:p>
+      <w:pPr>
+        <w:rPr>
+          <w:lang w:val="en-GB"/>
+        </w:rPr>
+      </w:pPr>
+      <w:r>
+        <w:rPr>
+          <w:b/>
+          <w:bCs/>
+          <w:lang w:val="en-GB"/>
+        </w:rPr>
+        <w:t>channels</w:t>
+      </w:r>
+      <w:r>
+        <w:rPr>
+          <w:lang w:val="en-GB"/>
+        </w:rPr>
+        <w:t>: Fluorescence imaging channels and their configurations:</w:t>
+      </w:r>
+    </w:p>
+    <w:p>
+      <w:pPr>
+        <w:numPr>
+          <w:ilvl w:val="0"/>
+          <w:numId w:val="20"/>
+        </w:numPr>
+        <w:rPr>
+          <w:lang w:val="nl-NL"/>
+        </w:rPr>
+      </w:pPr>
+      <w:proofErr w:type="spellStart"/>
+      <w:r>
+        <w:rPr>
+          <w:b/>
+          <w:bCs/>
+          <w:lang w:val="nl-NL"/>
+        </w:rPr>
+        <w:t>hipBA</w:t>
+      </w:r>
+      <w:proofErr w:type="spellEnd"/>
+      <w:r>
+        <w:rPr>
+          <w:lang w:val="nl-NL"/>
+        </w:rPr>
+        <w:t>:</w:t>
+      </w:r>
+    </w:p>
+    <w:p>
+      <w:pPr>
+        <w:numPr>
+          <w:ilvl w:val="1"/>
+          <w:numId w:val="20"/>
+        </w:numPr>
+        <w:rPr>
+          <w:lang w:val="en-GB"/>
+        </w:rPr>
+      </w:pPr>
+      <w:r>
+        <w:rPr>
+          <w:lang w:val="en-GB"/>
+        </w:rPr>
+        <w:t xml:space="preserve">Filter: CY5, mRNA target: </w:t>
+      </w:r>
+      <w:proofErr w:type="spellStart"/>
+      <w:r>
+        <w:rPr>
+          <w:lang w:val="en-GB"/>
+        </w:rPr>
+        <w:t>hipBA</w:t>
+      </w:r>
+      <w:proofErr w:type="spellEnd"/>
+      <w:r>
+        <w:rPr>
+          <w:lang w:val="en-GB"/>
+        </w:rPr>
+        <w:t>, Colormap: yellow</w:t>
+      </w:r>
+    </w:p>
+    <w:p>
+      <w:pPr>
+        <w:numPr>
+          <w:ilvl w:val="0"/>
+          <w:numId w:val="20"/>
+        </w:numPr>
+        <w:rPr>
+          <w:lang w:val="nl-NL"/>
+        </w:rPr>
+      </w:pPr>
+      <w:proofErr w:type="spellStart"/>
+      <w:r>
+        <w:rPr>
+          <w:b/>
+          <w:bCs/>
+          <w:lang w:val="nl-NL"/>
+        </w:rPr>
+        <w:t>rnlAB</w:t>
+      </w:r>
+      <w:proofErr w:type="spellEnd"/>
+      <w:r>
+        <w:rPr>
+          <w:lang w:val="nl-NL"/>
+        </w:rPr>
+        <w:t>:</w:t>
+      </w:r>
+    </w:p>
+    <w:p>
+      <w:pPr>
+        <w:numPr>
+          <w:ilvl w:val="1"/>
+          <w:numId w:val="20"/>
+        </w:numPr>
+        <w:rPr>
+          <w:lang w:val="en-GB"/>
+        </w:rPr>
+      </w:pPr>
+      <w:r>
+        <w:rPr>
+          <w:lang w:val="en-GB"/>
+        </w:rPr>
+        <w:t xml:space="preserve">Filter: CY3.5 NAR, mRNA target: </w:t>
+      </w:r>
+      <w:proofErr w:type="spellStart"/>
+      <w:r>
+        <w:rPr>
+          <w:lang w:val="en-GB"/>
+        </w:rPr>
+        <w:t>rnlAB</w:t>
+      </w:r>
+      <w:proofErr w:type="spellEnd"/>
+      <w:r>
+        <w:rPr>
+          <w:lang w:val="en-GB"/>
+        </w:rPr>
+        <w:t>, Threshold: 30, Colormap: cyan</w:t>
+      </w:r>
+    </w:p>
+    <w:p>
+      <w:pPr>
+        <w:numPr>
+          <w:ilvl w:val="0"/>
+          <w:numId w:val="20"/>
+        </w:numPr>
+        <w:rPr>
+          <w:lang w:val="nl-NL"/>
+        </w:rPr>
+      </w:pPr>
+      <w:proofErr w:type="spellStart"/>
+      <w:r>
+        <w:rPr>
+          <w:b/>
+          <w:bCs/>
+          <w:lang w:val="nl-NL"/>
+        </w:rPr>
+        <w:t>rpoD</w:t>
+      </w:r>
+      <w:proofErr w:type="spellEnd"/>
+      <w:r>
+        <w:rPr>
+          <w:lang w:val="nl-NL"/>
+        </w:rPr>
+        <w:t>:</w:t>
+      </w:r>
+    </w:p>
+    <w:p>
+      <w:pPr>
+        <w:numPr>
+          <w:ilvl w:val="1"/>
+          <w:numId w:val="20"/>
+        </w:numPr>
+        <w:rPr>
+          <w:lang w:val="en-GB"/>
+        </w:rPr>
+      </w:pPr>
+      <w:r>
+        <w:rPr>
+          <w:lang w:val="en-GB"/>
+        </w:rPr>
+        <w:t xml:space="preserve">Filter: CY3, mRNA target: </w:t>
+      </w:r>
+      <w:proofErr w:type="spellStart"/>
+      <w:r>
+        <w:rPr>
+          <w:lang w:val="en-GB"/>
+        </w:rPr>
+        <w:t>rpoD</w:t>
+      </w:r>
+      <w:proofErr w:type="spellEnd"/>
+      <w:r>
+        <w:rPr>
+          <w:lang w:val="en-GB"/>
+        </w:rPr>
+        <w:t>, Threshold: 100, Colormap: magenta</w:t>
+      </w:r>
+    </w:p>
+    <w:p>
+      <w:pPr>
+        <w:numPr>
+          <w:ilvl w:val="0"/>
+          <w:numId w:val="20"/>
+        </w:numPr>
+        <w:rPr>
+          <w:lang w:val="nl-NL"/>
+        </w:rPr>
+      </w:pPr>
+      <w:r>
+        <w:rPr>
+          <w:b/>
+          <w:bCs/>
+          <w:lang w:val="nl-NL"/>
+        </w:rPr>
+        <w:lastRenderedPageBreak/>
+        <w:t>DAPI</w:t>
+      </w:r>
+      <w:r>
+        <w:rPr>
+          <w:lang w:val="nl-NL"/>
+        </w:rPr>
+        <w:t>:</w:t>
+      </w:r>
+    </w:p>
+    <w:p>
+      <w:pPr>
+        <w:numPr>
+          <w:ilvl w:val="1"/>
+          <w:numId w:val="20"/>
+        </w:numPr>
+        <w:rPr>
+          <w:lang w:val="en-GB"/>
+        </w:rPr>
+      </w:pPr>
+      <w:r>
+        <w:rPr>
+          <w:lang w:val="en-GB"/>
+        </w:rPr>
+        <w:t>Filter: DAPI, mRNA target: DAPI, Colormap: blue</w:t>
+      </w:r>
+    </w:p>
+    <w:p>
+      <w:pPr>
+        <w:rPr>
+          <w:lang w:val="en-GB"/>
+        </w:rPr>
+      </w:pPr>
+      <w:r>
+        <w:rPr>
+          <w:lang w:val="en-GB"/>
+        </w:rPr>
+        <w:t xml:space="preserve">Used as metadata to be recorded in </w:t>
+      </w:r>
+      <w:proofErr w:type="spellStart"/>
+      <w:r>
+        <w:rPr>
+          <w:lang w:val="en-GB"/>
+        </w:rPr>
+        <w:t>img.json</w:t>
+      </w:r>
+      <w:proofErr w:type="spellEnd"/>
+      <w:r>
+        <w:rPr>
+          <w:lang w:val="en-GB"/>
+        </w:rPr>
+        <w:t xml:space="preserve">. However, threshold, is the intensity threshold used for spot detection. </w:t>
+      </w:r>
+    </w:p>
+    <w:p>
+      <w:pPr>
+        <w:rPr>
+          <w:rFonts w:asciiTheme="majorHAnsi" w:eastAsiaTheme="majorEastAsia" w:hAnsiTheme="majorHAnsi" w:cstheme="majorBidi"/>
+          <w:b/>
+          <w:bCs/>
+          <w:color w:val="365F91" w:themeColor="accent1" w:themeShade="BF"/>
+          <w:sz w:val="28"/>
+          <w:szCs w:val="28"/>
+        </w:rPr>
+      </w:pPr>
+      <w:proofErr w:type="spellStart"/>
+      <w:r>
+        <w:rPr>
+          <w:rFonts w:asciiTheme="majorHAnsi" w:eastAsiaTheme="majorEastAsia" w:hAnsiTheme="majorHAnsi" w:cstheme="majorBidi"/>
+          <w:b/>
+          <w:bCs/>
+          <w:color w:val="365F91" w:themeColor="accent1" w:themeShade="BF"/>
+          <w:sz w:val="28"/>
+          <w:szCs w:val="28"/>
+        </w:rPr>
+        <w:t>img</w:t>
+      </w:r>
+      <w:r>
+        <w:rPr>
+          <w:rFonts w:asciiTheme="majorHAnsi" w:eastAsiaTheme="majorEastAsia" w:hAnsiTheme="majorHAnsi" w:cstheme="majorBidi"/>
+          <w:b/>
+          <w:bCs/>
+          <w:color w:val="365F91" w:themeColor="accent1" w:themeShade="BF"/>
+          <w:sz w:val="28"/>
+          <w:szCs w:val="28"/>
+        </w:rPr>
+        <w:t>.json</w:t>
+      </w:r>
+      <w:proofErr w:type="spellEnd"/>
+      <w:r>
+        <w:rPr>
+          <w:rFonts w:asciiTheme="majorHAnsi" w:eastAsiaTheme="majorEastAsia" w:hAnsiTheme="majorHAnsi" w:cstheme="majorBidi"/>
+          <w:b/>
+          <w:bCs/>
+          <w:color w:val="365F91" w:themeColor="accent1" w:themeShade="BF"/>
+          <w:sz w:val="28"/>
+          <w:szCs w:val="28"/>
+        </w:rPr>
+        <w:t xml:space="preserve"> </w:t>
+      </w:r>
+    </w:p>
+    <w:p>
+      <w:r>
+        <w:t xml:space="preserve">In this section we will give a short description of the variables declared in the </w:t>
+      </w:r>
+      <w:proofErr w:type="spellStart"/>
+      <w:r>
+        <w:t>img</w:t>
+      </w:r>
+      <w:r>
+        <w:t>.json</w:t>
+      </w:r>
+      <w:proofErr w:type="spellEnd"/>
+      <w:r>
+        <w:t xml:space="preserve"> file.</w:t>
+      </w:r>
+    </w:p>
+    <w:p>
+      <w:pPr>
+        <w:rPr>
+          <w:lang w:val="nl-NL"/>
+        </w:rPr>
+      </w:pPr>
+      <w:r>
+        <w:rPr>
+          <w:b/>
+          <w:bCs/>
+          <w:lang w:val="nl-NL"/>
+        </w:rPr>
+        <w:t>Input Files:</w:t>
+      </w:r>
+    </w:p>
+    <w:p>
+      <w:pPr>
+        <w:numPr>
+          <w:ilvl w:val="0"/>
+          <w:numId w:val="21"/>
+        </w:numPr>
+        <w:rPr>
+          <w:lang w:val="nl-NL"/>
+        </w:rPr>
+      </w:pPr>
+      <w:proofErr w:type="spellStart"/>
+      <w:r>
+        <w:rPr>
+          <w:lang w:val="nl-NL"/>
+        </w:rPr>
+        <w:t>vsi_file</w:t>
+      </w:r>
+      <w:proofErr w:type="spellEnd"/>
+      <w:r>
+        <w:rPr>
+          <w:lang w:val="nl-NL"/>
+        </w:rPr>
+        <w:t xml:space="preserve">: </w:t>
+      </w:r>
+      <w:proofErr w:type="spellStart"/>
+      <w:r>
+        <w:rPr>
+          <w:lang w:val="nl-NL"/>
+        </w:rPr>
+        <w:t>Multichannel</w:t>
+      </w:r>
+      <w:proofErr w:type="spellEnd"/>
+      <w:r>
+        <w:rPr>
+          <w:lang w:val="nl-NL"/>
+        </w:rPr>
+        <w:t xml:space="preserve"> FISH image (.</w:t>
+      </w:r>
+      <w:proofErr w:type="spellStart"/>
+      <w:r>
+        <w:rPr>
+          <w:lang w:val="nl-NL"/>
+        </w:rPr>
+        <w:t>vsi</w:t>
+      </w:r>
+      <w:proofErr w:type="spellEnd"/>
+      <w:r>
+        <w:rPr>
+          <w:lang w:val="nl-NL"/>
+        </w:rPr>
+        <w:t xml:space="preserve"> format).</w:t>
+      </w:r>
+    </w:p>
+    <w:p>
+      <w:pPr>
+        <w:numPr>
+          <w:ilvl w:val="0"/>
+          <w:numId w:val="21"/>
+        </w:numPr>
+        <w:rPr>
+          <w:lang w:val="en-GB"/>
+        </w:rPr>
+      </w:pPr>
+      <w:proofErr w:type="spellStart"/>
+      <w:r>
+        <w:rPr>
+          <w:lang w:val="en-GB"/>
+        </w:rPr>
+        <w:t>cell_file</w:t>
+      </w:r>
+      <w:proofErr w:type="spellEnd"/>
+      <w:r>
+        <w:rPr>
+          <w:lang w:val="en-GB"/>
+        </w:rPr>
+        <w:t>: DIC image used for segmentation guidance.</w:t>
+      </w:r>
+    </w:p>
+    <w:p>
+      <w:pPr>
+        <w:numPr>
+          <w:ilvl w:val="0"/>
+          <w:numId w:val="21"/>
+        </w:numPr>
+        <w:rPr>
+          <w:lang w:val="en-GB"/>
+        </w:rPr>
+      </w:pPr>
+      <w:r>
+        <w:rPr>
+          <w:lang w:val="en-GB"/>
+        </w:rPr>
+        <w:t xml:space="preserve">stem and </w:t>
+      </w:r>
+      <w:proofErr w:type="spellStart"/>
+      <w:r>
+        <w:rPr>
+          <w:lang w:val="en-GB"/>
+        </w:rPr>
+        <w:t>savepath</w:t>
+      </w:r>
+      <w:proofErr w:type="spellEnd"/>
+      <w:r>
+        <w:rPr>
+          <w:lang w:val="en-GB"/>
+        </w:rPr>
+        <w:t>: Clearly structured for naming and storing output.</w:t>
+      </w:r>
+    </w:p>
+    <w:p>
+      <w:pPr>
+        <w:rPr>
+          <w:lang w:val="nl-NL"/>
+        </w:rPr>
+      </w:pPr>
+      <w:r>
+        <w:rPr>
+          <w:b/>
+          <w:bCs/>
+          <w:lang w:val="nl-NL"/>
+        </w:rPr>
+        <w:t>General Parameters:</w:t>
+      </w:r>
+    </w:p>
+    <w:p>
+      <w:pPr>
+        <w:numPr>
+          <w:ilvl w:val="0"/>
+          <w:numId w:val="22"/>
+        </w:numPr>
+        <w:rPr>
+          <w:lang w:val="en-GB"/>
+        </w:rPr>
+      </w:pPr>
+      <w:r>
+        <w:rPr>
+          <w:lang w:val="en-GB"/>
+        </w:rPr>
+        <w:t>scale: [200, 65, 65] — likely voxel dimensions (z, y, x); verify they match your imaging setup.</w:t>
+      </w:r>
+    </w:p>
+    <w:p>
+      <w:pPr>
+        <w:numPr>
+          <w:ilvl w:val="0"/>
+          <w:numId w:val="22"/>
+        </w:numPr>
+        <w:rPr>
+          <w:lang w:val="en-GB"/>
+        </w:rPr>
+      </w:pPr>
+      <w:proofErr w:type="spellStart"/>
+      <w:r>
+        <w:rPr>
+          <w:lang w:val="en-GB"/>
+        </w:rPr>
+        <w:t>spot_radius</w:t>
+      </w:r>
+      <w:proofErr w:type="spellEnd"/>
+      <w:r>
+        <w:rPr>
+          <w:lang w:val="en-GB"/>
+        </w:rPr>
+        <w:t>: [880, 120, 120] — anisotropic spot shape, large in x-dimension.</w:t>
+      </w:r>
+    </w:p>
+    <w:p>
+      <w:pPr>
+        <w:numPr>
+          <w:ilvl w:val="0"/>
+          <w:numId w:val="22"/>
+        </w:numPr>
+        <w:rPr>
+          <w:lang w:val="en-GB"/>
+        </w:rPr>
+      </w:pPr>
+      <w:r>
+        <w:rPr>
+          <w:lang w:val="en-GB"/>
+        </w:rPr>
+        <w:t>sigma: [0.75, 2.3, 2.3] — Gaussian blur values for smoothing; tuned to spot size.</w:t>
+      </w:r>
+    </w:p>
+    <w:p>
+      <w:pPr>
+        <w:numPr>
+          <w:ilvl w:val="0"/>
+          <w:numId w:val="22"/>
+        </w:numPr>
+        <w:rPr>
+          <w:lang w:val="en-GB"/>
+        </w:rPr>
+      </w:pPr>
+      <w:proofErr w:type="spellStart"/>
+      <w:r>
+        <w:rPr>
+          <w:lang w:val="en-GB"/>
+        </w:rPr>
+        <w:t>patch_size</w:t>
+      </w:r>
+      <w:proofErr w:type="spellEnd"/>
+      <w:r>
+        <w:rPr>
+          <w:lang w:val="en-GB"/>
+        </w:rPr>
+        <w:t>: [200, 200] — possibly for tiling or local processing.</w:t>
+      </w:r>
+    </w:p>
+    <w:p>
+      <w:pPr>
+        <w:numPr>
+          <w:ilvl w:val="0"/>
+          <w:numId w:val="22"/>
+        </w:numPr>
+        <w:rPr>
+          <w:lang w:val="en-GB"/>
+        </w:rPr>
+      </w:pPr>
+      <w:proofErr w:type="spellStart"/>
+      <w:r>
+        <w:rPr>
+          <w:lang w:val="en-GB"/>
+        </w:rPr>
+        <w:t>translate_dic_by</w:t>
+      </w:r>
+      <w:proofErr w:type="spellEnd"/>
+      <w:r>
+        <w:rPr>
+          <w:lang w:val="en-GB"/>
+        </w:rPr>
+        <w:t>: [-10, 10] — applies translation to DIC image for alignment; check visually.</w:t>
+      </w:r>
+    </w:p>
+    <w:p>
+      <w:pPr>
+        <w:numPr>
+          <w:ilvl w:val="0"/>
+          <w:numId w:val="22"/>
+        </w:numPr>
+        <w:rPr>
+          <w:lang w:val="en-GB"/>
+        </w:rPr>
+      </w:pPr>
+      <w:proofErr w:type="spellStart"/>
+      <w:r>
+        <w:rPr>
+          <w:lang w:val="en-GB"/>
+        </w:rPr>
+        <w:t>expand_masks_by</w:t>
+      </w:r>
+      <w:proofErr w:type="spellEnd"/>
+      <w:r>
+        <w:rPr>
+          <w:lang w:val="en-GB"/>
+        </w:rPr>
+        <w:t>: 1 — expands segmented cell masks slightly.</w:t>
+      </w:r>
+    </w:p>
+    <w:p>
+      <w:pPr>
+        <w:numPr>
+          <w:ilvl w:val="0"/>
+          <w:numId w:val="22"/>
+        </w:numPr>
+        <w:rPr>
+          <w:lang w:val="en-GB"/>
+        </w:rPr>
+      </w:pPr>
+      <w:r>
+        <w:rPr>
+          <w:lang w:val="en-GB"/>
+        </w:rPr>
+        <w:t>organism: "</w:t>
+      </w:r>
+      <w:proofErr w:type="spellStart"/>
+      <w:r>
+        <w:rPr>
+          <w:lang w:val="en-GB"/>
+        </w:rPr>
+        <w:t>S.cerevisiae</w:t>
+      </w:r>
+      <w:proofErr w:type="spellEnd"/>
+      <w:r>
+        <w:rPr>
+          <w:lang w:val="en-GB"/>
+        </w:rPr>
+        <w:t>" — species-specific defaults (e.g., expected cell/nucleus sizes).</w:t>
+      </w:r>
+    </w:p>
+    <w:p>
+      <w:pPr>
+        <w:rPr>
+          <w:lang w:val="en-GB"/>
+        </w:rPr>
+      </w:pPr>
+      <w:r>
+        <w:rPr>
+          <w:b/>
+          <w:bCs/>
+          <w:lang w:val="en-GB"/>
+        </w:rPr>
+        <w:t>Cell Segmentation (using cyto2_omni model):</w:t>
+      </w:r>
+    </w:p>
+    <w:p>
+      <w:pPr>
+        <w:numPr>
+          <w:ilvl w:val="0"/>
+          <w:numId w:val="23"/>
+        </w:numPr>
+        <w:rPr>
+          <w:lang w:val="en-GB"/>
+        </w:rPr>
+      </w:pPr>
+      <w:r>
+        <w:rPr>
+          <w:lang w:val="en-GB"/>
+        </w:rPr>
+        <w:t>channels: [1, 2] — fluorescence channels used for segmentation.</w:t>
+      </w:r>
+    </w:p>
+    <w:p>
+      <w:pPr>
+        <w:numPr>
+          <w:ilvl w:val="0"/>
+          <w:numId w:val="23"/>
+        </w:numPr>
+        <w:rPr>
+          <w:lang w:val="en-GB"/>
+        </w:rPr>
+      </w:pPr>
+      <w:proofErr w:type="spellStart"/>
+      <w:r>
+        <w:rPr>
+          <w:lang w:val="en-GB"/>
+        </w:rPr>
+        <w:t>min_size</w:t>
+      </w:r>
+      <w:proofErr w:type="spellEnd"/>
+      <w:r>
+        <w:rPr>
+          <w:lang w:val="en-GB"/>
+        </w:rPr>
+        <w:t>: 300, diameter: 50 — filters for typical yeast cell size.</w:t>
+      </w:r>
+    </w:p>
+    <w:p>
+      <w:pPr>
+        <w:numPr>
+          <w:ilvl w:val="0"/>
+          <w:numId w:val="23"/>
+        </w:numPr>
+        <w:rPr>
+          <w:lang w:val="en-GB"/>
+        </w:rPr>
+      </w:pPr>
+      <w:r>
+        <w:rPr>
+          <w:lang w:val="en-GB"/>
+        </w:rPr>
+        <w:t>invert: false, resample: true, cluster: true, omni: true, transparency: true.</w:t>
+      </w:r>
+    </w:p>
+    <w:p>
+      <w:pPr>
+        <w:numPr>
+          <w:ilvl w:val="0"/>
+          <w:numId w:val="23"/>
+        </w:numPr>
+        <w:rPr>
+          <w:lang w:val="en-GB"/>
+        </w:rPr>
+      </w:pPr>
+      <w:r>
+        <w:rPr>
+          <w:lang w:val="en-GB"/>
+        </w:rPr>
+        <w:t xml:space="preserve">Other flags (augment, tile, </w:t>
+      </w:r>
+      <w:proofErr w:type="spellStart"/>
+      <w:r>
+        <w:rPr>
+          <w:lang w:val="en-GB"/>
+        </w:rPr>
+        <w:t>niter</w:t>
+      </w:r>
+      <w:proofErr w:type="spellEnd"/>
+      <w:r>
+        <w:rPr>
+          <w:lang w:val="en-GB"/>
+        </w:rPr>
+        <w:t>, etc.): left at defaults or disabled.</w:t>
+      </w:r>
+    </w:p>
+    <w:p>
+      <w:pPr>
+        <w:ind w:left="720"/>
+        <w:rPr>
+          <w:lang w:val="en-GB"/>
+        </w:rPr>
+      </w:pPr>
+    </w:p>
+    <w:p>
+      <w:pPr>
+        <w:rPr>
+          <w:lang w:val="en-GB"/>
+        </w:rPr>
+      </w:pPr>
+      <w:r>
+        <w:rPr>
+          <w:b/>
+          <w:bCs/>
+          <w:lang w:val="en-GB"/>
+        </w:rPr>
+        <w:lastRenderedPageBreak/>
+        <w:t>DAPI (Nuclear) Segmentation (using nuclei model):</w:t>
+      </w:r>
+    </w:p>
+    <w:p>
+      <w:pPr>
+        <w:numPr>
+          <w:ilvl w:val="0"/>
+          <w:numId w:val="24"/>
+        </w:numPr>
+        <w:rPr>
+          <w:lang w:val="en-GB"/>
+        </w:rPr>
+      </w:pPr>
+      <w:r>
+        <w:rPr>
+          <w:lang w:val="en-GB"/>
+        </w:rPr>
+        <w:t>channels: [0, 0] — DAPI used for both inputs.</w:t>
+      </w:r>
+    </w:p>
+    <w:p>
+      <w:pPr>
+        <w:numPr>
+          <w:ilvl w:val="0"/>
+          <w:numId w:val="24"/>
+        </w:numPr>
+        <w:rPr>
+          <w:lang w:val="nl-NL"/>
+        </w:rPr>
+      </w:pPr>
+      <w:proofErr w:type="spellStart"/>
+      <w:r>
+        <w:rPr>
+          <w:lang w:val="nl-NL"/>
+        </w:rPr>
+        <w:t>min_size</w:t>
+      </w:r>
+      <w:proofErr w:type="spellEnd"/>
+      <w:r>
+        <w:rPr>
+          <w:lang w:val="nl-NL"/>
+        </w:rPr>
+        <w:t xml:space="preserve">: 10, diameter: 0.0 — </w:t>
+      </w:r>
+      <w:proofErr w:type="spellStart"/>
+      <w:r>
+        <w:rPr>
+          <w:lang w:val="nl-NL"/>
+        </w:rPr>
+        <w:t>lets</w:t>
+      </w:r>
+      <w:proofErr w:type="spellEnd"/>
+      <w:r>
+        <w:rPr>
+          <w:lang w:val="nl-NL"/>
+        </w:rPr>
+        <w:t xml:space="preserve"> model auto-</w:t>
+      </w:r>
+      <w:proofErr w:type="spellStart"/>
+      <w:r>
+        <w:rPr>
+          <w:lang w:val="nl-NL"/>
+        </w:rPr>
+        <w:t>estimate</w:t>
+      </w:r>
+      <w:proofErr w:type="spellEnd"/>
+      <w:r>
+        <w:rPr>
+          <w:lang w:val="nl-NL"/>
+        </w:rPr>
+        <w:t xml:space="preserve"> </w:t>
+      </w:r>
+      <w:proofErr w:type="spellStart"/>
+      <w:r>
+        <w:rPr>
+          <w:lang w:val="nl-NL"/>
+        </w:rPr>
+        <w:t>size</w:t>
+      </w:r>
+      <w:proofErr w:type="spellEnd"/>
+      <w:r>
+        <w:rPr>
+          <w:lang w:val="nl-NL"/>
+        </w:rPr>
+        <w:t>.</w:t>
+      </w:r>
+    </w:p>
+    <w:p>
+      <w:pPr>
+        <w:numPr>
+          <w:ilvl w:val="0"/>
+          <w:numId w:val="24"/>
+        </w:numPr>
+        <w:rPr>
+          <w:lang w:val="en-GB"/>
+        </w:rPr>
+      </w:pPr>
+      <w:proofErr w:type="spellStart"/>
+      <w:r>
+        <w:rPr>
+          <w:lang w:val="en-GB"/>
+        </w:rPr>
+        <w:t>mask_threshold</w:t>
+      </w:r>
+      <w:proofErr w:type="spellEnd"/>
+      <w:r>
+        <w:rPr>
+          <w:lang w:val="en-GB"/>
+        </w:rPr>
+        <w:t xml:space="preserve"> and </w:t>
+      </w:r>
+      <w:proofErr w:type="spellStart"/>
+      <w:r>
+        <w:rPr>
+          <w:lang w:val="en-GB"/>
+        </w:rPr>
+        <w:t>flow_threshold</w:t>
+      </w:r>
+      <w:proofErr w:type="spellEnd"/>
+      <w:r>
+        <w:rPr>
+          <w:lang w:val="en-GB"/>
+        </w:rPr>
+        <w:t>: set to 0.0 — very permissive.</w:t>
+      </w:r>
+    </w:p>
+    <w:p>
+      <w:pPr>
+        <w:numPr>
+          <w:ilvl w:val="0"/>
+          <w:numId w:val="24"/>
+        </w:numPr>
+        <w:rPr>
+          <w:lang w:val="en-GB"/>
+        </w:rPr>
+      </w:pPr>
+      <w:r>
+        <w:rPr>
+          <w:lang w:val="en-GB"/>
+        </w:rPr>
+        <w:t>invert: false, other flags set similarly to cell segmentation.</w:t>
+      </w:r>
+    </w:p>
+    <w:p>
+      <w:pPr>
+        <w:rPr>
+          <w:lang w:val="nl-NL"/>
+        </w:rPr>
+      </w:pPr>
+      <w:proofErr w:type="spellStart"/>
+      <w:r>
+        <w:rPr>
+          <w:b/>
+          <w:bCs/>
+          <w:lang w:val="nl-NL"/>
+        </w:rPr>
+        <w:t>Results</w:t>
+      </w:r>
+      <w:proofErr w:type="spellEnd"/>
+      <w:r>
+        <w:rPr>
+          <w:b/>
+          <w:bCs/>
+          <w:lang w:val="nl-NL"/>
+        </w:rPr>
+        <w:t xml:space="preserve"> Block:</w:t>
+      </w:r>
+    </w:p>
+    <w:p>
+      <w:pPr>
+        <w:numPr>
+          <w:ilvl w:val="0"/>
+          <w:numId w:val="25"/>
+        </w:numPr>
+        <w:rPr>
+          <w:lang w:val="en-GB"/>
+        </w:rPr>
+      </w:pPr>
+      <w:r>
+        <w:rPr>
+          <w:lang w:val="en-GB"/>
+        </w:rPr>
+        <w:t>Description of spot quantifications per channel.</w:t>
+      </w:r>
+    </w:p>
+    <w:p>
+      <w:pPr>
+        <w:numPr>
+          <w:ilvl w:val="1"/>
+          <w:numId w:val="25"/>
+        </w:numPr>
+        <w:rPr>
+          <w:lang w:val="en-GB"/>
+        </w:rPr>
+      </w:pPr>
+      <w:r>
+        <w:rPr>
+          <w:lang w:val="en-GB"/>
+        </w:rPr>
+        <w:t xml:space="preserve">   "colormap": "yellow",</w:t>
+      </w:r>
+      <w:r>
+        <w:rPr>
+          <w:lang w:val="en-GB"/>
+        </w:rPr>
+        <w:t xml:space="preserve"> colour used for display in </w:t>
+      </w:r>
+      <w:proofErr w:type="spellStart"/>
+      <w:r>
+        <w:rPr>
+          <w:lang w:val="en-GB"/>
+        </w:rPr>
+        <w:t>napari</w:t>
+      </w:r>
+      <w:proofErr w:type="spellEnd"/>
+      <w:r>
+        <w:rPr>
+          <w:lang w:val="en-GB"/>
+        </w:rPr>
+        <w:t>.</w:t>
+      </w:r>
+    </w:p>
+    <w:p>
+      <w:pPr>
+        <w:numPr>
+          <w:ilvl w:val="1"/>
+          <w:numId w:val="25"/>
+        </w:numPr>
+        <w:rPr>
+          <w:lang w:val="en-GB"/>
+        </w:rPr>
+      </w:pPr>
+      <w:r>
+        <w:rPr>
+          <w:lang w:val="en-GB"/>
+        </w:rPr>
+        <w:t xml:space="preserve">            "</w:t>
+      </w:r>
+      <w:proofErr w:type="spellStart"/>
+      <w:r>
+        <w:rPr>
+          <w:lang w:val="en-GB"/>
+        </w:rPr>
+        <w:t>z_max_focus</w:t>
+      </w:r>
+      <w:proofErr w:type="spellEnd"/>
+      <w:r>
+        <w:rPr>
+          <w:lang w:val="en-GB"/>
+        </w:rPr>
+        <w:t>": 14,</w:t>
+      </w:r>
+      <w:r>
+        <w:rPr>
+          <w:lang w:val="en-GB"/>
+        </w:rPr>
+        <w:t xml:space="preserve"> middle focus layer automatically defined.</w:t>
+      </w:r>
+    </w:p>
+    <w:p>
+      <w:pPr>
+        <w:numPr>
+          <w:ilvl w:val="1"/>
+          <w:numId w:val="25"/>
+        </w:numPr>
+        <w:rPr>
+          <w:lang w:val="en-GB"/>
+        </w:rPr>
+      </w:pPr>
+      <w:r>
+        <w:rPr>
+          <w:lang w:val="en-GB"/>
+        </w:rPr>
+        <w:t xml:space="preserve">            "ifx_1": 4,</w:t>
+      </w:r>
+      <w:r>
+        <w:rPr>
+          <w:lang w:val="en-GB"/>
+        </w:rPr>
+        <w:t xml:space="preserve"> starting focus layer in which spots are detected.</w:t>
+      </w:r>
+    </w:p>
+    <w:p>
+      <w:pPr>
+        <w:numPr>
+          <w:ilvl w:val="1"/>
+          <w:numId w:val="25"/>
+        </w:numPr>
+        <w:rPr>
+          <w:lang w:val="en-GB"/>
+        </w:rPr>
+      </w:pPr>
+      <w:r>
+        <w:rPr>
+          <w:lang w:val="en-GB"/>
+        </w:rPr>
+        <w:t xml:space="preserve">            "ifx_2": 28,</w:t>
+      </w:r>
+      <w:r>
+        <w:rPr>
+          <w:lang w:val="en-GB"/>
+        </w:rPr>
+        <w:t xml:space="preserve"> last focus layer in which spots are detected.</w:t>
+      </w:r>
+    </w:p>
+    <w:p>
+      <w:pPr>
+        <w:numPr>
+          <w:ilvl w:val="1"/>
+          <w:numId w:val="25"/>
+        </w:numPr>
+        <w:rPr>
+          <w:lang w:val="en-GB"/>
+        </w:rPr>
+      </w:pPr>
+      <w:r>
+        <w:rPr>
+          <w:lang w:val="en-GB"/>
+        </w:rPr>
+        <w:t xml:space="preserve">            "threshold": 105.0,</w:t>
+      </w:r>
+      <w:r>
+        <w:rPr>
+          <w:lang w:val="en-GB"/>
+        </w:rPr>
+        <w:t xml:space="preserve"> threshold used for spot detection in this channel.</w:t>
+      </w:r>
+    </w:p>
+    <w:p>
+      <w:pPr>
+        <w:numPr>
+          <w:ilvl w:val="1"/>
+          <w:numId w:val="25"/>
+        </w:numPr>
+        <w:rPr>
+          <w:lang w:val="en-GB"/>
+        </w:rPr>
+      </w:pPr>
+      <w:r>
+        <w:rPr>
+          <w:lang w:val="en-GB"/>
+        </w:rPr>
+        <w:t xml:space="preserve">            "</w:t>
+      </w:r>
+      <w:proofErr w:type="spellStart"/>
+      <w:r>
+        <w:rPr>
+          <w:lang w:val="en-GB"/>
+        </w:rPr>
+        <w:t>nr_spots</w:t>
+      </w:r>
+      <w:proofErr w:type="spellEnd"/>
+      <w:r>
+        <w:rPr>
+          <w:lang w:val="en-GB"/>
+        </w:rPr>
+        <w:t>": 441</w:t>
+      </w:r>
+      <w:r>
+        <w:rPr>
+          <w:lang w:val="en-GB"/>
+        </w:rPr>
+        <w:t xml:space="preserve">. Number of spots identified in channel. </w:t>
+      </w:r>
+    </w:p>
+    <w:p>
+      <w:pPr>
+        <w:ind w:left="360"/>
+        <w:rPr>
+          <w:lang w:val="en-GB"/>
+        </w:rPr>
+      </w:pPr>
+      <w:r>
+        <w:rPr>
+          <w:b/>
+          <w:bCs/>
+          <w:lang w:val="nl-NL"/>
+        </w:rPr>
+        <w:t>Timing Summary:</w:t>
+      </w:r>
+    </w:p>
+    <w:p>
+      <w:pPr>
+        <w:numPr>
+          <w:ilvl w:val="0"/>
+          <w:numId w:val="26"/>
+        </w:numPr>
+        <w:rPr>
+          <w:lang w:val="nl-NL"/>
+        </w:rPr>
+      </w:pPr>
+      <w:proofErr w:type="spellStart"/>
+      <w:r>
+        <w:rPr>
+          <w:lang w:val="nl-NL"/>
+        </w:rPr>
+        <w:t>Configure</w:t>
+      </w:r>
+      <w:proofErr w:type="spellEnd"/>
+      <w:r>
+        <w:rPr>
+          <w:lang w:val="nl-NL"/>
+        </w:rPr>
+        <w:t>: ~60 s</w:t>
+      </w:r>
+    </w:p>
+    <w:p>
+      <w:pPr>
+        <w:numPr>
+          <w:ilvl w:val="0"/>
+          <w:numId w:val="26"/>
+        </w:numPr>
+        <w:rPr>
+          <w:lang w:val="nl-NL"/>
+        </w:rPr>
+      </w:pPr>
+      <w:proofErr w:type="spellStart"/>
+      <w:r>
+        <w:rPr>
+          <w:lang w:val="nl-NL"/>
+        </w:rPr>
+        <w:t>Cell</w:t>
+      </w:r>
+      <w:proofErr w:type="spellEnd"/>
+      <w:r>
+        <w:rPr>
+          <w:lang w:val="nl-NL"/>
+        </w:rPr>
+        <w:t xml:space="preserve"> </w:t>
+      </w:r>
+      <w:proofErr w:type="spellStart"/>
+      <w:r>
+        <w:rPr>
+          <w:lang w:val="nl-NL"/>
+        </w:rPr>
+        <w:t>segmentation</w:t>
+      </w:r>
+      <w:proofErr w:type="spellEnd"/>
+      <w:r>
+        <w:rPr>
+          <w:lang w:val="nl-NL"/>
+        </w:rPr>
+        <w:t>: ~13 s</w:t>
+      </w:r>
+    </w:p>
+    <w:p>
+      <w:pPr>
+        <w:numPr>
+          <w:ilvl w:val="0"/>
+          <w:numId w:val="26"/>
+        </w:numPr>
+        <w:rPr>
+          <w:lang w:val="nl-NL"/>
+        </w:rPr>
+      </w:pPr>
+      <w:r>
+        <w:rPr>
+          <w:lang w:val="nl-NL"/>
+        </w:rPr>
+        <w:t xml:space="preserve">DAPI </w:t>
+      </w:r>
+      <w:proofErr w:type="spellStart"/>
+      <w:r>
+        <w:rPr>
+          <w:lang w:val="nl-NL"/>
+        </w:rPr>
+        <w:t>segmentation</w:t>
+      </w:r>
+      <w:proofErr w:type="spellEnd"/>
+      <w:r>
+        <w:rPr>
+          <w:lang w:val="nl-NL"/>
+        </w:rPr>
+        <w:t>: ~23 s</w:t>
+      </w:r>
+    </w:p>
+    <w:p>
+      <w:pPr>
+        <w:numPr>
+          <w:ilvl w:val="0"/>
+          <w:numId w:val="26"/>
+        </w:numPr>
+        <w:rPr>
+          <w:lang w:val="nl-NL"/>
+        </w:rPr>
+      </w:pPr>
+      <w:r>
+        <w:rPr>
+          <w:lang w:val="nl-NL"/>
+        </w:rPr>
+        <w:t>Preprocessing: ~4 s</w:t>
+      </w:r>
+    </w:p>
+    <w:p>
+      <w:pPr>
+        <w:rPr>
+          <w:rFonts w:asciiTheme="majorHAnsi" w:eastAsiaTheme="majorEastAsia" w:hAnsiTheme="majorHAnsi" w:cstheme="majorBidi"/>
+          <w:b/>
+          <w:bCs/>
+          <w:color w:val="365F91" w:themeColor="accent1" w:themeShade="BF"/>
+          <w:sz w:val="28"/>
+          <w:szCs w:val="28"/>
+        </w:rPr>
+      </w:pPr>
+    </w:p>
+    <w:p>
+      <w:pPr>
+        <w:rPr>
+          <w:lang w:val="en-GB"/>
+        </w:rPr>
+      </w:pPr>
+    </w:p>
+    <w:p>
+      <w:pPr>
+        <w:rPr>
+          <w:rFonts w:asciiTheme="majorHAnsi" w:eastAsiaTheme="majorEastAsia" w:hAnsiTheme="majorHAnsi" w:cstheme="majorBidi"/>
+          <w:b/>
+          <w:bCs/>
+          <w:color w:val="365F91" w:themeColor="accent1" w:themeShade="BF"/>
+          <w:sz w:val="28"/>
+          <w:szCs w:val="28"/>
+        </w:rPr>
+      </w:pPr>
+      <w:r>
+        <w:br w:type="page"/>
       </w:r>
     </w:p>
     <w:p>
@@ -1181,6 +3632,7 @@
         <w:pStyle w:val="Heading1"/>
       </w:pPr>
       <w:r>
+        <w:lastRenderedPageBreak/>
         <w:t>Exploring</w:t>
       </w:r>
       <w:r>
@@ -1213,7 +3665,6 @@
     </w:p>
     <w:p>
       <w:r>
-        <w:lastRenderedPageBreak/>
         <w:t>To open the plugin, i</w:t>
       </w:r>
       <w:r>
@@ -1236,7 +3687,290 @@
     </w:p>
     <w:p>
       <w:r>
-        <w:t xml:space="preserve">In the toolbar, click “Plugins” and hover the mouse over the </w:t>
+        <w:t>____________________________________________________________________</w:t>
+      </w:r>
+    </w:p>
+    <w:p>
+      <w:r>
+        <w:t xml:space="preserve">If you receive this error, the a </w:t>
+      </w:r>
+      <w:proofErr w:type="spellStart"/>
+      <w:r>
+        <w:t>napari</w:t>
+      </w:r>
+      <w:proofErr w:type="spellEnd"/>
+      <w:r>
+        <w:t xml:space="preserve"> backend still has to be installed. </w:t>
+      </w:r>
+      <w:r>
+        <w:br/>
+      </w:r>
+      <w:proofErr w:type="spellStart"/>
+      <w:r>
+        <w:t>ImportError</w:t>
+      </w:r>
+      <w:proofErr w:type="spellEnd"/>
+      <w:r>
+        <w:t>: No Qt bindings could be found.</w:t>
+      </w:r>
+    </w:p>
+    <w:p>
+      <w:proofErr w:type="spellStart"/>
+      <w:r>
+        <w:t>napari</w:t>
+      </w:r>
+      <w:proofErr w:type="spellEnd"/>
+      <w:r>
+        <w:t xml:space="preserve"> requires either PyQt5 (default), PyQt6 or PySide2 to be installed in the environment.</w:t>
+      </w:r>
+    </w:p>
+    <w:p/>
+    <w:p>
+      <w:r>
+        <w:t>With pip, you can install either with:</w:t>
+      </w:r>
+    </w:p>
+    <w:p>
+      <w:r>
+        <w:t xml:space="preserve">  $ pip install -U '</w:t>
+      </w:r>
+      <w:proofErr w:type="spellStart"/>
+      <w:r>
+        <w:t>napari</w:t>
+      </w:r>
+      <w:proofErr w:type="spellEnd"/>
+      <w:r>
+        <w:t>[all]'  # default choice</w:t>
+      </w:r>
+    </w:p>
+    <w:p>
+      <w:pPr>
+        <w:rPr>
+          <w:lang w:val="nl-NL"/>
+        </w:rPr>
+      </w:pPr>
+      <w:r>
+        <w:t xml:space="preserve">  </w:t>
+      </w:r>
+      <w:r>
+        <w:rPr>
+          <w:lang w:val="nl-NL"/>
+        </w:rPr>
+        <w:t xml:space="preserve">$ pip </w:t>
+      </w:r>
+      <w:proofErr w:type="spellStart"/>
+      <w:r>
+        <w:rPr>
+          <w:lang w:val="nl-NL"/>
+        </w:rPr>
+        <w:t>install</w:t>
+      </w:r>
+      <w:proofErr w:type="spellEnd"/>
+      <w:r>
+        <w:rPr>
+          <w:lang w:val="nl-NL"/>
+        </w:rPr>
+        <w:t xml:space="preserve"> -U '</w:t>
+      </w:r>
+      <w:proofErr w:type="spellStart"/>
+      <w:r>
+        <w:rPr>
+          <w:lang w:val="nl-NL"/>
+        </w:rPr>
+        <w:t>napari</w:t>
+      </w:r>
+      <w:proofErr w:type="spellEnd"/>
+      <w:r>
+        <w:rPr>
+          <w:lang w:val="nl-NL"/>
+        </w:rPr>
+        <w:t>[pyqt5]'</w:t>
+      </w:r>
+    </w:p>
+    <w:p>
+      <w:pPr>
+        <w:rPr>
+          <w:lang w:val="nl-NL"/>
+        </w:rPr>
+      </w:pPr>
+      <w:r>
+        <w:rPr>
+          <w:lang w:val="nl-NL"/>
+        </w:rPr>
+        <w:t xml:space="preserve">  $ pip </w:t>
+      </w:r>
+      <w:proofErr w:type="spellStart"/>
+      <w:r>
+        <w:rPr>
+          <w:lang w:val="nl-NL"/>
+        </w:rPr>
+        <w:t>install</w:t>
+      </w:r>
+      <w:proofErr w:type="spellEnd"/>
+      <w:r>
+        <w:rPr>
+          <w:lang w:val="nl-NL"/>
+        </w:rPr>
+        <w:t xml:space="preserve"> -U '</w:t>
+      </w:r>
+      <w:proofErr w:type="spellStart"/>
+      <w:r>
+        <w:rPr>
+          <w:lang w:val="nl-NL"/>
+        </w:rPr>
+        <w:t>napari</w:t>
+      </w:r>
+      <w:proofErr w:type="spellEnd"/>
+      <w:r>
+        <w:rPr>
+          <w:lang w:val="nl-NL"/>
+        </w:rPr>
+        <w:t>[pyqt6]'</w:t>
+      </w:r>
+    </w:p>
+    <w:p>
+      <w:r>
+        <w:rPr>
+          <w:lang w:val="nl-NL"/>
+        </w:rPr>
+        <w:t xml:space="preserve">  </w:t>
+      </w:r>
+      <w:r>
+        <w:t>$ pip install -U '</w:t>
+      </w:r>
+      <w:proofErr w:type="spellStart"/>
+      <w:r>
+        <w:t>napari</w:t>
+      </w:r>
+      <w:proofErr w:type="spellEnd"/>
+      <w:r>
+        <w:t>[pyside2]'</w:t>
+      </w:r>
+    </w:p>
+    <w:p>
+      <w:r>
+        <w:t xml:space="preserve">To solve this error install </w:t>
+      </w:r>
+      <w:proofErr w:type="spellStart"/>
+      <w:r>
+        <w:t>napari</w:t>
+      </w:r>
+      <w:proofErr w:type="spellEnd"/>
+      <w:r>
+        <w:t xml:space="preserve"> by typing:</w:t>
+      </w:r>
+    </w:p>
+    <w:p>
+      <w:pPr>
+        <w:ind w:firstLine="720"/>
+        <w:rPr>
+          <w:lang w:val="en-GB"/>
+        </w:rPr>
+      </w:pPr>
+      <w:r>
+        <w:t>“</w:t>
+      </w:r>
+      <w:r>
+        <w:t>p</w:t>
+      </w:r>
+      <w:proofErr w:type="spellStart"/>
+      <w:r>
+        <w:rPr>
+          <w:lang w:val="en-GB"/>
+        </w:rPr>
+        <w:t>ip</w:t>
+      </w:r>
+      <w:proofErr w:type="spellEnd"/>
+      <w:r>
+        <w:rPr>
+          <w:lang w:val="en-GB"/>
+        </w:rPr>
+        <w:t xml:space="preserve"> install -U </w:t>
+      </w:r>
+      <w:proofErr w:type="spellStart"/>
+      <w:r>
+        <w:rPr>
+          <w:lang w:val="en-GB"/>
+        </w:rPr>
+        <w:t>napari</w:t>
+      </w:r>
+      <w:proofErr w:type="spellEnd"/>
+      <w:r>
+        <w:rPr>
+          <w:lang w:val="en-GB"/>
+        </w:rPr>
+        <w:t>[all]</w:t>
+      </w:r>
+      <w:r>
+        <w:rPr>
+          <w:lang w:val="en-GB"/>
+        </w:rPr>
+        <w:t>”</w:t>
+      </w:r>
+    </w:p>
+    <w:p>
+      <w:pPr>
+        <w:rPr>
+          <w:lang w:val="en-GB"/>
+        </w:rPr>
+      </w:pPr>
+      <w:r>
+        <w:rPr>
+          <w:lang w:val="en-GB"/>
+        </w:rPr>
+        <w:t>And try to run “</w:t>
+      </w:r>
+      <w:proofErr w:type="spellStart"/>
+      <w:r>
+        <w:rPr>
+          <w:lang w:val="en-GB"/>
+        </w:rPr>
+        <w:t>napari</w:t>
+      </w:r>
+      <w:proofErr w:type="spellEnd"/>
+      <w:r>
+        <w:rPr>
+          <w:lang w:val="en-GB"/>
+        </w:rPr>
+        <w:t>” in the shell again.</w:t>
+      </w:r>
+    </w:p>
+    <w:p>
+      <w:r>
+        <w:t>____________________________________________________________________</w:t>
+      </w:r>
+    </w:p>
+    <w:p>
+      <w:pPr>
+        <w:rPr>
+          <w:lang w:val="en-GB"/>
+        </w:rPr>
+      </w:pPr>
+      <w:r>
+        <w:rPr>
+          <w:lang w:val="en-GB"/>
+        </w:rPr>
+        <w:t xml:space="preserve">Wait for the </w:t>
+      </w:r>
+      <w:proofErr w:type="spellStart"/>
+      <w:r>
+        <w:rPr>
+          <w:lang w:val="en-GB"/>
+        </w:rPr>
+        <w:t>napari</w:t>
+      </w:r>
+      <w:proofErr w:type="spellEnd"/>
+      <w:r>
+        <w:rPr>
+          <w:lang w:val="en-GB"/>
+        </w:rPr>
+        <w:t xml:space="preserve"> viewer to open. Next,</w:t>
+      </w:r>
+      <w:r>
+        <w:t xml:space="preserve"> i</w:t>
+      </w:r>
+      <w:r>
+        <w:t xml:space="preserve">n the toolbar, click “Plugins” and hover the mouse over the </w:t>
       </w:r>
       <w:proofErr w:type="spellStart"/>
       <w:r>
@@ -1283,10 +4017,14 @@
       </w:r>
     </w:p>
     <w:p>
+      <w:pPr>
+        <w:jc w:val="center"/>
+      </w:pPr>
       <w:r>
         <w:rPr>
           <w:noProof/>
         </w:rPr>
+        <w:lastRenderedPageBreak/>
         <w:drawing>
           <wp:inline distT="0" distB="0" distL="0" distR="0" wp14:anchorId="44AE19E2" wp14:editId="3B586885">
             <wp:extent cx="3171824" cy="2105025"/>
@@ -1303,7 +4041,7 @@
                     <pic:cNvPicPr/>
                   </pic:nvPicPr>
                   <pic:blipFill rotWithShape="1">
-                    <a:blip r:embed="rId9"/>
+                    <a:blip r:embed="rId11"/>
                     <a:srcRect l="3198" t="6780" b="18305"/>
                     <a:stretch/>
                   </pic:blipFill>
@@ -1333,6 +4071,7 @@
     </w:p>
     <w:p>
       <w:pPr>
+        <w:jc w:val="center"/>
         <w:rPr>
           <w:b/>
           <w:bCs/>
@@ -1452,6 +4191,7 @@
     </w:p>
     <w:p>
       <w:pPr>
+        <w:jc w:val="center"/>
         <w:rPr>
           <w:b/>
           <w:bCs/>
@@ -1481,7 +4221,7 @@
                     <pic:cNvPicPr/>
                   </pic:nvPicPr>
                   <pic:blipFill>
-                    <a:blip r:embed="rId10"/>
+                    <a:blip r:embed="rId12"/>
                     <a:stretch>
                       <a:fillRect/>
                     </a:stretch>
@@ -1504,6 +4244,7 @@
     </w:p>
     <w:p>
       <w:pPr>
+        <w:jc w:val="center"/>
         <w:rPr>
           <w:b/>
           <w:bCs/>
@@ -1550,7 +4291,6 @@
         <w:rPr>
           <w:lang w:val="en-GB"/>
         </w:rPr>
-        <w:lastRenderedPageBreak/>
         <w:t xml:space="preserve">Next, </w:t>
       </w:r>
       <w:r>
@@ -1752,6 +4492,7 @@
         <w:rPr>
           <w:lang w:val="en-GB"/>
         </w:rPr>
+        <w:lastRenderedPageBreak/>
         <w:t xml:space="preserve">The fist layer is a </w:t>
       </w:r>
       <w:proofErr w:type="spellStart"/>
@@ -1897,6 +4638,7 @@
     </w:p>
     <w:p>
       <w:pPr>
+        <w:jc w:val="center"/>
         <w:rPr>
           <w:lang w:val="en-GB"/>
         </w:rPr>
@@ -1922,7 +4664,7 @@
                     <pic:cNvPicPr/>
                   </pic:nvPicPr>
                   <pic:blipFill>
-                    <a:blip r:embed="rId11"/>
+                    <a:blip r:embed="rId13"/>
                     <a:stretch>
                       <a:fillRect/>
                     </a:stretch>
@@ -1945,6 +4687,7 @@
     </w:p>
     <w:p>
       <w:pPr>
+        <w:jc w:val="center"/>
         <w:rPr>
           <w:b/>
           <w:bCs/>
@@ -2028,18 +4771,12 @@
         <w:rPr>
           <w:lang w:val="en-GB"/>
         </w:rPr>
-        <w:t xml:space="preserve">update the threshold. </w:t>
-      </w:r>
-      <w:r>
-        <w:rPr>
-          <w:lang w:val="en-GB"/>
-        </w:rPr>
-        <w:lastRenderedPageBreak/>
-        <w:t>Compare the newly produced spot point layer to the previous layer, how does changing the threshold affect the spot count?</w:t>
-      </w:r>
-    </w:p>
-    <w:p>
-      <w:pPr>
+        <w:t>update the threshold. Compare the newly produced spot point layer to the previous layer, how does changing the threshold affect the spot count?</w:t>
+      </w:r>
+    </w:p>
+    <w:p>
+      <w:pPr>
+        <w:jc w:val="center"/>
         <w:rPr>
           <w:b/>
           <w:bCs/>
@@ -2053,6 +4790,7 @@
           <w:noProof/>
           <w:lang w:val="en-GB"/>
         </w:rPr>
+        <w:lastRenderedPageBreak/>
         <w:drawing>
           <wp:inline distT="0" distB="0" distL="0" distR="0" wp14:anchorId="176D3614" wp14:editId="53C049D9">
             <wp:extent cx="3705742" cy="1667108"/>
@@ -2069,7 +4807,7 @@
                     <pic:cNvPicPr/>
                   </pic:nvPicPr>
                   <pic:blipFill>
-                    <a:blip r:embed="rId12"/>
+                    <a:blip r:embed="rId14"/>
                     <a:stretch>
                       <a:fillRect/>
                     </a:stretch>
@@ -2092,6 +4830,7 @@
     </w:p>
     <w:p>
       <w:pPr>
+        <w:jc w:val="center"/>
         <w:rPr>
           <w:b/>
           <w:bCs/>
@@ -2134,45 +4873,53 @@
     <w:p>
       <w:pPr>
         <w:rPr>
+          <w:lang w:val="en-GB"/>
+        </w:rPr>
+      </w:pPr>
+      <w:r>
+        <w:rPr>
+          <w:lang w:val="en-GB"/>
+        </w:rPr>
+        <w:t>Now open the last GUI element named “Decompose spots” (</w:t>
+      </w:r>
+      <w:r>
+        <w:rPr>
           <w:b/>
           <w:bCs/>
           <w:lang w:val="en-GB"/>
         </w:rPr>
-      </w:pPr>
-      <w:r>
-        <w:rPr>
-          <w:lang w:val="en-GB"/>
-        </w:rPr>
-        <w:t>Now open the last GUI element named “Decompose spots” (</w:t>
-      </w:r>
-      <w:r>
+        <w:t>Figure 7</w:t>
+      </w:r>
+      <w:r>
+        <w:rPr>
+          <w:lang w:val="en-GB"/>
+        </w:rPr>
+        <w:t xml:space="preserve">). This GUI element contains the code to identify spots with abnormal spot brightness and/ or shape, indicating that multiple RNAS are localised there (including </w:t>
+      </w:r>
+      <w:proofErr w:type="spellStart"/>
+      <w:r>
+        <w:rPr>
+          <w:lang w:val="en-GB"/>
+        </w:rPr>
+        <w:t>Txs</w:t>
+      </w:r>
+      <w:proofErr w:type="spellEnd"/>
+      <w:r>
+        <w:rPr>
+          <w:lang w:val="en-GB"/>
+        </w:rPr>
+        <w:t xml:space="preserve">).  </w:t>
+      </w:r>
+    </w:p>
+    <w:p>
+      <w:pPr>
+        <w:jc w:val="center"/>
         <w:rPr>
           <w:b/>
           <w:bCs/>
           <w:lang w:val="en-GB"/>
         </w:rPr>
-        <w:t>Figure 7</w:t>
-      </w:r>
-      <w:r>
-        <w:rPr>
-          <w:lang w:val="en-GB"/>
-        </w:rPr>
-        <w:t xml:space="preserve">). This GUI element contains the code to identify spots with abnormal spot brightness and/ or shape, indicating that multiple RNAS are localised there (including </w:t>
-      </w:r>
-      <w:proofErr w:type="spellStart"/>
-      <w:r>
-        <w:rPr>
-          <w:lang w:val="en-GB"/>
-        </w:rPr>
-        <w:t>Txs</w:t>
-      </w:r>
-      <w:proofErr w:type="spellEnd"/>
-      <w:r>
-        <w:rPr>
-          <w:lang w:val="en-GB"/>
-        </w:rPr>
-        <w:t xml:space="preserve">).  </w:t>
-      </w:r>
+      </w:pPr>
       <w:r>
         <w:rPr>
           <w:b/>
@@ -2196,7 +4943,7 @@
                     <pic:cNvPicPr/>
                   </pic:nvPicPr>
                   <pic:blipFill rotWithShape="1">
-                    <a:blip r:embed="rId13"/>
+                    <a:blip r:embed="rId15"/>
                     <a:srcRect t="13333" b="17083"/>
                     <a:stretch/>
                   </pic:blipFill>
@@ -2226,6 +4973,7 @@
     </w:p>
     <w:p>
       <w:pPr>
+        <w:jc w:val="center"/>
         <w:rPr>
           <w:b/>
           <w:bCs/>
@@ -2254,7 +5002,7 @@
           <w:bCs/>
           <w:lang w:val="en-GB"/>
         </w:rPr>
-        <w:t xml:space="preserve">spots GUI element. </w:t>
+        <w:t>spots GUI element.</w:t>
       </w:r>
     </w:p>
     <w:p>
@@ -2314,6 +5062,7 @@
     </w:p>
     <w:p>
       <w:pPr>
+        <w:jc w:val="center"/>
         <w:rPr>
           <w:b/>
           <w:bCs/>
@@ -2343,7 +5092,7 @@
                     <pic:cNvPicPr/>
                   </pic:nvPicPr>
                   <pic:blipFill>
-                    <a:blip r:embed="rId14"/>
+                    <a:blip r:embed="rId16"/>
                     <a:stretch>
                       <a:fillRect/>
                     </a:stretch>
@@ -2366,6 +5115,7 @@
     </w:p>
     <w:p>
       <w:pPr>
+        <w:jc w:val="center"/>
         <w:rPr>
           <w:b/>
           <w:bCs/>
@@ -2394,7 +5144,7 @@
           <w:bCs/>
           <w:lang w:val="en-GB"/>
         </w:rPr>
-        <w:t xml:space="preserve"> parameters used in spot detection. </w:t>
+        <w:t xml:space="preserve"> parameters used in spot detection.</w:t>
       </w:r>
     </w:p>
     <w:p>
@@ -2451,6 +5201,7 @@
     </w:p>
     <w:p>
       <w:pPr>
+        <w:jc w:val="center"/>
         <w:rPr>
           <w:lang w:val="en-GB"/>
         </w:rPr>
@@ -2460,6 +5211,7 @@
           <w:noProof/>
           <w:lang w:val="en-GB"/>
         </w:rPr>
+        <w:lastRenderedPageBreak/>
         <w:drawing>
           <wp:inline distT="0" distB="0" distL="0" distR="0" wp14:anchorId="33720AC4" wp14:editId="77E74B54">
             <wp:extent cx="5486400" cy="4166870"/>
@@ -2476,7 +5228,7 @@
                     <pic:cNvPicPr/>
                   </pic:nvPicPr>
                   <pic:blipFill>
-                    <a:blip r:embed="rId15"/>
+                    <a:blip r:embed="rId17"/>
                     <a:stretch>
                       <a:fillRect/>
                     </a:stretch>
@@ -2499,6 +5251,7 @@
     </w:p>
     <w:p>
       <w:pPr>
+        <w:jc w:val="center"/>
         <w:rPr>
           <w:b/>
           <w:bCs/>
@@ -2538,7 +5291,27 @@
         <w:rPr>
           <w:lang w:val="en-GB"/>
         </w:rPr>
-        <w:t xml:space="preserve"> tutorial. Make sure to record the used and improved spot detection parameters. Next, we will use these parameters to run “bulk processing</w:t>
+        <w:t xml:space="preserve"> tutorial. Make sure to record the used and improved spot detection parameters</w:t>
+      </w:r>
+      <w:r>
+        <w:rPr>
+          <w:lang w:val="en-GB"/>
+        </w:rPr>
+        <w:t xml:space="preserve"> in the parameter threshold in </w:t>
+      </w:r>
+      <w:proofErr w:type="spellStart"/>
+      <w:r>
+        <w:rPr>
+          <w:lang w:val="en-GB"/>
+        </w:rPr>
+        <w:t>config.json</w:t>
+      </w:r>
+      <w:proofErr w:type="spellEnd"/>
+      <w:r>
+        <w:rPr>
+          <w:lang w:val="en-GB"/>
+        </w:rPr>
+        <w:t>. Next, we will use these parameters to run “bulk processing</w:t>
       </w:r>
       <w:r>
         <w:rPr>
@@ -2568,16 +5341,10 @@
     </w:p>
     <w:p>
       <w:pPr>
-        <w:rPr>
-          <w:lang w:val="en-GB"/>
-        </w:rPr>
-      </w:pPr>
-    </w:p>
-    <w:p>
-      <w:pPr>
         <w:pStyle w:val="Heading1"/>
       </w:pPr>
       <w:r>
+        <w:lastRenderedPageBreak/>
         <w:t xml:space="preserve">Exploring bulk processing with </w:t>
       </w:r>
       <w:proofErr w:type="spellStart"/>
@@ -2726,17 +5493,44 @@
         <w:rPr>
           <w:lang w:val="en-GB"/>
         </w:rPr>
-        <w:t xml:space="preserve"> folder. The code to run bulk processing is being imported from image.py notebook. </w:t>
-      </w:r>
-    </w:p>
-    <w:p>
+        <w:t xml:space="preserve"> folder. The code to run bulk processing is being imported from image.py</w:t>
+      </w:r>
+      <w:r>
+        <w:rPr>
+          <w:lang w:val="en-GB"/>
+        </w:rPr>
+        <w:t xml:space="preserve">. In this file, </w:t>
+      </w:r>
+      <w:r>
+        <w:rPr>
+          <w:lang w:val="en-GB"/>
+        </w:rPr>
+        <w:t>images are imported as a class object, which functions are image processing steps such as background filtering or spot detection</w:t>
+      </w:r>
+      <w:r>
+        <w:rPr>
+          <w:lang w:val="en-GB"/>
+        </w:rPr>
+        <w:t xml:space="preserve"> (see Figure 10)</w:t>
+      </w:r>
+      <w:r>
+        <w:rPr>
+          <w:lang w:val="en-GB"/>
+        </w:rPr>
+        <w:t xml:space="preserve">. </w:t>
+      </w:r>
+    </w:p>
+    <w:p>
+      <w:pPr>
+        <w:jc w:val="center"/>
+      </w:pPr>
       <w:r>
         <w:rPr>
           <w:noProof/>
         </w:rPr>
         <w:drawing>
-          <wp:inline distT="0" distB="0" distL="0" distR="0" wp14:anchorId="6FF579B6" wp14:editId="6FA3BF4E">
-            <wp:extent cx="5486400" cy="3662680"/>
+          <wp:inline distT="0" distB="0" distL="0" distR="0" wp14:anchorId="6FF579B6" wp14:editId="437A2922">
+            <wp:extent cx="4180114" cy="2790613"/>
             <wp:effectExtent l="0" t="0" r="0" b="0"/>
             <wp:docPr id="1090030485" name="Picture 1"/>
             <wp:cNvGraphicFramePr>
@@ -2750,7 +5544,7 @@
                     <pic:cNvPicPr/>
                   </pic:nvPicPr>
                   <pic:blipFill>
-                    <a:blip r:embed="rId16"/>
+                    <a:blip r:embed="rId18"/>
                     <a:stretch>
                       <a:fillRect/>
                     </a:stretch>
@@ -2758,7 +5552,7 @@
                   <pic:spPr>
                     <a:xfrm>
                       <a:off x="0" y="0"/>
-                      <a:ext cx="5486400" cy="3662680"/>
+                      <a:ext cx="4186232" cy="2794698"/>
                     </a:xfrm>
                     <a:prstGeom prst="rect">
                       <a:avLst/>
@@ -2773,314 +5567,157 @@
     </w:p>
     <w:p>
       <w:pPr>
+        <w:jc w:val="center"/>
         <w:rPr>
           <w:b/>
           <w:bCs/>
-          <w:lang w:val="en-GB"/>
-        </w:rPr>
-      </w:pPr>
-    </w:p>
-    <w:p>
-      <w:pPr>
-        <w:rPr>
-          <w:lang w:val="en-GB"/>
-        </w:rPr>
-      </w:pPr>
-    </w:p>
-    <w:p>
-      <w:pPr>
+        </w:rPr>
+      </w:pPr>
+      <w:r>
         <w:rPr>
           <w:b/>
           <w:bCs/>
-          <w:lang w:val="en-GB"/>
-        </w:rPr>
-      </w:pPr>
-    </w:p>
-    <w:p>
-      <w:pPr>
-        <w:rPr>
-          <w:b/>
-          <w:bCs/>
-          <w:lang w:val="en-GB"/>
-        </w:rPr>
-      </w:pPr>
-    </w:p>
-    <w:p>
-      <w:pPr>
-        <w:rPr>
-          <w:b/>
-          <w:bCs/>
-          <w:lang w:val="en-GB"/>
-        </w:rPr>
-      </w:pPr>
-      <w:r>
-        <w:rPr>
-          <w:b/>
-          <w:bCs/>
-          <w:lang w:val="en-GB"/>
-        </w:rPr>
-        <w:br w:type="page"/>
-      </w:r>
-    </w:p>
-    <w:p>
-      <w:pPr>
-        <w:rPr>
-          <w:b/>
-          <w:bCs/>
-        </w:rPr>
-      </w:pPr>
-      <w:r>
-        <w:rPr>
-          <w:b/>
-          <w:bCs/>
-        </w:rPr>
-        <w:lastRenderedPageBreak/>
-        <w:t>Notes:</w:t>
+        </w:rPr>
+        <w:t>Figure 10. Image.py Image class object.</w:t>
+      </w:r>
+    </w:p>
+    <w:p>
+      <w:pPr>
+        <w:rPr>
+          <w:lang w:val="en-GB"/>
+        </w:rPr>
+      </w:pPr>
+      <w:r>
+        <w:rPr>
+          <w:lang w:val="en-GB"/>
+        </w:rPr>
+        <w:t xml:space="preserve">The notebook </w:t>
+      </w:r>
+      <w:r>
+        <w:rPr>
+          <w:lang w:val="en-GB"/>
+        </w:rPr>
+        <w:t>consists</w:t>
+      </w:r>
+      <w:r>
+        <w:rPr>
+          <w:lang w:val="en-GB"/>
+        </w:rPr>
+        <w:t xml:space="preserve"> of </w:t>
+      </w:r>
+      <w:r>
+        <w:rPr>
+          <w:lang w:val="en-GB"/>
+        </w:rPr>
+        <w:t>4 sections :</w:t>
       </w:r>
     </w:p>
     <w:p>
       <w:pPr>
         <w:pStyle w:val="ListParagraph"/>
         <w:numPr>
-          <w:ilvl w:val="0"/>
-          <w:numId w:val="14"/>
+          <w:ilvl w:val="2"/>
+          <w:numId w:val="25"/>
         </w:numPr>
         <w:rPr>
-          <w:b/>
-          <w:bCs/>
-        </w:rPr>
-      </w:pPr>
-      <w:r>
-        <w:rPr>
-          <w:b/>
-          <w:bCs/>
-        </w:rPr>
-        <w:t xml:space="preserve">Had to change USE_GPU in </w:t>
-      </w:r>
-      <w:r>
-        <w:rPr>
-          <w:b/>
-          <w:bCs/>
-        </w:rPr>
-        <w:t xml:space="preserve">experiment.py and image.py to </w:t>
-      </w:r>
-      <w:r>
-        <w:rPr>
-          <w:b/>
-          <w:bCs/>
-        </w:rPr>
-        <w:t>USE_GPU=True. Also had to change</w:t>
-      </w:r>
-      <w:r>
-        <w:rPr>
-          <w:b/>
-          <w:bCs/>
-        </w:rPr>
-        <w:t xml:space="preserve"> two</w:t>
-      </w:r>
-      <w:r>
-        <w:rPr>
-          <w:b/>
-          <w:bCs/>
-        </w:rPr>
-        <w:t xml:space="preserve"> import line because of thi</w:t>
-      </w:r>
-      <w:r>
-        <w:rPr>
-          <w:b/>
-          <w:bCs/>
-        </w:rPr>
-        <w:t>s</w:t>
+          <w:lang w:val="en-GB"/>
+        </w:rPr>
+      </w:pPr>
+      <w:r>
+        <w:rPr>
+          <w:lang w:val="en-GB"/>
+        </w:rPr>
+        <w:t>Read in microscopy images</w:t>
       </w:r>
     </w:p>
     <w:p>
       <w:pPr>
         <w:pStyle w:val="ListParagraph"/>
         <w:numPr>
-          <w:ilvl w:val="0"/>
-          <w:numId w:val="14"/>
+          <w:ilvl w:val="2"/>
+          <w:numId w:val="25"/>
         </w:numPr>
         <w:rPr>
-          <w:b/>
-          <w:bCs/>
-        </w:rPr>
-      </w:pPr>
-      <w:r>
-        <w:rPr>
-          <w:b/>
-          <w:bCs/>
-        </w:rPr>
-        <w:t xml:space="preserve">Had to pip install </w:t>
-      </w:r>
-      <w:proofErr w:type="spellStart"/>
-      <w:r>
-        <w:rPr>
-          <w:b/>
-          <w:bCs/>
-        </w:rPr>
-        <w:t>natsort</w:t>
-      </w:r>
-      <w:proofErr w:type="spellEnd"/>
-      <w:r>
-        <w:rPr>
-          <w:b/>
-          <w:bCs/>
-        </w:rPr>
-        <w:t>.</w:t>
+          <w:lang w:val="en-GB"/>
+        </w:rPr>
+      </w:pPr>
+      <w:r>
+        <w:rPr>
+          <w:lang w:val="en-GB"/>
+        </w:rPr>
+        <w:t>Segment images</w:t>
       </w:r>
     </w:p>
     <w:p>
       <w:pPr>
         <w:pStyle w:val="ListParagraph"/>
         <w:numPr>
-          <w:ilvl w:val="0"/>
-          <w:numId w:val="14"/>
+          <w:ilvl w:val="2"/>
+          <w:numId w:val="25"/>
         </w:numPr>
         <w:rPr>
-          <w:b/>
-          <w:bCs/>
-        </w:rPr>
-      </w:pPr>
-      <w:r>
-        <w:rPr>
-          <w:b/>
-          <w:bCs/>
-        </w:rPr>
-        <w:t xml:space="preserve">Have to install </w:t>
-      </w:r>
-      <w:proofErr w:type="spellStart"/>
-      <w:r>
-        <w:rPr>
-          <w:b/>
-          <w:bCs/>
-        </w:rPr>
-        <w:t>pytest</w:t>
-      </w:r>
-      <w:proofErr w:type="spellEnd"/>
-      <w:r>
-        <w:rPr>
-          <w:b/>
-          <w:bCs/>
-        </w:rPr>
-        <w:t xml:space="preserve"> as well</w:t>
+          <w:lang w:val="en-GB"/>
+        </w:rPr>
+      </w:pPr>
+      <w:r>
+        <w:rPr>
+          <w:lang w:val="en-GB"/>
+        </w:rPr>
+        <w:t>Correct cell masks (if necessary)</w:t>
       </w:r>
     </w:p>
     <w:p>
       <w:pPr>
         <w:pStyle w:val="ListParagraph"/>
         <w:numPr>
-          <w:ilvl w:val="0"/>
-          <w:numId w:val="14"/>
+          <w:ilvl w:val="2"/>
+          <w:numId w:val="25"/>
         </w:numPr>
         <w:rPr>
-          <w:b/>
-          <w:bCs/>
-        </w:rPr>
-      </w:pPr>
-      <w:r>
-        <w:rPr>
-          <w:b/>
-          <w:bCs/>
-        </w:rPr>
-        <w:t xml:space="preserve">Set </w:t>
+          <w:lang w:val="en-GB"/>
+        </w:rPr>
+      </w:pPr>
+      <w:r>
+        <w:rPr>
+          <w:lang w:val="en-GB"/>
+        </w:rPr>
+        <w:t>Detect spots</w:t>
+      </w:r>
+    </w:p>
+    <w:p>
+      <w:pPr>
+        <w:rPr>
+          <w:lang w:val="en-GB"/>
+        </w:rPr>
+      </w:pPr>
+      <w:r>
+        <w:rPr>
+          <w:lang w:val="en-GB"/>
+        </w:rPr>
+        <w:t xml:space="preserve">Sections 1,2,4 can just be executed by running the cells in the notebook. Section 3 requires some manual correction in </w:t>
       </w:r>
       <w:proofErr w:type="spellStart"/>
       <w:r>
         <w:rPr>
-          <w:b/>
-          <w:bCs/>
-        </w:rPr>
-        <w:t>use_GPU</w:t>
+          <w:lang w:val="en-GB"/>
+        </w:rPr>
+        <w:t>Napari</w:t>
       </w:r>
       <w:proofErr w:type="spellEnd"/>
       <w:r>
         <w:rPr>
-          <w:b/>
-          <w:bCs/>
-        </w:rPr>
-        <w:t>=False</w:t>
-      </w:r>
-    </w:p>
-    <w:p>
-      <w:pPr>
-        <w:pStyle w:val="ListParagraph"/>
-        <w:numPr>
-          <w:ilvl w:val="0"/>
-          <w:numId w:val="14"/>
-        </w:numPr>
-        <w:rPr>
-          <w:b/>
-          <w:bCs/>
-        </w:rPr>
-      </w:pPr>
-      <w:r>
-        <w:rPr>
-          <w:b/>
-          <w:bCs/>
-        </w:rPr>
-        <w:t>The folder to move the test data is not there.</w:t>
-      </w:r>
-    </w:p>
-    <w:p>
-      <w:pPr>
-        <w:pStyle w:val="ListParagraph"/>
-        <w:numPr>
-          <w:ilvl w:val="0"/>
-          <w:numId w:val="14"/>
-        </w:numPr>
-        <w:rPr>
-          <w:b/>
-          <w:bCs/>
-        </w:rPr>
-      </w:pPr>
-    </w:p>
-    <w:p>
-      <w:r>
-        <w:tab/>
-      </w:r>
-    </w:p>
-    <w:p/>
-    <w:p/>
-    <w:p>
-      <w:pPr>
-        <w:rPr>
-          <w:b/>
-          <w:bCs/>
-        </w:rPr>
-      </w:pPr>
-    </w:p>
-    <w:p/>
-    <w:p/>
-    <w:p/>
-    <w:p/>
-    <w:p>
-      <w:pPr>
-        <w:rPr>
-          <w:rFonts w:ascii="Segoe UI Emoji" w:eastAsia="Segoe UI Emoji" w:hAnsi="Segoe UI Emoji" w:cs="Segoe UI Emoji"/>
-        </w:rPr>
-      </w:pPr>
-    </w:p>
-    <w:p>
-      <w:pPr>
-        <w:rPr>
-          <w:rFonts w:ascii="Segoe UI Emoji" w:eastAsia="Segoe UI Emoji" w:hAnsi="Segoe UI Emoji" w:cs="Segoe UI Emoji"/>
-        </w:rPr>
-      </w:pPr>
-    </w:p>
-    <w:p/>
-    <w:p/>
-    <w:p>
-      <w:pPr>
-        <w:rPr>
-          <w:b/>
-          <w:bCs/>
-        </w:rPr>
-      </w:pPr>
-    </w:p>
-    <w:p/>
-    <w:p/>
-    <w:p/>
-    <w:p/>
+          <w:lang w:val="en-GB"/>
+        </w:rPr>
+        <w:t>.</w:t>
+      </w:r>
+    </w:p>
+    <w:p>
+      <w:pPr>
+        <w:rPr>
+          <w:lang w:val="nl-NL"/>
+        </w:rPr>
+      </w:pPr>
+    </w:p>
     <w:sectPr>
       <w:pgSz w:w="12240" w:h="15840"/>
       <w:pgMar w:top="1440" w:right="1800" w:bottom="1440" w:left="1800" w:header="720" w:footer="720" w:gutter="0"/>
@@ -3265,6 +5902,304 @@
     </w:lvl>
   </w:abstractNum>
   <w:abstractNum w:abstractNumId="9" w15:restartNumberingAfterBreak="0">
+    <w:nsid w:val="08F1412A"/>
+    <w:multiLevelType w:val="multilevel"/>
+    <w:tmpl w:val="7320175A"/>
+    <w:lvl w:ilvl="0">
+      <w:start w:val="1"/>
+      <w:numFmt w:val="bullet"/>
+      <w:lvlText w:val=""/>
+      <w:lvlJc w:val="left"/>
+      <w:pPr>
+        <w:tabs>
+          <w:tab w:val="num" w:pos="720"/>
+        </w:tabs>
+        <w:ind w:left="720" w:hanging="360"/>
+      </w:pPr>
+      <w:rPr>
+        <w:rFonts w:ascii="Symbol" w:hAnsi="Symbol" w:hint="default"/>
+        <w:sz w:val="20"/>
+      </w:rPr>
+    </w:lvl>
+    <w:lvl w:ilvl="1" w:tentative="1">
+      <w:start w:val="1"/>
+      <w:numFmt w:val="bullet"/>
+      <w:lvlText w:val="o"/>
+      <w:lvlJc w:val="left"/>
+      <w:pPr>
+        <w:tabs>
+          <w:tab w:val="num" w:pos="1440"/>
+        </w:tabs>
+        <w:ind w:left="1440" w:hanging="360"/>
+      </w:pPr>
+      <w:rPr>
+        <w:rFonts w:ascii="Courier New" w:hAnsi="Courier New" w:hint="default"/>
+        <w:sz w:val="20"/>
+      </w:rPr>
+    </w:lvl>
+    <w:lvl w:ilvl="2" w:tentative="1">
+      <w:start w:val="1"/>
+      <w:numFmt w:val="bullet"/>
+      <w:lvlText w:val=""/>
+      <w:lvlJc w:val="left"/>
+      <w:pPr>
+        <w:tabs>
+          <w:tab w:val="num" w:pos="2160"/>
+        </w:tabs>
+        <w:ind w:left="2160" w:hanging="360"/>
+      </w:pPr>
+      <w:rPr>
+        <w:rFonts w:ascii="Wingdings" w:hAnsi="Wingdings" w:hint="default"/>
+        <w:sz w:val="20"/>
+      </w:rPr>
+    </w:lvl>
+    <w:lvl w:ilvl="3" w:tentative="1">
+      <w:start w:val="1"/>
+      <w:numFmt w:val="bullet"/>
+      <w:lvlText w:val=""/>
+      <w:lvlJc w:val="left"/>
+      <w:pPr>
+        <w:tabs>
+          <w:tab w:val="num" w:pos="2880"/>
+        </w:tabs>
+        <w:ind w:left="2880" w:hanging="360"/>
+      </w:pPr>
+      <w:rPr>
+        <w:rFonts w:ascii="Wingdings" w:hAnsi="Wingdings" w:hint="default"/>
+        <w:sz w:val="20"/>
+      </w:rPr>
+    </w:lvl>
+    <w:lvl w:ilvl="4" w:tentative="1">
+      <w:start w:val="1"/>
+      <w:numFmt w:val="bullet"/>
+      <w:lvlText w:val=""/>
+      <w:lvlJc w:val="left"/>
+      <w:pPr>
+        <w:tabs>
+          <w:tab w:val="num" w:pos="3600"/>
+        </w:tabs>
+        <w:ind w:left="3600" w:hanging="360"/>
+      </w:pPr>
+      <w:rPr>
+        <w:rFonts w:ascii="Wingdings" w:hAnsi="Wingdings" w:hint="default"/>
+        <w:sz w:val="20"/>
+      </w:rPr>
+    </w:lvl>
+    <w:lvl w:ilvl="5" w:tentative="1">
+      <w:start w:val="1"/>
+      <w:numFmt w:val="bullet"/>
+      <w:lvlText w:val=""/>
+      <w:lvlJc w:val="left"/>
+      <w:pPr>
+        <w:tabs>
+          <w:tab w:val="num" w:pos="4320"/>
+        </w:tabs>
+        <w:ind w:left="4320" w:hanging="360"/>
+      </w:pPr>
+      <w:rPr>
+        <w:rFonts w:ascii="Wingdings" w:hAnsi="Wingdings" w:hint="default"/>
+        <w:sz w:val="20"/>
+      </w:rPr>
+    </w:lvl>
+    <w:lvl w:ilvl="6" w:tentative="1">
+      <w:start w:val="1"/>
+      <w:numFmt w:val="bullet"/>
+      <w:lvlText w:val=""/>
+      <w:lvlJc w:val="left"/>
+      <w:pPr>
+        <w:tabs>
+          <w:tab w:val="num" w:pos="5040"/>
+        </w:tabs>
+        <w:ind w:left="5040" w:hanging="360"/>
+      </w:pPr>
+      <w:rPr>
+        <w:rFonts w:ascii="Wingdings" w:hAnsi="Wingdings" w:hint="default"/>
+        <w:sz w:val="20"/>
+      </w:rPr>
+    </w:lvl>
+    <w:lvl w:ilvl="7" w:tentative="1">
+      <w:start w:val="1"/>
+      <w:numFmt w:val="bullet"/>
+      <w:lvlText w:val=""/>
+      <w:lvlJc w:val="left"/>
+      <w:pPr>
+        <w:tabs>
+          <w:tab w:val="num" w:pos="5760"/>
+        </w:tabs>
+        <w:ind w:left="5760" w:hanging="360"/>
+      </w:pPr>
+      <w:rPr>
+        <w:rFonts w:ascii="Wingdings" w:hAnsi="Wingdings" w:hint="default"/>
+        <w:sz w:val="20"/>
+      </w:rPr>
+    </w:lvl>
+    <w:lvl w:ilvl="8" w:tentative="1">
+      <w:start w:val="1"/>
+      <w:numFmt w:val="bullet"/>
+      <w:lvlText w:val=""/>
+      <w:lvlJc w:val="left"/>
+      <w:pPr>
+        <w:tabs>
+          <w:tab w:val="num" w:pos="6480"/>
+        </w:tabs>
+        <w:ind w:left="6480" w:hanging="360"/>
+      </w:pPr>
+      <w:rPr>
+        <w:rFonts w:ascii="Wingdings" w:hAnsi="Wingdings" w:hint="default"/>
+        <w:sz w:val="20"/>
+      </w:rPr>
+    </w:lvl>
+  </w:abstractNum>
+  <w:abstractNum w:abstractNumId="10" w15:restartNumberingAfterBreak="0">
+    <w:nsid w:val="09C03E5D"/>
+    <w:multiLevelType w:val="multilevel"/>
+    <w:tmpl w:val="6D783232"/>
+    <w:lvl w:ilvl="0">
+      <w:start w:val="1"/>
+      <w:numFmt w:val="bullet"/>
+      <w:lvlText w:val=""/>
+      <w:lvlJc w:val="left"/>
+      <w:pPr>
+        <w:tabs>
+          <w:tab w:val="num" w:pos="720"/>
+        </w:tabs>
+        <w:ind w:left="720" w:hanging="360"/>
+      </w:pPr>
+      <w:rPr>
+        <w:rFonts w:ascii="Symbol" w:hAnsi="Symbol" w:hint="default"/>
+        <w:sz w:val="20"/>
+      </w:rPr>
+    </w:lvl>
+    <w:lvl w:ilvl="1" w:tentative="1">
+      <w:start w:val="1"/>
+      <w:numFmt w:val="bullet"/>
+      <w:lvlText w:val="o"/>
+      <w:lvlJc w:val="left"/>
+      <w:pPr>
+        <w:tabs>
+          <w:tab w:val="num" w:pos="1440"/>
+        </w:tabs>
+        <w:ind w:left="1440" w:hanging="360"/>
+      </w:pPr>
+      <w:rPr>
+        <w:rFonts w:ascii="Courier New" w:hAnsi="Courier New" w:hint="default"/>
+        <w:sz w:val="20"/>
+      </w:rPr>
+    </w:lvl>
+    <w:lvl w:ilvl="2" w:tentative="1">
+      <w:start w:val="1"/>
+      <w:numFmt w:val="bullet"/>
+      <w:lvlText w:val=""/>
+      <w:lvlJc w:val="left"/>
+      <w:pPr>
+        <w:tabs>
+          <w:tab w:val="num" w:pos="2160"/>
+        </w:tabs>
+        <w:ind w:left="2160" w:hanging="360"/>
+      </w:pPr>
+      <w:rPr>
+        <w:rFonts w:ascii="Wingdings" w:hAnsi="Wingdings" w:hint="default"/>
+        <w:sz w:val="20"/>
+      </w:rPr>
+    </w:lvl>
+    <w:lvl w:ilvl="3" w:tentative="1">
+      <w:start w:val="1"/>
+      <w:numFmt w:val="bullet"/>
+      <w:lvlText w:val=""/>
+      <w:lvlJc w:val="left"/>
+      <w:pPr>
+        <w:tabs>
+          <w:tab w:val="num" w:pos="2880"/>
+        </w:tabs>
+        <w:ind w:left="2880" w:hanging="360"/>
+      </w:pPr>
+      <w:rPr>
+        <w:rFonts w:ascii="Wingdings" w:hAnsi="Wingdings" w:hint="default"/>
+        <w:sz w:val="20"/>
+      </w:rPr>
+    </w:lvl>
+    <w:lvl w:ilvl="4" w:tentative="1">
+      <w:start w:val="1"/>
+      <w:numFmt w:val="bullet"/>
+      <w:lvlText w:val=""/>
+      <w:lvlJc w:val="left"/>
+      <w:pPr>
+        <w:tabs>
+          <w:tab w:val="num" w:pos="3600"/>
+        </w:tabs>
+        <w:ind w:left="3600" w:hanging="360"/>
+      </w:pPr>
+      <w:rPr>
+        <w:rFonts w:ascii="Wingdings" w:hAnsi="Wingdings" w:hint="default"/>
+        <w:sz w:val="20"/>
+      </w:rPr>
+    </w:lvl>
+    <w:lvl w:ilvl="5" w:tentative="1">
+      <w:start w:val="1"/>
+      <w:numFmt w:val="bullet"/>
+      <w:lvlText w:val=""/>
+      <w:lvlJc w:val="left"/>
+      <w:pPr>
+        <w:tabs>
+          <w:tab w:val="num" w:pos="4320"/>
+        </w:tabs>
+        <w:ind w:left="4320" w:hanging="360"/>
+      </w:pPr>
+      <w:rPr>
+        <w:rFonts w:ascii="Wingdings" w:hAnsi="Wingdings" w:hint="default"/>
+        <w:sz w:val="20"/>
+      </w:rPr>
+    </w:lvl>
+    <w:lvl w:ilvl="6" w:tentative="1">
+      <w:start w:val="1"/>
+      <w:numFmt w:val="bullet"/>
+      <w:lvlText w:val=""/>
+      <w:lvlJc w:val="left"/>
+      <w:pPr>
+        <w:tabs>
+          <w:tab w:val="num" w:pos="5040"/>
+        </w:tabs>
+        <w:ind w:left="5040" w:hanging="360"/>
+      </w:pPr>
+      <w:rPr>
+        <w:rFonts w:ascii="Wingdings" w:hAnsi="Wingdings" w:hint="default"/>
+        <w:sz w:val="20"/>
+      </w:rPr>
+    </w:lvl>
+    <w:lvl w:ilvl="7" w:tentative="1">
+      <w:start w:val="1"/>
+      <w:numFmt w:val="bullet"/>
+      <w:lvlText w:val=""/>
+      <w:lvlJc w:val="left"/>
+      <w:pPr>
+        <w:tabs>
+          <w:tab w:val="num" w:pos="5760"/>
+        </w:tabs>
+        <w:ind w:left="5760" w:hanging="360"/>
+      </w:pPr>
+      <w:rPr>
+        <w:rFonts w:ascii="Wingdings" w:hAnsi="Wingdings" w:hint="default"/>
+        <w:sz w:val="20"/>
+      </w:rPr>
+    </w:lvl>
+    <w:lvl w:ilvl="8" w:tentative="1">
+      <w:start w:val="1"/>
+      <w:numFmt w:val="bullet"/>
+      <w:lvlText w:val=""/>
+      <w:lvlJc w:val="left"/>
+      <w:pPr>
+        <w:tabs>
+          <w:tab w:val="num" w:pos="6480"/>
+        </w:tabs>
+        <w:ind w:left="6480" w:hanging="360"/>
+      </w:pPr>
+      <w:rPr>
+        <w:rFonts w:ascii="Wingdings" w:hAnsi="Wingdings" w:hint="default"/>
+        <w:sz w:val="20"/>
+      </w:rPr>
+    </w:lvl>
+  </w:abstractNum>
+  <w:abstractNum w:abstractNumId="11" w15:restartNumberingAfterBreak="0">
     <w:nsid w:val="15CA0BF9"/>
     <w:multiLevelType w:val="hybridMultilevel"/>
     <w:tmpl w:val="AED46F2E"/>
@@ -3352,7 +6287,986 @@
       </w:pPr>
     </w:lvl>
   </w:abstractNum>
-  <w:abstractNum w:abstractNumId="10" w15:restartNumberingAfterBreak="0">
+  <w:abstractNum w:abstractNumId="12" w15:restartNumberingAfterBreak="0">
+    <w:nsid w:val="16305CBE"/>
+    <w:multiLevelType w:val="multilevel"/>
+    <w:tmpl w:val="7C2293CE"/>
+    <w:lvl w:ilvl="0">
+      <w:start w:val="1"/>
+      <w:numFmt w:val="bullet"/>
+      <w:lvlText w:val=""/>
+      <w:lvlJc w:val="left"/>
+      <w:pPr>
+        <w:tabs>
+          <w:tab w:val="num" w:pos="720"/>
+        </w:tabs>
+        <w:ind w:left="720" w:hanging="360"/>
+      </w:pPr>
+      <w:rPr>
+        <w:rFonts w:ascii="Symbol" w:hAnsi="Symbol" w:hint="default"/>
+        <w:sz w:val="20"/>
+      </w:rPr>
+    </w:lvl>
+    <w:lvl w:ilvl="1" w:tentative="1">
+      <w:start w:val="1"/>
+      <w:numFmt w:val="bullet"/>
+      <w:lvlText w:val="o"/>
+      <w:lvlJc w:val="left"/>
+      <w:pPr>
+        <w:tabs>
+          <w:tab w:val="num" w:pos="1440"/>
+        </w:tabs>
+        <w:ind w:left="1440" w:hanging="360"/>
+      </w:pPr>
+      <w:rPr>
+        <w:rFonts w:ascii="Courier New" w:hAnsi="Courier New" w:hint="default"/>
+        <w:sz w:val="20"/>
+      </w:rPr>
+    </w:lvl>
+    <w:lvl w:ilvl="2" w:tentative="1">
+      <w:start w:val="1"/>
+      <w:numFmt w:val="bullet"/>
+      <w:lvlText w:val=""/>
+      <w:lvlJc w:val="left"/>
+      <w:pPr>
+        <w:tabs>
+          <w:tab w:val="num" w:pos="2160"/>
+        </w:tabs>
+        <w:ind w:left="2160" w:hanging="360"/>
+      </w:pPr>
+      <w:rPr>
+        <w:rFonts w:ascii="Wingdings" w:hAnsi="Wingdings" w:hint="default"/>
+        <w:sz w:val="20"/>
+      </w:rPr>
+    </w:lvl>
+    <w:lvl w:ilvl="3" w:tentative="1">
+      <w:start w:val="1"/>
+      <w:numFmt w:val="bullet"/>
+      <w:lvlText w:val=""/>
+      <w:lvlJc w:val="left"/>
+      <w:pPr>
+        <w:tabs>
+          <w:tab w:val="num" w:pos="2880"/>
+        </w:tabs>
+        <w:ind w:left="2880" w:hanging="360"/>
+      </w:pPr>
+      <w:rPr>
+        <w:rFonts w:ascii="Wingdings" w:hAnsi="Wingdings" w:hint="default"/>
+        <w:sz w:val="20"/>
+      </w:rPr>
+    </w:lvl>
+    <w:lvl w:ilvl="4" w:tentative="1">
+      <w:start w:val="1"/>
+      <w:numFmt w:val="bullet"/>
+      <w:lvlText w:val=""/>
+      <w:lvlJc w:val="left"/>
+      <w:pPr>
+        <w:tabs>
+          <w:tab w:val="num" w:pos="3600"/>
+        </w:tabs>
+        <w:ind w:left="3600" w:hanging="360"/>
+      </w:pPr>
+      <w:rPr>
+        <w:rFonts w:ascii="Wingdings" w:hAnsi="Wingdings" w:hint="default"/>
+        <w:sz w:val="20"/>
+      </w:rPr>
+    </w:lvl>
+    <w:lvl w:ilvl="5" w:tentative="1">
+      <w:start w:val="1"/>
+      <w:numFmt w:val="bullet"/>
+      <w:lvlText w:val=""/>
+      <w:lvlJc w:val="left"/>
+      <w:pPr>
+        <w:tabs>
+          <w:tab w:val="num" w:pos="4320"/>
+        </w:tabs>
+        <w:ind w:left="4320" w:hanging="360"/>
+      </w:pPr>
+      <w:rPr>
+        <w:rFonts w:ascii="Wingdings" w:hAnsi="Wingdings" w:hint="default"/>
+        <w:sz w:val="20"/>
+      </w:rPr>
+    </w:lvl>
+    <w:lvl w:ilvl="6" w:tentative="1">
+      <w:start w:val="1"/>
+      <w:numFmt w:val="bullet"/>
+      <w:lvlText w:val=""/>
+      <w:lvlJc w:val="left"/>
+      <w:pPr>
+        <w:tabs>
+          <w:tab w:val="num" w:pos="5040"/>
+        </w:tabs>
+        <w:ind w:left="5040" w:hanging="360"/>
+      </w:pPr>
+      <w:rPr>
+        <w:rFonts w:ascii="Wingdings" w:hAnsi="Wingdings" w:hint="default"/>
+        <w:sz w:val="20"/>
+      </w:rPr>
+    </w:lvl>
+    <w:lvl w:ilvl="7" w:tentative="1">
+      <w:start w:val="1"/>
+      <w:numFmt w:val="bullet"/>
+      <w:lvlText w:val=""/>
+      <w:lvlJc w:val="left"/>
+      <w:pPr>
+        <w:tabs>
+          <w:tab w:val="num" w:pos="5760"/>
+        </w:tabs>
+        <w:ind w:left="5760" w:hanging="360"/>
+      </w:pPr>
+      <w:rPr>
+        <w:rFonts w:ascii="Wingdings" w:hAnsi="Wingdings" w:hint="default"/>
+        <w:sz w:val="20"/>
+      </w:rPr>
+    </w:lvl>
+    <w:lvl w:ilvl="8" w:tentative="1">
+      <w:start w:val="1"/>
+      <w:numFmt w:val="bullet"/>
+      <w:lvlText w:val=""/>
+      <w:lvlJc w:val="left"/>
+      <w:pPr>
+        <w:tabs>
+          <w:tab w:val="num" w:pos="6480"/>
+        </w:tabs>
+        <w:ind w:left="6480" w:hanging="360"/>
+      </w:pPr>
+      <w:rPr>
+        <w:rFonts w:ascii="Wingdings" w:hAnsi="Wingdings" w:hint="default"/>
+        <w:sz w:val="20"/>
+      </w:rPr>
+    </w:lvl>
+  </w:abstractNum>
+  <w:abstractNum w:abstractNumId="13" w15:restartNumberingAfterBreak="0">
+    <w:nsid w:val="274B1B03"/>
+    <w:multiLevelType w:val="multilevel"/>
+    <w:tmpl w:val="CD84D9D2"/>
+    <w:lvl w:ilvl="0">
+      <w:start w:val="1"/>
+      <w:numFmt w:val="bullet"/>
+      <w:lvlText w:val=""/>
+      <w:lvlJc w:val="left"/>
+      <w:pPr>
+        <w:tabs>
+          <w:tab w:val="num" w:pos="720"/>
+        </w:tabs>
+        <w:ind w:left="720" w:hanging="360"/>
+      </w:pPr>
+      <w:rPr>
+        <w:rFonts w:ascii="Symbol" w:hAnsi="Symbol" w:hint="default"/>
+        <w:sz w:val="20"/>
+      </w:rPr>
+    </w:lvl>
+    <w:lvl w:ilvl="1" w:tentative="1">
+      <w:start w:val="1"/>
+      <w:numFmt w:val="bullet"/>
+      <w:lvlText w:val="o"/>
+      <w:lvlJc w:val="left"/>
+      <w:pPr>
+        <w:tabs>
+          <w:tab w:val="num" w:pos="1440"/>
+        </w:tabs>
+        <w:ind w:left="1440" w:hanging="360"/>
+      </w:pPr>
+      <w:rPr>
+        <w:rFonts w:ascii="Courier New" w:hAnsi="Courier New" w:hint="default"/>
+        <w:sz w:val="20"/>
+      </w:rPr>
+    </w:lvl>
+    <w:lvl w:ilvl="2" w:tentative="1">
+      <w:start w:val="1"/>
+      <w:numFmt w:val="bullet"/>
+      <w:lvlText w:val=""/>
+      <w:lvlJc w:val="left"/>
+      <w:pPr>
+        <w:tabs>
+          <w:tab w:val="num" w:pos="2160"/>
+        </w:tabs>
+        <w:ind w:left="2160" w:hanging="360"/>
+      </w:pPr>
+      <w:rPr>
+        <w:rFonts w:ascii="Wingdings" w:hAnsi="Wingdings" w:hint="default"/>
+        <w:sz w:val="20"/>
+      </w:rPr>
+    </w:lvl>
+    <w:lvl w:ilvl="3" w:tentative="1">
+      <w:start w:val="1"/>
+      <w:numFmt w:val="bullet"/>
+      <w:lvlText w:val=""/>
+      <w:lvlJc w:val="left"/>
+      <w:pPr>
+        <w:tabs>
+          <w:tab w:val="num" w:pos="2880"/>
+        </w:tabs>
+        <w:ind w:left="2880" w:hanging="360"/>
+      </w:pPr>
+      <w:rPr>
+        <w:rFonts w:ascii="Wingdings" w:hAnsi="Wingdings" w:hint="default"/>
+        <w:sz w:val="20"/>
+      </w:rPr>
+    </w:lvl>
+    <w:lvl w:ilvl="4" w:tentative="1">
+      <w:start w:val="1"/>
+      <w:numFmt w:val="bullet"/>
+      <w:lvlText w:val=""/>
+      <w:lvlJc w:val="left"/>
+      <w:pPr>
+        <w:tabs>
+          <w:tab w:val="num" w:pos="3600"/>
+        </w:tabs>
+        <w:ind w:left="3600" w:hanging="360"/>
+      </w:pPr>
+      <w:rPr>
+        <w:rFonts w:ascii="Wingdings" w:hAnsi="Wingdings" w:hint="default"/>
+        <w:sz w:val="20"/>
+      </w:rPr>
+    </w:lvl>
+    <w:lvl w:ilvl="5" w:tentative="1">
+      <w:start w:val="1"/>
+      <w:numFmt w:val="bullet"/>
+      <w:lvlText w:val=""/>
+      <w:lvlJc w:val="left"/>
+      <w:pPr>
+        <w:tabs>
+          <w:tab w:val="num" w:pos="4320"/>
+        </w:tabs>
+        <w:ind w:left="4320" w:hanging="360"/>
+      </w:pPr>
+      <w:rPr>
+        <w:rFonts w:ascii="Wingdings" w:hAnsi="Wingdings" w:hint="default"/>
+        <w:sz w:val="20"/>
+      </w:rPr>
+    </w:lvl>
+    <w:lvl w:ilvl="6" w:tentative="1">
+      <w:start w:val="1"/>
+      <w:numFmt w:val="bullet"/>
+      <w:lvlText w:val=""/>
+      <w:lvlJc w:val="left"/>
+      <w:pPr>
+        <w:tabs>
+          <w:tab w:val="num" w:pos="5040"/>
+        </w:tabs>
+        <w:ind w:left="5040" w:hanging="360"/>
+      </w:pPr>
+      <w:rPr>
+        <w:rFonts w:ascii="Wingdings" w:hAnsi="Wingdings" w:hint="default"/>
+        <w:sz w:val="20"/>
+      </w:rPr>
+    </w:lvl>
+    <w:lvl w:ilvl="7" w:tentative="1">
+      <w:start w:val="1"/>
+      <w:numFmt w:val="bullet"/>
+      <w:lvlText w:val=""/>
+      <w:lvlJc w:val="left"/>
+      <w:pPr>
+        <w:tabs>
+          <w:tab w:val="num" w:pos="5760"/>
+        </w:tabs>
+        <w:ind w:left="5760" w:hanging="360"/>
+      </w:pPr>
+      <w:rPr>
+        <w:rFonts w:ascii="Wingdings" w:hAnsi="Wingdings" w:hint="default"/>
+        <w:sz w:val="20"/>
+      </w:rPr>
+    </w:lvl>
+    <w:lvl w:ilvl="8" w:tentative="1">
+      <w:start w:val="1"/>
+      <w:numFmt w:val="bullet"/>
+      <w:lvlText w:val=""/>
+      <w:lvlJc w:val="left"/>
+      <w:pPr>
+        <w:tabs>
+          <w:tab w:val="num" w:pos="6480"/>
+        </w:tabs>
+        <w:ind w:left="6480" w:hanging="360"/>
+      </w:pPr>
+      <w:rPr>
+        <w:rFonts w:ascii="Wingdings" w:hAnsi="Wingdings" w:hint="default"/>
+        <w:sz w:val="20"/>
+      </w:rPr>
+    </w:lvl>
+  </w:abstractNum>
+  <w:abstractNum w:abstractNumId="14" w15:restartNumberingAfterBreak="0">
+    <w:nsid w:val="31803AEF"/>
+    <w:multiLevelType w:val="multilevel"/>
+    <w:tmpl w:val="42D2F6FA"/>
+    <w:lvl w:ilvl="0">
+      <w:start w:val="1"/>
+      <w:numFmt w:val="bullet"/>
+      <w:lvlText w:val=""/>
+      <w:lvlJc w:val="left"/>
+      <w:pPr>
+        <w:tabs>
+          <w:tab w:val="num" w:pos="720"/>
+        </w:tabs>
+        <w:ind w:left="720" w:hanging="360"/>
+      </w:pPr>
+      <w:rPr>
+        <w:rFonts w:ascii="Symbol" w:hAnsi="Symbol" w:hint="default"/>
+        <w:sz w:val="20"/>
+      </w:rPr>
+    </w:lvl>
+    <w:lvl w:ilvl="1">
+      <w:start w:val="1"/>
+      <w:numFmt w:val="bullet"/>
+      <w:lvlText w:val="o"/>
+      <w:lvlJc w:val="left"/>
+      <w:pPr>
+        <w:tabs>
+          <w:tab w:val="num" w:pos="1440"/>
+        </w:tabs>
+        <w:ind w:left="1440" w:hanging="360"/>
+      </w:pPr>
+      <w:rPr>
+        <w:rFonts w:ascii="Courier New" w:hAnsi="Courier New" w:hint="default"/>
+        <w:sz w:val="20"/>
+      </w:rPr>
+    </w:lvl>
+    <w:lvl w:ilvl="2">
+      <w:start w:val="1"/>
+      <w:numFmt w:val="decimal"/>
+      <w:lvlText w:val="%3)"/>
+      <w:lvlJc w:val="left"/>
+      <w:pPr>
+        <w:ind w:left="2160" w:hanging="360"/>
+      </w:pPr>
+      <w:rPr>
+        <w:rFonts w:hint="default"/>
+      </w:rPr>
+    </w:lvl>
+    <w:lvl w:ilvl="3" w:tentative="1">
+      <w:start w:val="1"/>
+      <w:numFmt w:val="bullet"/>
+      <w:lvlText w:val=""/>
+      <w:lvlJc w:val="left"/>
+      <w:pPr>
+        <w:tabs>
+          <w:tab w:val="num" w:pos="2880"/>
+        </w:tabs>
+        <w:ind w:left="2880" w:hanging="360"/>
+      </w:pPr>
+      <w:rPr>
+        <w:rFonts w:ascii="Wingdings" w:hAnsi="Wingdings" w:hint="default"/>
+        <w:sz w:val="20"/>
+      </w:rPr>
+    </w:lvl>
+    <w:lvl w:ilvl="4" w:tentative="1">
+      <w:start w:val="1"/>
+      <w:numFmt w:val="bullet"/>
+      <w:lvlText w:val=""/>
+      <w:lvlJc w:val="left"/>
+      <w:pPr>
+        <w:tabs>
+          <w:tab w:val="num" w:pos="3600"/>
+        </w:tabs>
+        <w:ind w:left="3600" w:hanging="360"/>
+      </w:pPr>
+      <w:rPr>
+        <w:rFonts w:ascii="Wingdings" w:hAnsi="Wingdings" w:hint="default"/>
+        <w:sz w:val="20"/>
+      </w:rPr>
+    </w:lvl>
+    <w:lvl w:ilvl="5" w:tentative="1">
+      <w:start w:val="1"/>
+      <w:numFmt w:val="bullet"/>
+      <w:lvlText w:val=""/>
+      <w:lvlJc w:val="left"/>
+      <w:pPr>
+        <w:tabs>
+          <w:tab w:val="num" w:pos="4320"/>
+        </w:tabs>
+        <w:ind w:left="4320" w:hanging="360"/>
+      </w:pPr>
+      <w:rPr>
+        <w:rFonts w:ascii="Wingdings" w:hAnsi="Wingdings" w:hint="default"/>
+        <w:sz w:val="20"/>
+      </w:rPr>
+    </w:lvl>
+    <w:lvl w:ilvl="6" w:tentative="1">
+      <w:start w:val="1"/>
+      <w:numFmt w:val="bullet"/>
+      <w:lvlText w:val=""/>
+      <w:lvlJc w:val="left"/>
+      <w:pPr>
+        <w:tabs>
+          <w:tab w:val="num" w:pos="5040"/>
+        </w:tabs>
+        <w:ind w:left="5040" w:hanging="360"/>
+      </w:pPr>
+      <w:rPr>
+        <w:rFonts w:ascii="Wingdings" w:hAnsi="Wingdings" w:hint="default"/>
+        <w:sz w:val="20"/>
+      </w:rPr>
+    </w:lvl>
+    <w:lvl w:ilvl="7" w:tentative="1">
+      <w:start w:val="1"/>
+      <w:numFmt w:val="bullet"/>
+      <w:lvlText w:val=""/>
+      <w:lvlJc w:val="left"/>
+      <w:pPr>
+        <w:tabs>
+          <w:tab w:val="num" w:pos="5760"/>
+        </w:tabs>
+        <w:ind w:left="5760" w:hanging="360"/>
+      </w:pPr>
+      <w:rPr>
+        <w:rFonts w:ascii="Wingdings" w:hAnsi="Wingdings" w:hint="default"/>
+        <w:sz w:val="20"/>
+      </w:rPr>
+    </w:lvl>
+    <w:lvl w:ilvl="8" w:tentative="1">
+      <w:start w:val="1"/>
+      <w:numFmt w:val="bullet"/>
+      <w:lvlText w:val=""/>
+      <w:lvlJc w:val="left"/>
+      <w:pPr>
+        <w:tabs>
+          <w:tab w:val="num" w:pos="6480"/>
+        </w:tabs>
+        <w:ind w:left="6480" w:hanging="360"/>
+      </w:pPr>
+      <w:rPr>
+        <w:rFonts w:ascii="Wingdings" w:hAnsi="Wingdings" w:hint="default"/>
+        <w:sz w:val="20"/>
+      </w:rPr>
+    </w:lvl>
+  </w:abstractNum>
+  <w:abstractNum w:abstractNumId="15" w15:restartNumberingAfterBreak="0">
+    <w:nsid w:val="34D2280E"/>
+    <w:multiLevelType w:val="hybridMultilevel"/>
+    <w:tmpl w:val="AECC343A"/>
+    <w:lvl w:ilvl="0" w:tplc="FFFFFFFF">
+      <w:start w:val="1"/>
+      <w:numFmt w:val="decimal"/>
+      <w:lvlText w:val="%1)"/>
+      <w:lvlJc w:val="left"/>
+      <w:pPr>
+        <w:ind w:left="720" w:hanging="360"/>
+      </w:pPr>
+      <w:rPr>
+        <w:rFonts w:hint="default"/>
+      </w:rPr>
+    </w:lvl>
+    <w:lvl w:ilvl="1" w:tplc="FFFFFFFF" w:tentative="1">
+      <w:start w:val="1"/>
+      <w:numFmt w:val="lowerLetter"/>
+      <w:lvlText w:val="%2."/>
+      <w:lvlJc w:val="left"/>
+      <w:pPr>
+        <w:ind w:left="1440" w:hanging="360"/>
+      </w:pPr>
+    </w:lvl>
+    <w:lvl w:ilvl="2" w:tplc="FFFFFFFF" w:tentative="1">
+      <w:start w:val="1"/>
+      <w:numFmt w:val="lowerRoman"/>
+      <w:lvlText w:val="%3."/>
+      <w:lvlJc w:val="right"/>
+      <w:pPr>
+        <w:ind w:left="2160" w:hanging="180"/>
+      </w:pPr>
+    </w:lvl>
+    <w:lvl w:ilvl="3" w:tplc="FFFFFFFF" w:tentative="1">
+      <w:start w:val="1"/>
+      <w:numFmt w:val="decimal"/>
+      <w:lvlText w:val="%4."/>
+      <w:lvlJc w:val="left"/>
+      <w:pPr>
+        <w:ind w:left="2880" w:hanging="360"/>
+      </w:pPr>
+    </w:lvl>
+    <w:lvl w:ilvl="4" w:tplc="FFFFFFFF" w:tentative="1">
+      <w:start w:val="1"/>
+      <w:numFmt w:val="lowerLetter"/>
+      <w:lvlText w:val="%5."/>
+      <w:lvlJc w:val="left"/>
+      <w:pPr>
+        <w:ind w:left="3600" w:hanging="360"/>
+      </w:pPr>
+    </w:lvl>
+    <w:lvl w:ilvl="5" w:tplc="FFFFFFFF" w:tentative="1">
+      <w:start w:val="1"/>
+      <w:numFmt w:val="lowerRoman"/>
+      <w:lvlText w:val="%6."/>
+      <w:lvlJc w:val="right"/>
+      <w:pPr>
+        <w:ind w:left="4320" w:hanging="180"/>
+      </w:pPr>
+    </w:lvl>
+    <w:lvl w:ilvl="6" w:tplc="FFFFFFFF" w:tentative="1">
+      <w:start w:val="1"/>
+      <w:numFmt w:val="decimal"/>
+      <w:lvlText w:val="%7."/>
+      <w:lvlJc w:val="left"/>
+      <w:pPr>
+        <w:ind w:left="5040" w:hanging="360"/>
+      </w:pPr>
+    </w:lvl>
+    <w:lvl w:ilvl="7" w:tplc="FFFFFFFF" w:tentative="1">
+      <w:start w:val="1"/>
+      <w:numFmt w:val="lowerLetter"/>
+      <w:lvlText w:val="%8."/>
+      <w:lvlJc w:val="left"/>
+      <w:pPr>
+        <w:ind w:left="5760" w:hanging="360"/>
+      </w:pPr>
+    </w:lvl>
+    <w:lvl w:ilvl="8" w:tplc="FFFFFFFF" w:tentative="1">
+      <w:start w:val="1"/>
+      <w:numFmt w:val="lowerRoman"/>
+      <w:lvlText w:val="%9."/>
+      <w:lvlJc w:val="right"/>
+      <w:pPr>
+        <w:ind w:left="6480" w:hanging="180"/>
+      </w:pPr>
+    </w:lvl>
+  </w:abstractNum>
+  <w:abstractNum w:abstractNumId="16" w15:restartNumberingAfterBreak="0">
+    <w:nsid w:val="41D12772"/>
+    <w:multiLevelType w:val="multilevel"/>
+    <w:tmpl w:val="F4946CEC"/>
+    <w:lvl w:ilvl="0">
+      <w:start w:val="1"/>
+      <w:numFmt w:val="bullet"/>
+      <w:lvlText w:val=""/>
+      <w:lvlJc w:val="left"/>
+      <w:pPr>
+        <w:tabs>
+          <w:tab w:val="num" w:pos="720"/>
+        </w:tabs>
+        <w:ind w:left="720" w:hanging="360"/>
+      </w:pPr>
+      <w:rPr>
+        <w:rFonts w:ascii="Symbol" w:hAnsi="Symbol" w:hint="default"/>
+        <w:sz w:val="20"/>
+      </w:rPr>
+    </w:lvl>
+    <w:lvl w:ilvl="1" w:tentative="1">
+      <w:start w:val="1"/>
+      <w:numFmt w:val="bullet"/>
+      <w:lvlText w:val="o"/>
+      <w:lvlJc w:val="left"/>
+      <w:pPr>
+        <w:tabs>
+          <w:tab w:val="num" w:pos="1440"/>
+        </w:tabs>
+        <w:ind w:left="1440" w:hanging="360"/>
+      </w:pPr>
+      <w:rPr>
+        <w:rFonts w:ascii="Courier New" w:hAnsi="Courier New" w:hint="default"/>
+        <w:sz w:val="20"/>
+      </w:rPr>
+    </w:lvl>
+    <w:lvl w:ilvl="2" w:tentative="1">
+      <w:start w:val="1"/>
+      <w:numFmt w:val="bullet"/>
+      <w:lvlText w:val=""/>
+      <w:lvlJc w:val="left"/>
+      <w:pPr>
+        <w:tabs>
+          <w:tab w:val="num" w:pos="2160"/>
+        </w:tabs>
+        <w:ind w:left="2160" w:hanging="360"/>
+      </w:pPr>
+      <w:rPr>
+        <w:rFonts w:ascii="Wingdings" w:hAnsi="Wingdings" w:hint="default"/>
+        <w:sz w:val="20"/>
+      </w:rPr>
+    </w:lvl>
+    <w:lvl w:ilvl="3" w:tentative="1">
+      <w:start w:val="1"/>
+      <w:numFmt w:val="bullet"/>
+      <w:lvlText w:val=""/>
+      <w:lvlJc w:val="left"/>
+      <w:pPr>
+        <w:tabs>
+          <w:tab w:val="num" w:pos="2880"/>
+        </w:tabs>
+        <w:ind w:left="2880" w:hanging="360"/>
+      </w:pPr>
+      <w:rPr>
+        <w:rFonts w:ascii="Wingdings" w:hAnsi="Wingdings" w:hint="default"/>
+        <w:sz w:val="20"/>
+      </w:rPr>
+    </w:lvl>
+    <w:lvl w:ilvl="4" w:tentative="1">
+      <w:start w:val="1"/>
+      <w:numFmt w:val="bullet"/>
+      <w:lvlText w:val=""/>
+      <w:lvlJc w:val="left"/>
+      <w:pPr>
+        <w:tabs>
+          <w:tab w:val="num" w:pos="3600"/>
+        </w:tabs>
+        <w:ind w:left="3600" w:hanging="360"/>
+      </w:pPr>
+      <w:rPr>
+        <w:rFonts w:ascii="Wingdings" w:hAnsi="Wingdings" w:hint="default"/>
+        <w:sz w:val="20"/>
+      </w:rPr>
+    </w:lvl>
+    <w:lvl w:ilvl="5" w:tentative="1">
+      <w:start w:val="1"/>
+      <w:numFmt w:val="bullet"/>
+      <w:lvlText w:val=""/>
+      <w:lvlJc w:val="left"/>
+      <w:pPr>
+        <w:tabs>
+          <w:tab w:val="num" w:pos="4320"/>
+        </w:tabs>
+        <w:ind w:left="4320" w:hanging="360"/>
+      </w:pPr>
+      <w:rPr>
+        <w:rFonts w:ascii="Wingdings" w:hAnsi="Wingdings" w:hint="default"/>
+        <w:sz w:val="20"/>
+      </w:rPr>
+    </w:lvl>
+    <w:lvl w:ilvl="6" w:tentative="1">
+      <w:start w:val="1"/>
+      <w:numFmt w:val="bullet"/>
+      <w:lvlText w:val=""/>
+      <w:lvlJc w:val="left"/>
+      <w:pPr>
+        <w:tabs>
+          <w:tab w:val="num" w:pos="5040"/>
+        </w:tabs>
+        <w:ind w:left="5040" w:hanging="360"/>
+      </w:pPr>
+      <w:rPr>
+        <w:rFonts w:ascii="Wingdings" w:hAnsi="Wingdings" w:hint="default"/>
+        <w:sz w:val="20"/>
+      </w:rPr>
+    </w:lvl>
+    <w:lvl w:ilvl="7" w:tentative="1">
+      <w:start w:val="1"/>
+      <w:numFmt w:val="bullet"/>
+      <w:lvlText w:val=""/>
+      <w:lvlJc w:val="left"/>
+      <w:pPr>
+        <w:tabs>
+          <w:tab w:val="num" w:pos="5760"/>
+        </w:tabs>
+        <w:ind w:left="5760" w:hanging="360"/>
+      </w:pPr>
+      <w:rPr>
+        <w:rFonts w:ascii="Wingdings" w:hAnsi="Wingdings" w:hint="default"/>
+        <w:sz w:val="20"/>
+      </w:rPr>
+    </w:lvl>
+    <w:lvl w:ilvl="8" w:tentative="1">
+      <w:start w:val="1"/>
+      <w:numFmt w:val="bullet"/>
+      <w:lvlText w:val=""/>
+      <w:lvlJc w:val="left"/>
+      <w:pPr>
+        <w:tabs>
+          <w:tab w:val="num" w:pos="6480"/>
+        </w:tabs>
+        <w:ind w:left="6480" w:hanging="360"/>
+      </w:pPr>
+      <w:rPr>
+        <w:rFonts w:ascii="Wingdings" w:hAnsi="Wingdings" w:hint="default"/>
+        <w:sz w:val="20"/>
+      </w:rPr>
+    </w:lvl>
+  </w:abstractNum>
+  <w:abstractNum w:abstractNumId="17" w15:restartNumberingAfterBreak="0">
+    <w:nsid w:val="460629CE"/>
+    <w:multiLevelType w:val="multilevel"/>
+    <w:tmpl w:val="1C80D81A"/>
+    <w:lvl w:ilvl="0">
+      <w:start w:val="1"/>
+      <w:numFmt w:val="bullet"/>
+      <w:lvlText w:val=""/>
+      <w:lvlJc w:val="left"/>
+      <w:pPr>
+        <w:tabs>
+          <w:tab w:val="num" w:pos="720"/>
+        </w:tabs>
+        <w:ind w:left="720" w:hanging="360"/>
+      </w:pPr>
+      <w:rPr>
+        <w:rFonts w:ascii="Symbol" w:hAnsi="Symbol" w:hint="default"/>
+        <w:sz w:val="20"/>
+      </w:rPr>
+    </w:lvl>
+    <w:lvl w:ilvl="1">
+      <w:start w:val="1"/>
+      <w:numFmt w:val="bullet"/>
+      <w:lvlText w:val="o"/>
+      <w:lvlJc w:val="left"/>
+      <w:pPr>
+        <w:tabs>
+          <w:tab w:val="num" w:pos="1440"/>
+        </w:tabs>
+        <w:ind w:left="1440" w:hanging="360"/>
+      </w:pPr>
+      <w:rPr>
+        <w:rFonts w:ascii="Courier New" w:hAnsi="Courier New" w:hint="default"/>
+        <w:sz w:val="20"/>
+      </w:rPr>
+    </w:lvl>
+    <w:lvl w:ilvl="2" w:tentative="1">
+      <w:start w:val="1"/>
+      <w:numFmt w:val="bullet"/>
+      <w:lvlText w:val=""/>
+      <w:lvlJc w:val="left"/>
+      <w:pPr>
+        <w:tabs>
+          <w:tab w:val="num" w:pos="2160"/>
+        </w:tabs>
+        <w:ind w:left="2160" w:hanging="360"/>
+      </w:pPr>
+      <w:rPr>
+        <w:rFonts w:ascii="Wingdings" w:hAnsi="Wingdings" w:hint="default"/>
+        <w:sz w:val="20"/>
+      </w:rPr>
+    </w:lvl>
+    <w:lvl w:ilvl="3" w:tentative="1">
+      <w:start w:val="1"/>
+      <w:numFmt w:val="bullet"/>
+      <w:lvlText w:val=""/>
+      <w:lvlJc w:val="left"/>
+      <w:pPr>
+        <w:tabs>
+          <w:tab w:val="num" w:pos="2880"/>
+        </w:tabs>
+        <w:ind w:left="2880" w:hanging="360"/>
+      </w:pPr>
+      <w:rPr>
+        <w:rFonts w:ascii="Wingdings" w:hAnsi="Wingdings" w:hint="default"/>
+        <w:sz w:val="20"/>
+      </w:rPr>
+    </w:lvl>
+    <w:lvl w:ilvl="4" w:tentative="1">
+      <w:start w:val="1"/>
+      <w:numFmt w:val="bullet"/>
+      <w:lvlText w:val=""/>
+      <w:lvlJc w:val="left"/>
+      <w:pPr>
+        <w:tabs>
+          <w:tab w:val="num" w:pos="3600"/>
+        </w:tabs>
+        <w:ind w:left="3600" w:hanging="360"/>
+      </w:pPr>
+      <w:rPr>
+        <w:rFonts w:ascii="Wingdings" w:hAnsi="Wingdings" w:hint="default"/>
+        <w:sz w:val="20"/>
+      </w:rPr>
+    </w:lvl>
+    <w:lvl w:ilvl="5" w:tentative="1">
+      <w:start w:val="1"/>
+      <w:numFmt w:val="bullet"/>
+      <w:lvlText w:val=""/>
+      <w:lvlJc w:val="left"/>
+      <w:pPr>
+        <w:tabs>
+          <w:tab w:val="num" w:pos="4320"/>
+        </w:tabs>
+        <w:ind w:left="4320" w:hanging="360"/>
+      </w:pPr>
+      <w:rPr>
+        <w:rFonts w:ascii="Wingdings" w:hAnsi="Wingdings" w:hint="default"/>
+        <w:sz w:val="20"/>
+      </w:rPr>
+    </w:lvl>
+    <w:lvl w:ilvl="6" w:tentative="1">
+      <w:start w:val="1"/>
+      <w:numFmt w:val="bullet"/>
+      <w:lvlText w:val=""/>
+      <w:lvlJc w:val="left"/>
+      <w:pPr>
+        <w:tabs>
+          <w:tab w:val="num" w:pos="5040"/>
+        </w:tabs>
+        <w:ind w:left="5040" w:hanging="360"/>
+      </w:pPr>
+      <w:rPr>
+        <w:rFonts w:ascii="Wingdings" w:hAnsi="Wingdings" w:hint="default"/>
+        <w:sz w:val="20"/>
+      </w:rPr>
+    </w:lvl>
+    <w:lvl w:ilvl="7" w:tentative="1">
+      <w:start w:val="1"/>
+      <w:numFmt w:val="bullet"/>
+      <w:lvlText w:val=""/>
+      <w:lvlJc w:val="left"/>
+      <w:pPr>
+        <w:tabs>
+          <w:tab w:val="num" w:pos="5760"/>
+        </w:tabs>
+        <w:ind w:left="5760" w:hanging="360"/>
+      </w:pPr>
+      <w:rPr>
+        <w:rFonts w:ascii="Wingdings" w:hAnsi="Wingdings" w:hint="default"/>
+        <w:sz w:val="20"/>
+      </w:rPr>
+    </w:lvl>
+    <w:lvl w:ilvl="8" w:tentative="1">
+      <w:start w:val="1"/>
+      <w:numFmt w:val="bullet"/>
+      <w:lvlText w:val=""/>
+      <w:lvlJc w:val="left"/>
+      <w:pPr>
+        <w:tabs>
+          <w:tab w:val="num" w:pos="6480"/>
+        </w:tabs>
+        <w:ind w:left="6480" w:hanging="360"/>
+      </w:pPr>
+      <w:rPr>
+        <w:rFonts w:ascii="Wingdings" w:hAnsi="Wingdings" w:hint="default"/>
+        <w:sz w:val="20"/>
+      </w:rPr>
+    </w:lvl>
+  </w:abstractNum>
+  <w:abstractNum w:abstractNumId="18" w15:restartNumberingAfterBreak="0">
+    <w:nsid w:val="4BEF5364"/>
+    <w:multiLevelType w:val="multilevel"/>
+    <w:tmpl w:val="F2C66070"/>
+    <w:lvl w:ilvl="0">
+      <w:start w:val="1"/>
+      <w:numFmt w:val="bullet"/>
+      <w:lvlText w:val=""/>
+      <w:lvlJc w:val="left"/>
+      <w:pPr>
+        <w:tabs>
+          <w:tab w:val="num" w:pos="720"/>
+        </w:tabs>
+        <w:ind w:left="720" w:hanging="360"/>
+      </w:pPr>
+      <w:rPr>
+        <w:rFonts w:ascii="Symbol" w:hAnsi="Symbol" w:hint="default"/>
+        <w:sz w:val="20"/>
+      </w:rPr>
+    </w:lvl>
+    <w:lvl w:ilvl="1" w:tentative="1">
+      <w:start w:val="1"/>
+      <w:numFmt w:val="bullet"/>
+      <w:lvlText w:val="o"/>
+      <w:lvlJc w:val="left"/>
+      <w:pPr>
+        <w:tabs>
+          <w:tab w:val="num" w:pos="1440"/>
+        </w:tabs>
+        <w:ind w:left="1440" w:hanging="360"/>
+      </w:pPr>
+      <w:rPr>
+        <w:rFonts w:ascii="Courier New" w:hAnsi="Courier New" w:hint="default"/>
+        <w:sz w:val="20"/>
+      </w:rPr>
+    </w:lvl>
+    <w:lvl w:ilvl="2" w:tentative="1">
+      <w:start w:val="1"/>
+      <w:numFmt w:val="bullet"/>
+      <w:lvlText w:val=""/>
+      <w:lvlJc w:val="left"/>
+      <w:pPr>
+        <w:tabs>
+          <w:tab w:val="num" w:pos="2160"/>
+        </w:tabs>
+        <w:ind w:left="2160" w:hanging="360"/>
+      </w:pPr>
+      <w:rPr>
+        <w:rFonts w:ascii="Wingdings" w:hAnsi="Wingdings" w:hint="default"/>
+        <w:sz w:val="20"/>
+      </w:rPr>
+    </w:lvl>
+    <w:lvl w:ilvl="3" w:tentative="1">
+      <w:start w:val="1"/>
+      <w:numFmt w:val="bullet"/>
+      <w:lvlText w:val=""/>
+      <w:lvlJc w:val="left"/>
+      <w:pPr>
+        <w:tabs>
+          <w:tab w:val="num" w:pos="2880"/>
+        </w:tabs>
+        <w:ind w:left="2880" w:hanging="360"/>
+      </w:pPr>
+      <w:rPr>
+        <w:rFonts w:ascii="Wingdings" w:hAnsi="Wingdings" w:hint="default"/>
+        <w:sz w:val="20"/>
+      </w:rPr>
+    </w:lvl>
+    <w:lvl w:ilvl="4" w:tentative="1">
+      <w:start w:val="1"/>
+      <w:numFmt w:val="bullet"/>
+      <w:lvlText w:val=""/>
+      <w:lvlJc w:val="left"/>
+      <w:pPr>
+        <w:tabs>
+          <w:tab w:val="num" w:pos="3600"/>
+        </w:tabs>
+        <w:ind w:left="3600" w:hanging="360"/>
+      </w:pPr>
+      <w:rPr>
+        <w:rFonts w:ascii="Wingdings" w:hAnsi="Wingdings" w:hint="default"/>
+        <w:sz w:val="20"/>
+      </w:rPr>
+    </w:lvl>
+    <w:lvl w:ilvl="5" w:tentative="1">
+      <w:start w:val="1"/>
+      <w:numFmt w:val="bullet"/>
+      <w:lvlText w:val=""/>
+      <w:lvlJc w:val="left"/>
+      <w:pPr>
+        <w:tabs>
+          <w:tab w:val="num" w:pos="4320"/>
+        </w:tabs>
+        <w:ind w:left="4320" w:hanging="360"/>
+      </w:pPr>
+      <w:rPr>
+        <w:rFonts w:ascii="Wingdings" w:hAnsi="Wingdings" w:hint="default"/>
+        <w:sz w:val="20"/>
+      </w:rPr>
+    </w:lvl>
+    <w:lvl w:ilvl="6" w:tentative="1">
+      <w:start w:val="1"/>
+      <w:numFmt w:val="bullet"/>
+      <w:lvlText w:val=""/>
+      <w:lvlJc w:val="left"/>
+      <w:pPr>
+        <w:tabs>
+          <w:tab w:val="num" w:pos="5040"/>
+        </w:tabs>
+        <w:ind w:left="5040" w:hanging="360"/>
+      </w:pPr>
+      <w:rPr>
+        <w:rFonts w:ascii="Wingdings" w:hAnsi="Wingdings" w:hint="default"/>
+        <w:sz w:val="20"/>
+      </w:rPr>
+    </w:lvl>
+    <w:lvl w:ilvl="7" w:tentative="1">
+      <w:start w:val="1"/>
+      <w:numFmt w:val="bullet"/>
+      <w:lvlText w:val=""/>
+      <w:lvlJc w:val="left"/>
+      <w:pPr>
+        <w:tabs>
+          <w:tab w:val="num" w:pos="5760"/>
+        </w:tabs>
+        <w:ind w:left="5760" w:hanging="360"/>
+      </w:pPr>
+      <w:rPr>
+        <w:rFonts w:ascii="Wingdings" w:hAnsi="Wingdings" w:hint="default"/>
+        <w:sz w:val="20"/>
+      </w:rPr>
+    </w:lvl>
+    <w:lvl w:ilvl="8" w:tentative="1">
+      <w:start w:val="1"/>
+      <w:numFmt w:val="bullet"/>
+      <w:lvlText w:val=""/>
+      <w:lvlJc w:val="left"/>
+      <w:pPr>
+        <w:tabs>
+          <w:tab w:val="num" w:pos="6480"/>
+        </w:tabs>
+        <w:ind w:left="6480" w:hanging="360"/>
+      </w:pPr>
+      <w:rPr>
+        <w:rFonts w:ascii="Wingdings" w:hAnsi="Wingdings" w:hint="default"/>
+        <w:sz w:val="20"/>
+      </w:rPr>
+    </w:lvl>
+  </w:abstractNum>
+  <w:abstractNum w:abstractNumId="19" w15:restartNumberingAfterBreak="0">
     <w:nsid w:val="530117B4"/>
     <w:multiLevelType w:val="hybridMultilevel"/>
     <w:tmpl w:val="19809AD2"/>
@@ -3441,7 +7355,7 @@
       </w:pPr>
     </w:lvl>
   </w:abstractNum>
-  <w:abstractNum w:abstractNumId="11" w15:restartNumberingAfterBreak="0">
+  <w:abstractNum w:abstractNumId="20" w15:restartNumberingAfterBreak="0">
     <w:nsid w:val="55130A8E"/>
     <w:multiLevelType w:val="hybridMultilevel"/>
     <w:tmpl w:val="CDEC9296"/>
@@ -3554,7 +7468,7 @@
       </w:rPr>
     </w:lvl>
   </w:abstractNum>
-  <w:abstractNum w:abstractNumId="12" w15:restartNumberingAfterBreak="0">
+  <w:abstractNum w:abstractNumId="21" w15:restartNumberingAfterBreak="0">
     <w:nsid w:val="56CB7AF8"/>
     <w:multiLevelType w:val="hybridMultilevel"/>
     <w:tmpl w:val="FC32D0A2"/>
@@ -3642,7 +7556,7 @@
       </w:pPr>
     </w:lvl>
   </w:abstractNum>
-  <w:abstractNum w:abstractNumId="13" w15:restartNumberingAfterBreak="0">
+  <w:abstractNum w:abstractNumId="22" w15:restartNumberingAfterBreak="0">
     <w:nsid w:val="60FD272B"/>
     <w:multiLevelType w:val="hybridMultilevel"/>
     <w:tmpl w:val="E848CFAC"/>
@@ -3730,7 +7644,96 @@
       </w:pPr>
     </w:lvl>
   </w:abstractNum>
-  <w:abstractNum w:abstractNumId="14" w15:restartNumberingAfterBreak="0">
+  <w:abstractNum w:abstractNumId="23" w15:restartNumberingAfterBreak="0">
+    <w:nsid w:val="622C7DA7"/>
+    <w:multiLevelType w:val="hybridMultilevel"/>
+    <w:tmpl w:val="AECC343A"/>
+    <w:lvl w:ilvl="0" w:tplc="04130011">
+      <w:start w:val="1"/>
+      <w:numFmt w:val="decimal"/>
+      <w:lvlText w:val="%1)"/>
+      <w:lvlJc w:val="left"/>
+      <w:pPr>
+        <w:ind w:left="720" w:hanging="360"/>
+      </w:pPr>
+      <w:rPr>
+        <w:rFonts w:hint="default"/>
+      </w:rPr>
+    </w:lvl>
+    <w:lvl w:ilvl="1" w:tplc="04130019" w:tentative="1">
+      <w:start w:val="1"/>
+      <w:numFmt w:val="lowerLetter"/>
+      <w:lvlText w:val="%2."/>
+      <w:lvlJc w:val="left"/>
+      <w:pPr>
+        <w:ind w:left="1440" w:hanging="360"/>
+      </w:pPr>
+    </w:lvl>
+    <w:lvl w:ilvl="2" w:tplc="0413001B" w:tentative="1">
+      <w:start w:val="1"/>
+      <w:numFmt w:val="lowerRoman"/>
+      <w:lvlText w:val="%3."/>
+      <w:lvlJc w:val="right"/>
+      <w:pPr>
+        <w:ind w:left="2160" w:hanging="180"/>
+      </w:pPr>
+    </w:lvl>
+    <w:lvl w:ilvl="3" w:tplc="0413000F" w:tentative="1">
+      <w:start w:val="1"/>
+      <w:numFmt w:val="decimal"/>
+      <w:lvlText w:val="%4."/>
+      <w:lvlJc w:val="left"/>
+      <w:pPr>
+        <w:ind w:left="2880" w:hanging="360"/>
+      </w:pPr>
+    </w:lvl>
+    <w:lvl w:ilvl="4" w:tplc="04130019" w:tentative="1">
+      <w:start w:val="1"/>
+      <w:numFmt w:val="lowerLetter"/>
+      <w:lvlText w:val="%5."/>
+      <w:lvlJc w:val="left"/>
+      <w:pPr>
+        <w:ind w:left="3600" w:hanging="360"/>
+      </w:pPr>
+    </w:lvl>
+    <w:lvl w:ilvl="5" w:tplc="0413001B" w:tentative="1">
+      <w:start w:val="1"/>
+      <w:numFmt w:val="lowerRoman"/>
+      <w:lvlText w:val="%6."/>
+      <w:lvlJc w:val="right"/>
+      <w:pPr>
+        <w:ind w:left="4320" w:hanging="180"/>
+      </w:pPr>
+    </w:lvl>
+    <w:lvl w:ilvl="6" w:tplc="0413000F" w:tentative="1">
+      <w:start w:val="1"/>
+      <w:numFmt w:val="decimal"/>
+      <w:lvlText w:val="%7."/>
+      <w:lvlJc w:val="left"/>
+      <w:pPr>
+        <w:ind w:left="5040" w:hanging="360"/>
+      </w:pPr>
+    </w:lvl>
+    <w:lvl w:ilvl="7" w:tplc="04130019" w:tentative="1">
+      <w:start w:val="1"/>
+      <w:numFmt w:val="lowerLetter"/>
+      <w:lvlText w:val="%8."/>
+      <w:lvlJc w:val="left"/>
+      <w:pPr>
+        <w:ind w:left="5760" w:hanging="360"/>
+      </w:pPr>
+    </w:lvl>
+    <w:lvl w:ilvl="8" w:tplc="0413001B" w:tentative="1">
+      <w:start w:val="1"/>
+      <w:numFmt w:val="lowerRoman"/>
+      <w:lvlText w:val="%9."/>
+      <w:lvlJc w:val="right"/>
+      <w:pPr>
+        <w:ind w:left="6480" w:hanging="180"/>
+      </w:pPr>
+    </w:lvl>
+  </w:abstractNum>
+  <w:abstractNum w:abstractNumId="24" w15:restartNumberingAfterBreak="0">
     <w:nsid w:val="66371DD8"/>
     <w:multiLevelType w:val="hybridMultilevel"/>
     <w:tmpl w:val="D08636CC"/>
@@ -3816,6 +7819,155 @@
       <w:pPr>
         <w:ind w:left="6480" w:hanging="180"/>
       </w:pPr>
+    </w:lvl>
+  </w:abstractNum>
+  <w:abstractNum w:abstractNumId="25" w15:restartNumberingAfterBreak="0">
+    <w:nsid w:val="75DC3BC8"/>
+    <w:multiLevelType w:val="multilevel"/>
+    <w:tmpl w:val="3C981FE0"/>
+    <w:lvl w:ilvl="0">
+      <w:start w:val="1"/>
+      <w:numFmt w:val="bullet"/>
+      <w:lvlText w:val=""/>
+      <w:lvlJc w:val="left"/>
+      <w:pPr>
+        <w:tabs>
+          <w:tab w:val="num" w:pos="720"/>
+        </w:tabs>
+        <w:ind w:left="720" w:hanging="360"/>
+      </w:pPr>
+      <w:rPr>
+        <w:rFonts w:ascii="Symbol" w:hAnsi="Symbol" w:hint="default"/>
+        <w:sz w:val="20"/>
+      </w:rPr>
+    </w:lvl>
+    <w:lvl w:ilvl="1" w:tentative="1">
+      <w:start w:val="1"/>
+      <w:numFmt w:val="bullet"/>
+      <w:lvlText w:val="o"/>
+      <w:lvlJc w:val="left"/>
+      <w:pPr>
+        <w:tabs>
+          <w:tab w:val="num" w:pos="1440"/>
+        </w:tabs>
+        <w:ind w:left="1440" w:hanging="360"/>
+      </w:pPr>
+      <w:rPr>
+        <w:rFonts w:ascii="Courier New" w:hAnsi="Courier New" w:hint="default"/>
+        <w:sz w:val="20"/>
+      </w:rPr>
+    </w:lvl>
+    <w:lvl w:ilvl="2" w:tentative="1">
+      <w:start w:val="1"/>
+      <w:numFmt w:val="bullet"/>
+      <w:lvlText w:val=""/>
+      <w:lvlJc w:val="left"/>
+      <w:pPr>
+        <w:tabs>
+          <w:tab w:val="num" w:pos="2160"/>
+        </w:tabs>
+        <w:ind w:left="2160" w:hanging="360"/>
+      </w:pPr>
+      <w:rPr>
+        <w:rFonts w:ascii="Wingdings" w:hAnsi="Wingdings" w:hint="default"/>
+        <w:sz w:val="20"/>
+      </w:rPr>
+    </w:lvl>
+    <w:lvl w:ilvl="3" w:tentative="1">
+      <w:start w:val="1"/>
+      <w:numFmt w:val="bullet"/>
+      <w:lvlText w:val=""/>
+      <w:lvlJc w:val="left"/>
+      <w:pPr>
+        <w:tabs>
+          <w:tab w:val="num" w:pos="2880"/>
+        </w:tabs>
+        <w:ind w:left="2880" w:hanging="360"/>
+      </w:pPr>
+      <w:rPr>
+        <w:rFonts w:ascii="Wingdings" w:hAnsi="Wingdings" w:hint="default"/>
+        <w:sz w:val="20"/>
+      </w:rPr>
+    </w:lvl>
+    <w:lvl w:ilvl="4" w:tentative="1">
+      <w:start w:val="1"/>
+      <w:numFmt w:val="bullet"/>
+      <w:lvlText w:val=""/>
+      <w:lvlJc w:val="left"/>
+      <w:pPr>
+        <w:tabs>
+          <w:tab w:val="num" w:pos="3600"/>
+        </w:tabs>
+        <w:ind w:left="3600" w:hanging="360"/>
+      </w:pPr>
+      <w:rPr>
+        <w:rFonts w:ascii="Wingdings" w:hAnsi="Wingdings" w:hint="default"/>
+        <w:sz w:val="20"/>
+      </w:rPr>
+    </w:lvl>
+    <w:lvl w:ilvl="5" w:tentative="1">
+      <w:start w:val="1"/>
+      <w:numFmt w:val="bullet"/>
+      <w:lvlText w:val=""/>
+      <w:lvlJc w:val="left"/>
+      <w:pPr>
+        <w:tabs>
+          <w:tab w:val="num" w:pos="4320"/>
+        </w:tabs>
+        <w:ind w:left="4320" w:hanging="360"/>
+      </w:pPr>
+      <w:rPr>
+        <w:rFonts w:ascii="Wingdings" w:hAnsi="Wingdings" w:hint="default"/>
+        <w:sz w:val="20"/>
+      </w:rPr>
+    </w:lvl>
+    <w:lvl w:ilvl="6" w:tentative="1">
+      <w:start w:val="1"/>
+      <w:numFmt w:val="bullet"/>
+      <w:lvlText w:val=""/>
+      <w:lvlJc w:val="left"/>
+      <w:pPr>
+        <w:tabs>
+          <w:tab w:val="num" w:pos="5040"/>
+        </w:tabs>
+        <w:ind w:left="5040" w:hanging="360"/>
+      </w:pPr>
+      <w:rPr>
+        <w:rFonts w:ascii="Wingdings" w:hAnsi="Wingdings" w:hint="default"/>
+        <w:sz w:val="20"/>
+      </w:rPr>
+    </w:lvl>
+    <w:lvl w:ilvl="7" w:tentative="1">
+      <w:start w:val="1"/>
+      <w:numFmt w:val="bullet"/>
+      <w:lvlText w:val=""/>
+      <w:lvlJc w:val="left"/>
+      <w:pPr>
+        <w:tabs>
+          <w:tab w:val="num" w:pos="5760"/>
+        </w:tabs>
+        <w:ind w:left="5760" w:hanging="360"/>
+      </w:pPr>
+      <w:rPr>
+        <w:rFonts w:ascii="Wingdings" w:hAnsi="Wingdings" w:hint="default"/>
+        <w:sz w:val="20"/>
+      </w:rPr>
+    </w:lvl>
+    <w:lvl w:ilvl="8" w:tentative="1">
+      <w:start w:val="1"/>
+      <w:numFmt w:val="bullet"/>
+      <w:lvlText w:val=""/>
+      <w:lvlJc w:val="left"/>
+      <w:pPr>
+        <w:tabs>
+          <w:tab w:val="num" w:pos="6480"/>
+        </w:tabs>
+        <w:ind w:left="6480" w:hanging="360"/>
+      </w:pPr>
+      <w:rPr>
+        <w:rFonts w:ascii="Wingdings" w:hAnsi="Wingdings" w:hint="default"/>
+        <w:sz w:val="20"/>
+      </w:rPr>
     </w:lvl>
   </w:abstractNum>
   <w:num w:numId="1" w16cid:durableId="2001496871">
@@ -3846,22 +7998,55 @@
     <w:abstractNumId w:val="0"/>
   </w:num>
   <w:num w:numId="10" w16cid:durableId="1909077164">
+    <w:abstractNumId w:val="24"/>
+  </w:num>
+  <w:num w:numId="11" w16cid:durableId="687485324">
+    <w:abstractNumId w:val="21"/>
+  </w:num>
+  <w:num w:numId="12" w16cid:durableId="1518814751">
+    <w:abstractNumId w:val="11"/>
+  </w:num>
+  <w:num w:numId="13" w16cid:durableId="1892035245">
+    <w:abstractNumId w:val="22"/>
+  </w:num>
+  <w:num w:numId="14" w16cid:durableId="986862519">
+    <w:abstractNumId w:val="20"/>
+  </w:num>
+  <w:num w:numId="15" w16cid:durableId="803813526">
+    <w:abstractNumId w:val="19"/>
+  </w:num>
+  <w:num w:numId="16" w16cid:durableId="1185170044">
+    <w:abstractNumId w:val="23"/>
+  </w:num>
+  <w:num w:numId="17" w16cid:durableId="1695426718">
+    <w:abstractNumId w:val="15"/>
+  </w:num>
+  <w:num w:numId="18" w16cid:durableId="384451232">
+    <w:abstractNumId w:val="25"/>
+  </w:num>
+  <w:num w:numId="19" w16cid:durableId="74791948">
+    <w:abstractNumId w:val="13"/>
+  </w:num>
+  <w:num w:numId="20" w16cid:durableId="175315741">
+    <w:abstractNumId w:val="17"/>
+  </w:num>
+  <w:num w:numId="21" w16cid:durableId="233781174">
+    <w:abstractNumId w:val="10"/>
+  </w:num>
+  <w:num w:numId="22" w16cid:durableId="675696203">
+    <w:abstractNumId w:val="9"/>
+  </w:num>
+  <w:num w:numId="23" w16cid:durableId="374041994">
+    <w:abstractNumId w:val="18"/>
+  </w:num>
+  <w:num w:numId="24" w16cid:durableId="1620136816">
+    <w:abstractNumId w:val="12"/>
+  </w:num>
+  <w:num w:numId="25" w16cid:durableId="451243987">
     <w:abstractNumId w:val="14"/>
   </w:num>
-  <w:num w:numId="11" w16cid:durableId="687485324">
-    <w:abstractNumId w:val="12"/>
-  </w:num>
-  <w:num w:numId="12" w16cid:durableId="1518814751">
-    <w:abstractNumId w:val="9"/>
-  </w:num>
-  <w:num w:numId="13" w16cid:durableId="1892035245">
-    <w:abstractNumId w:val="13"/>
-  </w:num>
-  <w:num w:numId="14" w16cid:durableId="986862519">
-    <w:abstractNumId w:val="11"/>
-  </w:num>
-  <w:num w:numId="15" w16cid:durableId="803813526">
-    <w:abstractNumId w:val="10"/>
+  <w:num w:numId="26" w16cid:durableId="326712601">
+    <w:abstractNumId w:val="16"/>
   </w:num>
 </w:numbering>
 </file>
@@ -4472,7 +8657,6 @@
   <w:style w:type="character" w:default="1" w:styleId="DefaultParagraphFont">
     <w:name w:val="Default Paragraph Font"/>
     <w:uiPriority w:val="1"/>
-    <w:semiHidden/>
     <w:unhideWhenUsed/>
   </w:style>
   <w:style w:type="table" w:default="1" w:styleId="TableNormal">
@@ -15272,6 +19456,18 @@
       <w:shd w:val="clear" w:color="auto" w:fill="E1DFDD"/>
     </w:rPr>
   </w:style>
+  <w:style w:type="character" w:styleId="FollowedHyperlink">
+    <w:name w:val="FollowedHyperlink"/>
+    <w:basedOn w:val="DefaultParagraphFont"/>
+    <w:uiPriority w:val="99"/>
+    <w:semiHidden/>
+    <w:unhideWhenUsed/>
+    <w:rsid w:val="00492854"/>
+    <w:rPr>
+      <w:color w:val="800080" w:themeColor="followedHyperlink"/>
+      <w:u w:val="single"/>
+    </w:rPr>
+  </w:style>
 </w:styles>
 </file>
 
